--- a/static/media/Gastonguay_Madeleine_CV_post_internship.docx
+++ b/static/media/Gastonguay_Madeleine_CV_post_internship.docx
@@ -144,16 +144,7 @@
             <w:sz w:val="20"/>
             <w:szCs w:val="20"/>
           </w:rPr>
-          <w:t>https://madeleine-gast</w:t>
-        </w:r>
-        <w:r>
-          <w:rPr>
-            <w:rStyle w:val="Hyperlink"/>
-            <w:rFonts w:ascii="Times New Roman" w:eastAsia="Times New Roman" w:hAnsi="Times New Roman" w:cs="Times New Roman"/>
-            <w:sz w:val="20"/>
-            <w:szCs w:val="20"/>
-          </w:rPr>
-          <w:t>onguay.netlify.app/</w:t>
+          <w:t>https://madeleine-gastonguay.netlify.app/</w:t>
         </w:r>
       </w:hyperlink>
       <w:r>
@@ -188,16 +179,7 @@
             <w:sz w:val="20"/>
             <w:szCs w:val="20"/>
           </w:rPr>
-          <w:t>0000-0002-570</w:t>
-        </w:r>
-        <w:r>
-          <w:rPr>
-            <w:rStyle w:val="Hyperlink"/>
-            <w:rFonts w:ascii="Times New Roman" w:eastAsia="Times New Roman" w:hAnsi="Times New Roman" w:cs="Times New Roman"/>
-            <w:sz w:val="20"/>
-            <w:szCs w:val="20"/>
-          </w:rPr>
-          <w:t>0-8543</w:t>
+          <w:t>0000-0002-5700-8543</w:t>
         </w:r>
       </w:hyperlink>
       <w:r>
@@ -263,7 +245,25 @@
           <w:sz w:val="21"/>
           <w:szCs w:val="21"/>
         </w:rPr>
-        <w:t xml:space="preserve"> with expertise in mechanistic modeling, viral dynamics, </w:t>
+        <w:t xml:space="preserve"> with expertise in mechanistic modeling, viral </w:t>
+      </w:r>
+      <w:r>
+        <w:rPr>
+          <w:rFonts w:ascii="Times New Roman" w:eastAsia="Times New Roman" w:hAnsi="Times New Roman" w:cs="Times New Roman"/>
+          <w:color w:val="000000" w:themeColor="text1"/>
+          <w:sz w:val="21"/>
+          <w:szCs w:val="21"/>
+        </w:rPr>
+        <w:t xml:space="preserve">and immune </w:t>
+      </w:r>
+      <w:r>
+        <w:rPr>
+          <w:rFonts w:ascii="Times New Roman" w:eastAsia="Times New Roman" w:hAnsi="Times New Roman" w:cs="Times New Roman"/>
+          <w:color w:val="000000" w:themeColor="text1"/>
+          <w:sz w:val="21"/>
+          <w:szCs w:val="21"/>
+        </w:rPr>
+        <w:t xml:space="preserve">dynamics, </w:t>
       </w:r>
       <w:r>
         <w:rPr>
@@ -720,18 +720,9 @@
           <w:sz w:val="20"/>
           <w:szCs w:val="20"/>
         </w:rPr>
-        <w:t xml:space="preserve">Bash, </w:t>
-      </w:r>
-      <w:r>
-        <w:rPr>
-          <w:rFonts w:ascii="Times New Roman" w:eastAsia="Times New Roman" w:hAnsi="Times New Roman" w:cs="Times New Roman"/>
-          <w:bCs/>
-          <w:color w:val="000000"/>
-          <w:sz w:val="20"/>
-          <w:szCs w:val="20"/>
-        </w:rPr>
         <w:t>R (</w:t>
       </w:r>
+      <w:proofErr w:type="spellStart"/>
       <w:r>
         <w:rPr>
           <w:rFonts w:ascii="Times New Roman" w:eastAsia="Times New Roman" w:hAnsi="Times New Roman" w:cs="Times New Roman"/>
@@ -744,6 +735,7 @@
         </w:rPr>
         <w:t>tidyverse</w:t>
       </w:r>
+      <w:proofErr w:type="spellEnd"/>
       <w:r>
         <w:rPr>
           <w:rFonts w:ascii="Times New Roman" w:eastAsia="Times New Roman" w:hAnsi="Times New Roman" w:cs="Times New Roman"/>
@@ -754,6 +746,7 @@
         </w:rPr>
         <w:t xml:space="preserve">, </w:t>
       </w:r>
+      <w:proofErr w:type="spellStart"/>
       <w:r>
         <w:rPr>
           <w:rFonts w:ascii="Times New Roman" w:eastAsia="Times New Roman" w:hAnsi="Times New Roman" w:cs="Times New Roman"/>
@@ -766,6 +759,7 @@
         </w:rPr>
         <w:t>mrgsolve</w:t>
       </w:r>
+      <w:proofErr w:type="spellEnd"/>
       <w:r>
         <w:rPr>
           <w:rFonts w:ascii="Times New Roman" w:eastAsia="Times New Roman" w:hAnsi="Times New Roman" w:cs="Times New Roman"/>
@@ -798,6 +792,7 @@
         </w:rPr>
         <w:t xml:space="preserve">, </w:t>
       </w:r>
+      <w:proofErr w:type="spellStart"/>
       <w:r>
         <w:rPr>
           <w:rFonts w:ascii="Times New Roman" w:eastAsia="Times New Roman" w:hAnsi="Times New Roman" w:cs="Times New Roman"/>
@@ -810,6 +805,7 @@
         </w:rPr>
         <w:t>plotly</w:t>
       </w:r>
+      <w:proofErr w:type="spellEnd"/>
       <w:r>
         <w:rPr>
           <w:rFonts w:ascii="Times New Roman" w:eastAsia="Times New Roman" w:hAnsi="Times New Roman" w:cs="Times New Roman"/>
@@ -830,7 +826,63 @@
           <w:sz w:val="20"/>
           <w:szCs w:val="20"/>
         </w:rPr>
-        <w:t xml:space="preserve">), Python, </w:t>
+        <w:t xml:space="preserve">), </w:t>
+      </w:r>
+      <w:proofErr w:type="spellStart"/>
+      <w:r>
+        <w:rPr>
+          <w:rFonts w:ascii="Times New Roman" w:eastAsia="Times New Roman" w:hAnsi="Times New Roman" w:cs="Times New Roman"/>
+          <w:bCs/>
+          <w:color w:val="000000"/>
+          <w:sz w:val="20"/>
+          <w:szCs w:val="20"/>
+        </w:rPr>
+        <w:t>Monolix</w:t>
+      </w:r>
+      <w:proofErr w:type="spellEnd"/>
+      <w:r>
+        <w:rPr>
+          <w:rFonts w:ascii="Times New Roman" w:eastAsia="Times New Roman" w:hAnsi="Times New Roman" w:cs="Times New Roman"/>
+          <w:bCs/>
+          <w:color w:val="000000"/>
+          <w:sz w:val="20"/>
+          <w:szCs w:val="20"/>
+        </w:rPr>
+        <w:t xml:space="preserve"> (</w:t>
+      </w:r>
+      <w:proofErr w:type="spellStart"/>
+      <w:r>
+        <w:rPr>
+          <w:rFonts w:ascii="Times New Roman" w:eastAsia="Times New Roman" w:hAnsi="Times New Roman" w:cs="Times New Roman"/>
+          <w:bCs/>
+          <w:i/>
+          <w:iCs/>
+          <w:color w:val="000000"/>
+          <w:sz w:val="20"/>
+          <w:szCs w:val="20"/>
+        </w:rPr>
+        <w:t>lixoftConnectors</w:t>
+      </w:r>
+      <w:proofErr w:type="spellEnd"/>
+      <w:r>
+        <w:rPr>
+          <w:rFonts w:ascii="Times New Roman" w:eastAsia="Times New Roman" w:hAnsi="Times New Roman" w:cs="Times New Roman"/>
+          <w:bCs/>
+          <w:color w:val="000000"/>
+          <w:sz w:val="20"/>
+          <w:szCs w:val="20"/>
+        </w:rPr>
+        <w:t>)</w:t>
+      </w:r>
+      <w:r>
+        <w:rPr>
+          <w:rFonts w:ascii="Times New Roman" w:eastAsia="Times New Roman" w:hAnsi="Times New Roman" w:cs="Times New Roman"/>
+          <w:bCs/>
+          <w:color w:val="000000"/>
+          <w:sz w:val="20"/>
+          <w:szCs w:val="20"/>
+        </w:rPr>
+        <w:t xml:space="preserve">, </w:t>
       </w:r>
       <w:r>
         <w:rPr>
@@ -850,6 +902,56 @@
           <w:sz w:val="20"/>
           <w:szCs w:val="20"/>
         </w:rPr>
+        <w:t xml:space="preserve"> </w:t>
+      </w:r>
+      <w:r>
+        <w:rPr>
+          <w:rFonts w:ascii="Times New Roman" w:eastAsia="Times New Roman" w:hAnsi="Times New Roman" w:cs="Times New Roman"/>
+          <w:bCs/>
+          <w:color w:val="000000"/>
+          <w:sz w:val="20"/>
+          <w:szCs w:val="20"/>
+        </w:rPr>
+        <w:t>Python</w:t>
+      </w:r>
+      <w:r>
+        <w:rPr>
+          <w:rFonts w:ascii="Times New Roman" w:eastAsia="Times New Roman" w:hAnsi="Times New Roman" w:cs="Times New Roman"/>
+          <w:bCs/>
+          <w:color w:val="000000"/>
+          <w:sz w:val="20"/>
+          <w:szCs w:val="20"/>
+        </w:rPr>
+        <w:t xml:space="preserve">, </w:t>
+      </w:r>
+      <w:r>
+        <w:rPr>
+          <w:rFonts w:ascii="Times New Roman" w:eastAsia="Times New Roman" w:hAnsi="Times New Roman" w:cs="Times New Roman"/>
+          <w:bCs/>
+          <w:color w:val="000000"/>
+          <w:sz w:val="20"/>
+          <w:szCs w:val="20"/>
+        </w:rPr>
+        <w:t>Bash</w:t>
+      </w:r>
+      <w:r>
+        <w:rPr>
+          <w:rFonts w:ascii="Times New Roman" w:eastAsia="Times New Roman" w:hAnsi="Times New Roman" w:cs="Times New Roman"/>
+          <w:bCs/>
+          <w:color w:val="000000"/>
+          <w:sz w:val="20"/>
+          <w:szCs w:val="20"/>
+        </w:rPr>
+        <w:t>,</w:t>
+      </w:r>
+      <w:r>
+        <w:rPr>
+          <w:rFonts w:ascii="Times New Roman" w:eastAsia="Times New Roman" w:hAnsi="Times New Roman" w:cs="Times New Roman"/>
+          <w:bCs/>
+          <w:color w:val="000000"/>
+          <w:sz w:val="20"/>
+          <w:szCs w:val="20"/>
+        </w:rPr>
         <w:t xml:space="preserve"> HPC</w:t>
       </w:r>
       <w:r>
@@ -870,7 +972,7 @@
           <w:sz w:val="20"/>
           <w:szCs w:val="20"/>
         </w:rPr>
-        <w:t xml:space="preserve">, SQL, Monolix, </w:t>
+        <w:t xml:space="preserve">, SQL, </w:t>
       </w:r>
       <w:r>
         <w:rPr>
@@ -1129,7 +1231,27 @@
                 <w:sz w:val="20"/>
                 <w:szCs w:val="20"/>
               </w:rPr>
-              <w:t xml:space="preserve"> &amp; Dr. Feilim Mac Gabhann</w:t>
+              <w:t xml:space="preserve"> &amp; Dr. </w:t>
+            </w:r>
+            <w:proofErr w:type="spellStart"/>
+            <w:r>
+              <w:rPr>
+                <w:rFonts w:ascii="Times New Roman" w:eastAsia="Times New Roman" w:hAnsi="Times New Roman" w:cs="Times New Roman"/>
+                <w:color w:val="000000"/>
+                <w:sz w:val="20"/>
+                <w:szCs w:val="20"/>
+              </w:rPr>
+              <w:t>Feilim</w:t>
+            </w:r>
+            <w:proofErr w:type="spellEnd"/>
+            <w:r>
+              <w:rPr>
+                <w:rFonts w:ascii="Times New Roman" w:eastAsia="Times New Roman" w:hAnsi="Times New Roman" w:cs="Times New Roman"/>
+                <w:color w:val="000000"/>
+                <w:sz w:val="20"/>
+                <w:szCs w:val="20"/>
+              </w:rPr>
+              <w:t xml:space="preserve"> Mac Gabhann</w:t>
             </w:r>
           </w:p>
         </w:tc>
@@ -1189,28 +1311,12 @@
             <w:r>
               <w:rPr>
                 <w:rFonts w:ascii="Times New Roman" w:eastAsia="Times New Roman" w:hAnsi="Times New Roman" w:cs="Times New Roman"/>
-                <w:sz w:val="20"/>
-                <w:szCs w:val="20"/>
-              </w:rPr>
-              <w:t>May 2027 (</w:t>
-            </w:r>
-            <w:r>
-              <w:rPr>
-                <w:rFonts w:ascii="Times New Roman" w:eastAsia="Times New Roman" w:hAnsi="Times New Roman" w:cs="Times New Roman"/>
                 <w:i/>
                 <w:iCs/>
                 <w:sz w:val="20"/>
                 <w:szCs w:val="20"/>
               </w:rPr>
-              <w:t>expected</w:t>
-            </w:r>
-            <w:r>
-              <w:rPr>
-                <w:rFonts w:ascii="Times New Roman" w:eastAsia="Times New Roman" w:hAnsi="Times New Roman" w:cs="Times New Roman"/>
-                <w:sz w:val="20"/>
-                <w:szCs w:val="20"/>
-              </w:rPr>
-              <w:t>)</w:t>
+              <w:t>May 2027 (expected)</w:t>
             </w:r>
           </w:p>
         </w:tc>
@@ -1623,7 +1729,31 @@
                 <w:sz w:val="20"/>
                 <w:szCs w:val="20"/>
               </w:rPr>
-              <w:t>. Alison Hill and Feilim Mac Gabhann</w:t>
+              <w:t xml:space="preserve">. Alison Hill and </w:t>
+            </w:r>
+            <w:proofErr w:type="spellStart"/>
+            <w:r>
+              <w:rPr>
+                <w:rFonts w:ascii="Times New Roman" w:eastAsia="Times New Roman" w:hAnsi="Times New Roman" w:cs="Times New Roman"/>
+                <w:i/>
+                <w:iCs/>
+                <w:color w:val="000000"/>
+                <w:sz w:val="20"/>
+                <w:szCs w:val="20"/>
+              </w:rPr>
+              <w:t>Feilim</w:t>
+            </w:r>
+            <w:proofErr w:type="spellEnd"/>
+            <w:r>
+              <w:rPr>
+                <w:rFonts w:ascii="Times New Roman" w:eastAsia="Times New Roman" w:hAnsi="Times New Roman" w:cs="Times New Roman"/>
+                <w:i/>
+                <w:iCs/>
+                <w:color w:val="000000"/>
+                <w:sz w:val="20"/>
+                <w:szCs w:val="20"/>
+              </w:rPr>
+              <w:t xml:space="preserve"> Mac Gabhann</w:t>
             </w:r>
           </w:p>
         </w:tc>
@@ -1859,7 +1989,34 @@
           <w:sz w:val="20"/>
           <w:szCs w:val="20"/>
         </w:rPr>
-        <w:t>Designing stochastic and deterministic simulations to evaluate efficacy of therapeutic interventions for persistent viral infections</w:t>
+        <w:t xml:space="preserve">Designing stochastic and deterministic simulations to evaluate efficacy of therapeutic interventions for </w:t>
+      </w:r>
+      <w:r>
+        <w:rPr>
+          <w:rFonts w:ascii="Times New Roman" w:eastAsia="Times New Roman" w:hAnsi="Times New Roman" w:cs="Times New Roman"/>
+          <w:color w:val="000000"/>
+          <w:sz w:val="20"/>
+          <w:szCs w:val="20"/>
+        </w:rPr>
+        <w:t xml:space="preserve">two </w:t>
+      </w:r>
+      <w:r>
+        <w:rPr>
+          <w:rFonts w:ascii="Times New Roman" w:eastAsia="Times New Roman" w:hAnsi="Times New Roman" w:cs="Times New Roman"/>
+          <w:color w:val="000000"/>
+          <w:sz w:val="20"/>
+          <w:szCs w:val="20"/>
+        </w:rPr>
+        <w:t>persistent viral infections</w:t>
+      </w:r>
+      <w:r>
+        <w:rPr>
+          <w:rFonts w:ascii="Times New Roman" w:eastAsia="Times New Roman" w:hAnsi="Times New Roman" w:cs="Times New Roman"/>
+          <w:color w:val="000000"/>
+          <w:sz w:val="20"/>
+          <w:szCs w:val="20"/>
+        </w:rPr>
+        <w:t>: Kaposi’s sarcoma-associated herpesvirus (KSHV) and human immunodeficiency virus (HIV)</w:t>
       </w:r>
     </w:p>
     <w:p>
@@ -1911,6 +2068,15 @@
           <w:szCs w:val="20"/>
         </w:rPr>
         <w:t xml:space="preserve">data-driven </w:t>
+      </w:r>
+      <w:r>
+        <w:rPr>
+          <w:rFonts w:ascii="Times New Roman" w:eastAsia="Times New Roman" w:hAnsi="Times New Roman" w:cs="Times New Roman"/>
+          <w:color w:val="000000"/>
+          <w:sz w:val="20"/>
+          <w:szCs w:val="20"/>
+        </w:rPr>
+        <w:t xml:space="preserve">covariate </w:t>
       </w:r>
       <w:r>
         <w:rPr>
@@ -1995,7 +2161,7 @@
           <w:sz w:val="20"/>
           <w:szCs w:val="20"/>
         </w:rPr>
-        <w:t xml:space="preserve">on experimental design and interpretation </w:t>
+        <w:t xml:space="preserve">on experimental design and </w:t>
       </w:r>
       <w:r>
         <w:rPr>
@@ -2016,6 +2182,15 @@
           <w:szCs w:val="20"/>
         </w:rPr>
         <w:t xml:space="preserve"> data</w:t>
+      </w:r>
+      <w:r>
+        <w:rPr>
+          <w:rFonts w:ascii="Times New Roman" w:eastAsia="Times New Roman" w:hAnsi="Times New Roman" w:cs="Times New Roman"/>
+          <w:color w:val="000000"/>
+          <w:sz w:val="20"/>
+          <w:szCs w:val="20"/>
+        </w:rPr>
+        <w:t xml:space="preserve"> interpretation</w:t>
       </w:r>
     </w:p>
     <w:p>
@@ -2345,7 +2520,7 @@
           <w:sz w:val="20"/>
           <w:szCs w:val="20"/>
         </w:rPr>
-        <w:t>Lead the development of a</w:t>
+        <w:t>Led the development of a</w:t>
       </w:r>
       <w:r>
         <w:rPr>
@@ -2375,7 +2550,27 @@
           <w:sz w:val="20"/>
           <w:szCs w:val="20"/>
         </w:rPr>
-        <w:t xml:space="preserve">to describe competition between </w:t>
+        <w:t xml:space="preserve">to describe </w:t>
+      </w:r>
+      <w:r>
+        <w:rPr>
+          <w:rFonts w:ascii="Times New Roman" w:eastAsia="Times New Roman" w:hAnsi="Times New Roman" w:cs="Times New Roman"/>
+          <w:bCs/>
+          <w:color w:val="000000"/>
+          <w:sz w:val="20"/>
+          <w:szCs w:val="20"/>
+        </w:rPr>
+        <w:t>ecological interactions</w:t>
+      </w:r>
+      <w:r>
+        <w:rPr>
+          <w:rFonts w:ascii="Times New Roman" w:eastAsia="Times New Roman" w:hAnsi="Times New Roman" w:cs="Times New Roman"/>
+          <w:bCs/>
+          <w:color w:val="000000"/>
+          <w:sz w:val="20"/>
+          <w:szCs w:val="20"/>
+        </w:rPr>
+        <w:t xml:space="preserve"> between </w:t>
       </w:r>
       <w:r>
         <w:rPr>
@@ -2445,7 +2640,7 @@
           <w:sz w:val="20"/>
           <w:szCs w:val="20"/>
         </w:rPr>
-        <w:t xml:space="preserve"> pilot clinical trial data (mCRPC) via nonlinear mixed-effects modeling </w:t>
+        <w:t xml:space="preserve"> pilot clinical trial data (mCRPC) via nonlinear mixed-effects modeling</w:t>
       </w:r>
     </w:p>
     <w:p>
@@ -2472,7 +2667,67 @@
           <w:sz w:val="20"/>
           <w:szCs w:val="20"/>
         </w:rPr>
-        <w:t xml:space="preserve">Compared model predictions with and without competition between subclones to characterize the mechanism responsible for delayed disease progression under adaptive therapy </w:t>
+        <w:t>Illustrated the mechanism</w:t>
+      </w:r>
+      <w:r>
+        <w:rPr>
+          <w:rFonts w:ascii="Times New Roman" w:eastAsia="Times New Roman" w:hAnsi="Times New Roman" w:cs="Times New Roman"/>
+          <w:bCs/>
+          <w:color w:val="000000"/>
+          <w:sz w:val="20"/>
+          <w:szCs w:val="20"/>
+        </w:rPr>
+        <w:t xml:space="preserve"> </w:t>
+      </w:r>
+      <w:r>
+        <w:rPr>
+          <w:rFonts w:ascii="Times New Roman" w:eastAsia="Times New Roman" w:hAnsi="Times New Roman" w:cs="Times New Roman"/>
+          <w:bCs/>
+          <w:color w:val="000000"/>
+          <w:sz w:val="20"/>
+          <w:szCs w:val="20"/>
+        </w:rPr>
+        <w:t>responsible for delayed disease progression under adaptive therapy by comparing the</w:t>
+      </w:r>
+      <w:r>
+        <w:rPr>
+          <w:rFonts w:ascii="Times New Roman" w:eastAsia="Times New Roman" w:hAnsi="Times New Roman" w:cs="Times New Roman"/>
+          <w:bCs/>
+          <w:color w:val="000000"/>
+          <w:sz w:val="20"/>
+          <w:szCs w:val="20"/>
+        </w:rPr>
+        <w:t xml:space="preserve"> model with </w:t>
+      </w:r>
+      <w:r>
+        <w:rPr>
+          <w:rFonts w:ascii="Times New Roman" w:eastAsia="Times New Roman" w:hAnsi="Times New Roman" w:cs="Times New Roman"/>
+          <w:bCs/>
+          <w:color w:val="000000"/>
+          <w:sz w:val="20"/>
+          <w:szCs w:val="20"/>
+        </w:rPr>
+        <w:t xml:space="preserve">competition </w:t>
+      </w:r>
+      <w:r>
+        <w:rPr>
+          <w:rFonts w:ascii="Times New Roman" w:eastAsia="Times New Roman" w:hAnsi="Times New Roman" w:cs="Times New Roman"/>
+          <w:bCs/>
+          <w:color w:val="000000"/>
+          <w:sz w:val="20"/>
+          <w:szCs w:val="20"/>
+        </w:rPr>
+        <w:t>between subclones</w:t>
+      </w:r>
+      <w:r>
+        <w:rPr>
+          <w:rFonts w:ascii="Times New Roman" w:eastAsia="Times New Roman" w:hAnsi="Times New Roman" w:cs="Times New Roman"/>
+          <w:bCs/>
+          <w:color w:val="000000"/>
+          <w:sz w:val="20"/>
+          <w:szCs w:val="20"/>
+        </w:rPr>
+        <w:t xml:space="preserve"> with a two-population tumor growth inhibition model lacking ecological interactions </w:t>
       </w:r>
     </w:p>
     <w:p>
@@ -2573,11 +2828,72 @@
           <w:sz w:val="20"/>
           <w:szCs w:val="20"/>
         </w:rPr>
-        <w:t>Outcomes: 1 internal presentation to Clinical Pharmacology &amp; Pharmacometrics, 1 internal poster presentation, 1 manuscript in preparation</w:t>
+        <w:t xml:space="preserve">Outcomes: 1 internal </w:t>
+      </w:r>
+      <w:r>
+        <w:rPr>
+          <w:rFonts w:ascii="Times New Roman" w:eastAsia="Times New Roman" w:hAnsi="Times New Roman" w:cs="Times New Roman"/>
+          <w:bCs/>
+          <w:color w:val="000000"/>
+          <w:sz w:val="20"/>
+          <w:szCs w:val="20"/>
+        </w:rPr>
+        <w:t xml:space="preserve">oral </w:t>
+      </w:r>
+      <w:r>
+        <w:rPr>
+          <w:rFonts w:ascii="Times New Roman" w:eastAsia="Times New Roman" w:hAnsi="Times New Roman" w:cs="Times New Roman"/>
+          <w:bCs/>
+          <w:color w:val="000000"/>
+          <w:sz w:val="20"/>
+          <w:szCs w:val="20"/>
+        </w:rPr>
+        <w:t>presentation to Clinical Pharmacology &amp; Pharmacometrics</w:t>
+      </w:r>
+      <w:r>
+        <w:rPr>
+          <w:rFonts w:ascii="Times New Roman" w:eastAsia="Times New Roman" w:hAnsi="Times New Roman" w:cs="Times New Roman"/>
+          <w:bCs/>
+          <w:color w:val="000000"/>
+          <w:sz w:val="20"/>
+          <w:szCs w:val="20"/>
+        </w:rPr>
+        <w:t xml:space="preserve"> teams</w:t>
+      </w:r>
+      <w:r>
+        <w:rPr>
+          <w:rFonts w:ascii="Times New Roman" w:eastAsia="Times New Roman" w:hAnsi="Times New Roman" w:cs="Times New Roman"/>
+          <w:bCs/>
+          <w:color w:val="000000"/>
+          <w:sz w:val="20"/>
+          <w:szCs w:val="20"/>
+        </w:rPr>
+        <w:t xml:space="preserve">, 1 </w:t>
+      </w:r>
+      <w:r>
+        <w:rPr>
+          <w:rFonts w:ascii="Times New Roman" w:eastAsia="Times New Roman" w:hAnsi="Times New Roman" w:cs="Times New Roman"/>
+          <w:bCs/>
+          <w:color w:val="000000"/>
+          <w:sz w:val="20"/>
+          <w:szCs w:val="20"/>
+        </w:rPr>
+        <w:t xml:space="preserve">company-wide </w:t>
+      </w:r>
+      <w:r>
+        <w:rPr>
+          <w:rFonts w:ascii="Times New Roman" w:eastAsia="Times New Roman" w:hAnsi="Times New Roman" w:cs="Times New Roman"/>
+          <w:bCs/>
+          <w:color w:val="000000"/>
+          <w:sz w:val="20"/>
+          <w:szCs w:val="20"/>
+        </w:rPr>
+        <w:t>internal poster presentation</w:t>
       </w:r>
     </w:p>
     <w:p>
       <w:pPr>
+        <w:pStyle w:val="ListParagraph"/>
         <w:spacing w:after="120"/>
         <w:rPr>
           <w:rFonts w:ascii="Times New Roman" w:eastAsia="Times New Roman" w:hAnsi="Times New Roman" w:cs="Times New Roman"/>
@@ -2622,7 +2938,6 @@
                 <w:color w:val="000000"/>
                 <w:sz w:val="20"/>
                 <w:szCs w:val="20"/>
-                <w:highlight w:val="yellow"/>
               </w:rPr>
             </w:pPr>
             <w:r>
@@ -2633,10 +2948,9 @@
                 <w:color w:val="000000"/>
                 <w:sz w:val="20"/>
                 <w:szCs w:val="20"/>
-                <w:highlight w:val="yellow"/>
               </w:rPr>
               <w:lastRenderedPageBreak/>
-              <w:t>Johns Hopkin</w:t>
+              <w:t>Johns Hopkins Wilmer Eye Institute</w:t>
             </w:r>
             <w:r>
               <w:rPr>
@@ -2646,9 +2960,8 @@
                 <w:color w:val="000000"/>
                 <w:sz w:val="20"/>
                 <w:szCs w:val="20"/>
-                <w:highlight w:val="yellow"/>
-              </w:rPr>
-              <w:t>s Wilmer Eye Institute</w:t>
+              </w:rPr>
+              <w:t xml:space="preserve"> and Malone Center for Engineering in Healthcare</w:t>
             </w:r>
             <w:r>
               <w:rPr>
@@ -2658,7 +2971,6 @@
                 <w:color w:val="000000"/>
                 <w:sz w:val="20"/>
                 <w:szCs w:val="20"/>
-                <w:highlight w:val="yellow"/>
               </w:rPr>
               <w:t xml:space="preserve">, </w:t>
             </w:r>
@@ -2668,7 +2980,6 @@
                 <w:color w:val="000000"/>
                 <w:sz w:val="20"/>
                 <w:szCs w:val="20"/>
-                <w:highlight w:val="yellow"/>
               </w:rPr>
               <w:t>Baltimore, MD</w:t>
             </w:r>
@@ -2684,7 +2995,6 @@
                 <w:color w:val="000000"/>
                 <w:sz w:val="20"/>
                 <w:szCs w:val="20"/>
-                <w:highlight w:val="yellow"/>
               </w:rPr>
             </w:pPr>
             <w:r>
@@ -2695,9 +3005,8 @@
                 <w:color w:val="000000"/>
                 <w:sz w:val="20"/>
                 <w:szCs w:val="20"/>
-                <w:highlight w:val="yellow"/>
-              </w:rPr>
-              <w:t>Research Team Lead – Precision Care Medicine Course</w:t>
+              </w:rPr>
+              <w:t>Research Team Lead – Precision Care Medicine Course, Advisors: Drs. Alvin Liu</w:t>
             </w:r>
             <w:r>
               <w:rPr>
@@ -2707,9 +3016,8 @@
                 <w:color w:val="000000"/>
                 <w:sz w:val="20"/>
                 <w:szCs w:val="20"/>
-                <w:highlight w:val="yellow"/>
-              </w:rPr>
-              <w:t>, Advisor</w:t>
+              </w:rPr>
+              <w:t>,</w:t>
             </w:r>
             <w:r>
               <w:rPr>
@@ -2719,9 +3027,8 @@
                 <w:color w:val="000000"/>
                 <w:sz w:val="20"/>
                 <w:szCs w:val="20"/>
-                <w:highlight w:val="yellow"/>
-              </w:rPr>
-              <w:t>s</w:t>
+              </w:rPr>
+              <w:t xml:space="preserve"> Craig Jones</w:t>
             </w:r>
             <w:r>
               <w:rPr>
@@ -2731,79 +3038,6 @@
                 <w:color w:val="000000"/>
                 <w:sz w:val="20"/>
                 <w:szCs w:val="20"/>
-                <w:highlight w:val="yellow"/>
-              </w:rPr>
-              <w:t>: Dr</w:t>
-            </w:r>
-            <w:r>
-              <w:rPr>
-                <w:rFonts w:ascii="Times New Roman" w:eastAsia="Times New Roman" w:hAnsi="Times New Roman" w:cs="Times New Roman"/>
-                <w:i/>
-                <w:iCs/>
-                <w:color w:val="000000"/>
-                <w:sz w:val="20"/>
-                <w:szCs w:val="20"/>
-                <w:highlight w:val="yellow"/>
-              </w:rPr>
-              <w:t>s</w:t>
-            </w:r>
-            <w:r>
-              <w:rPr>
-                <w:rFonts w:ascii="Times New Roman" w:eastAsia="Times New Roman" w:hAnsi="Times New Roman" w:cs="Times New Roman"/>
-                <w:i/>
-                <w:iCs/>
-                <w:color w:val="000000"/>
-                <w:sz w:val="20"/>
-                <w:szCs w:val="20"/>
-                <w:highlight w:val="yellow"/>
-              </w:rPr>
-              <w:t xml:space="preserve">. </w:t>
-            </w:r>
-            <w:r>
-              <w:rPr>
-                <w:rFonts w:ascii="Times New Roman" w:eastAsia="Times New Roman" w:hAnsi="Times New Roman" w:cs="Times New Roman"/>
-                <w:i/>
-                <w:iCs/>
-                <w:color w:val="000000"/>
-                <w:sz w:val="20"/>
-                <w:szCs w:val="20"/>
-                <w:highlight w:val="yellow"/>
-              </w:rPr>
-              <w:t>Alvin Liu</w:t>
-            </w:r>
-            <w:r>
-              <w:rPr>
-                <w:rFonts w:ascii="Times New Roman" w:eastAsia="Times New Roman" w:hAnsi="Times New Roman" w:cs="Times New Roman"/>
-                <w:i/>
-                <w:iCs/>
-                <w:color w:val="000000"/>
-                <w:sz w:val="20"/>
-                <w:szCs w:val="20"/>
-                <w:highlight w:val="yellow"/>
-              </w:rPr>
-              <w:t>,</w:t>
-            </w:r>
-            <w:r>
-              <w:rPr>
-                <w:rFonts w:ascii="Times New Roman" w:eastAsia="Times New Roman" w:hAnsi="Times New Roman" w:cs="Times New Roman"/>
-                <w:i/>
-                <w:iCs/>
-                <w:color w:val="000000"/>
-                <w:sz w:val="20"/>
-                <w:szCs w:val="20"/>
-                <w:highlight w:val="yellow"/>
-              </w:rPr>
-              <w:t xml:space="preserve"> Craig Jones</w:t>
-            </w:r>
-            <w:r>
-              <w:rPr>
-                <w:rFonts w:ascii="Times New Roman" w:eastAsia="Times New Roman" w:hAnsi="Times New Roman" w:cs="Times New Roman"/>
-                <w:i/>
-                <w:iCs/>
-                <w:color w:val="000000"/>
-                <w:sz w:val="20"/>
-                <w:szCs w:val="20"/>
-                <w:highlight w:val="yellow"/>
               </w:rPr>
               <w:t>, Joseph Greenstein, and Casey Overby-Taylor</w:t>
             </w:r>
@@ -2821,7 +3055,6 @@
                 <w:color w:val="000000"/>
                 <w:sz w:val="20"/>
                 <w:szCs w:val="20"/>
-                <w:highlight w:val="yellow"/>
               </w:rPr>
             </w:pPr>
             <w:r>
@@ -2830,69 +3063,8 @@
                 <w:color w:val="000000"/>
                 <w:sz w:val="20"/>
                 <w:szCs w:val="20"/>
-                <w:highlight w:val="yellow"/>
-              </w:rPr>
-              <w:t>Aug.</w:t>
-            </w:r>
-            <w:r>
-              <w:rPr>
-                <w:rFonts w:ascii="Times New Roman" w:eastAsia="Times New Roman" w:hAnsi="Times New Roman" w:cs="Times New Roman"/>
-                <w:color w:val="000000"/>
-                <w:sz w:val="20"/>
-                <w:szCs w:val="20"/>
-                <w:highlight w:val="yellow"/>
-              </w:rPr>
-              <w:t xml:space="preserve"> 202</w:t>
-            </w:r>
-            <w:r>
-              <w:rPr>
-                <w:rFonts w:ascii="Times New Roman" w:eastAsia="Times New Roman" w:hAnsi="Times New Roman" w:cs="Times New Roman"/>
-                <w:color w:val="000000"/>
-                <w:sz w:val="20"/>
-                <w:szCs w:val="20"/>
-                <w:highlight w:val="yellow"/>
-              </w:rPr>
-              <w:t>2</w:t>
-            </w:r>
-            <w:r>
-              <w:rPr>
-                <w:rFonts w:ascii="Times New Roman" w:eastAsia="Times New Roman" w:hAnsi="Times New Roman" w:cs="Times New Roman"/>
-                <w:color w:val="000000"/>
-                <w:sz w:val="20"/>
-                <w:szCs w:val="20"/>
-                <w:highlight w:val="yellow"/>
-              </w:rPr>
-              <w:t xml:space="preserve"> – </w:t>
-            </w:r>
-            <w:r>
-              <w:rPr>
-                <w:rFonts w:ascii="Times New Roman" w:eastAsia="Times New Roman" w:hAnsi="Times New Roman" w:cs="Times New Roman"/>
-                <w:color w:val="000000"/>
-                <w:sz w:val="20"/>
-                <w:szCs w:val="20"/>
-                <w:highlight w:val="yellow"/>
-              </w:rPr>
-              <w:t xml:space="preserve">June. </w:t>
-            </w:r>
-            <w:r>
-              <w:rPr>
-                <w:rFonts w:ascii="Times New Roman" w:eastAsia="Times New Roman" w:hAnsi="Times New Roman" w:cs="Times New Roman"/>
-                <w:color w:val="000000"/>
-                <w:sz w:val="20"/>
-                <w:szCs w:val="20"/>
-                <w:highlight w:val="yellow"/>
-              </w:rPr>
-              <w:t>202</w:t>
-            </w:r>
-            <w:r>
-              <w:rPr>
-                <w:rFonts w:ascii="Times New Roman" w:eastAsia="Times New Roman" w:hAnsi="Times New Roman" w:cs="Times New Roman"/>
-                <w:color w:val="000000"/>
-                <w:sz w:val="20"/>
-                <w:szCs w:val="20"/>
-                <w:highlight w:val="yellow"/>
-              </w:rPr>
-              <w:t>3</w:t>
+              </w:rPr>
+              <w:t>Aug. 2022 – June. 2023</w:t>
             </w:r>
           </w:p>
         </w:tc>
@@ -2905,16 +3077,14 @@
           <w:color w:val="000000"/>
           <w:sz w:val="20"/>
           <w:szCs w:val="20"/>
-          <w:highlight w:val="yellow"/>
-        </w:rPr>
-      </w:pPr>
-      <w:r>
-        <w:rPr>
-          <w:rFonts w:ascii="Times New Roman" w:eastAsia="Times New Roman" w:hAnsi="Times New Roman" w:cs="Times New Roman"/>
-          <w:color w:val="000000"/>
-          <w:sz w:val="20"/>
-          <w:szCs w:val="20"/>
-          <w:highlight w:val="yellow"/>
+        </w:rPr>
+      </w:pPr>
+      <w:r>
+        <w:rPr>
+          <w:rFonts w:ascii="Times New Roman" w:eastAsia="Times New Roman" w:hAnsi="Times New Roman" w:cs="Times New Roman"/>
+          <w:color w:val="000000"/>
+          <w:sz w:val="20"/>
+          <w:szCs w:val="20"/>
         </w:rPr>
         <w:t xml:space="preserve">Topic: </w:t>
       </w:r>
@@ -2924,9 +3094,80 @@
           <w:color w:val="000000"/>
           <w:sz w:val="20"/>
           <w:szCs w:val="20"/>
-          <w:highlight w:val="yellow"/>
-        </w:rPr>
-        <w:t>Developing an ensemble machine learning method to aid in clinical management of Age-Related Macular Degeneration</w:t>
+        </w:rPr>
+        <w:t xml:space="preserve">Developing an ensemble machine learning method to aid in clinical management of </w:t>
+      </w:r>
+      <w:r>
+        <w:rPr>
+          <w:rFonts w:ascii="Times New Roman" w:eastAsia="Times New Roman" w:hAnsi="Times New Roman" w:cs="Times New Roman"/>
+          <w:color w:val="000000"/>
+          <w:sz w:val="20"/>
+          <w:szCs w:val="20"/>
+        </w:rPr>
+        <w:t>a</w:t>
+      </w:r>
+      <w:r>
+        <w:rPr>
+          <w:rFonts w:ascii="Times New Roman" w:eastAsia="Times New Roman" w:hAnsi="Times New Roman" w:cs="Times New Roman"/>
+          <w:color w:val="000000"/>
+          <w:sz w:val="20"/>
+          <w:szCs w:val="20"/>
+        </w:rPr>
+        <w:t>ge-</w:t>
+      </w:r>
+      <w:r>
+        <w:rPr>
+          <w:rFonts w:ascii="Times New Roman" w:eastAsia="Times New Roman" w:hAnsi="Times New Roman" w:cs="Times New Roman"/>
+          <w:color w:val="000000"/>
+          <w:sz w:val="20"/>
+          <w:szCs w:val="20"/>
+        </w:rPr>
+        <w:t>r</w:t>
+      </w:r>
+      <w:r>
+        <w:rPr>
+          <w:rFonts w:ascii="Times New Roman" w:eastAsia="Times New Roman" w:hAnsi="Times New Roman" w:cs="Times New Roman"/>
+          <w:color w:val="000000"/>
+          <w:sz w:val="20"/>
+          <w:szCs w:val="20"/>
+        </w:rPr>
+        <w:t xml:space="preserve">elated </w:t>
+      </w:r>
+      <w:r>
+        <w:rPr>
+          <w:rFonts w:ascii="Times New Roman" w:eastAsia="Times New Roman" w:hAnsi="Times New Roman" w:cs="Times New Roman"/>
+          <w:color w:val="000000"/>
+          <w:sz w:val="20"/>
+          <w:szCs w:val="20"/>
+        </w:rPr>
+        <w:t>m</w:t>
+      </w:r>
+      <w:r>
+        <w:rPr>
+          <w:rFonts w:ascii="Times New Roman" w:eastAsia="Times New Roman" w:hAnsi="Times New Roman" w:cs="Times New Roman"/>
+          <w:color w:val="000000"/>
+          <w:sz w:val="20"/>
+          <w:szCs w:val="20"/>
+        </w:rPr>
+        <w:t xml:space="preserve">acular </w:t>
+      </w:r>
+      <w:r>
+        <w:rPr>
+          <w:rFonts w:ascii="Times New Roman" w:eastAsia="Times New Roman" w:hAnsi="Times New Roman" w:cs="Times New Roman"/>
+          <w:color w:val="000000"/>
+          <w:sz w:val="20"/>
+          <w:szCs w:val="20"/>
+        </w:rPr>
+        <w:t>d</w:t>
+      </w:r>
+      <w:r>
+        <w:rPr>
+          <w:rFonts w:ascii="Times New Roman" w:eastAsia="Times New Roman" w:hAnsi="Times New Roman" w:cs="Times New Roman"/>
+          <w:color w:val="000000"/>
+          <w:sz w:val="20"/>
+          <w:szCs w:val="20"/>
+        </w:rPr>
+        <w:t>egeneration</w:t>
       </w:r>
     </w:p>
     <w:p>
@@ -2942,28 +3183,115 @@
           <w:color w:val="000000"/>
           <w:sz w:val="20"/>
           <w:szCs w:val="20"/>
-          <w:highlight w:val="yellow"/>
-        </w:rPr>
-      </w:pPr>
-      <w:r>
-        <w:rPr>
-          <w:rFonts w:ascii="Times New Roman" w:eastAsia="Times New Roman" w:hAnsi="Times New Roman" w:cs="Times New Roman"/>
-          <w:color w:val="000000"/>
-          <w:sz w:val="20"/>
-          <w:szCs w:val="20"/>
-          <w:highlight w:val="yellow"/>
-        </w:rPr>
-        <w:t>Lead a team of three undergraduates and one masters student in collaboration with clinical investigators</w:t>
-      </w:r>
-      <w:r>
-        <w:rPr>
-          <w:rFonts w:ascii="Times New Roman" w:eastAsia="Times New Roman" w:hAnsi="Times New Roman" w:cs="Times New Roman"/>
-          <w:color w:val="000000"/>
-          <w:sz w:val="20"/>
-          <w:szCs w:val="20"/>
-          <w:highlight w:val="yellow"/>
+        </w:rPr>
+      </w:pPr>
+      <w:r>
+        <w:rPr>
+          <w:rFonts w:ascii="Times New Roman" w:eastAsia="Times New Roman" w:hAnsi="Times New Roman" w:cs="Times New Roman"/>
+          <w:color w:val="000000"/>
+          <w:sz w:val="20"/>
+          <w:szCs w:val="20"/>
+        </w:rPr>
+        <w:t>Led a team of three undergraduates and one masters student in collaboration with clinical investigators</w:t>
+      </w:r>
+      <w:r>
+        <w:rPr>
+          <w:rFonts w:ascii="Times New Roman" w:eastAsia="Times New Roman" w:hAnsi="Times New Roman" w:cs="Times New Roman"/>
+          <w:color w:val="000000"/>
+          <w:sz w:val="20"/>
+          <w:szCs w:val="20"/>
         </w:rPr>
         <w:t xml:space="preserve"> as part of a full-year engineering course</w:t>
+      </w:r>
+    </w:p>
+    <w:p>
+      <w:pPr>
+        <w:pStyle w:val="ListParagraph"/>
+        <w:numPr>
+          <w:ilvl w:val="0"/>
+          <w:numId w:val="26"/>
+        </w:numPr>
+        <w:rPr>
+          <w:rFonts w:ascii="Times New Roman" w:eastAsia="Times New Roman" w:hAnsi="Times New Roman" w:cs="Times New Roman"/>
+          <w:bCs/>
+          <w:color w:val="000000"/>
+          <w:sz w:val="20"/>
+          <w:szCs w:val="20"/>
+        </w:rPr>
+      </w:pPr>
+      <w:r>
+        <w:rPr>
+          <w:rFonts w:ascii="Times New Roman" w:eastAsia="Times New Roman" w:hAnsi="Times New Roman" w:cs="Times New Roman"/>
+          <w:color w:val="000000"/>
+          <w:sz w:val="20"/>
+          <w:szCs w:val="20"/>
+        </w:rPr>
+        <w:t>Oversaw the development of a multilayer perceptron neural network trained to predict progression to exudative age-related macular degeneration (</w:t>
+      </w:r>
+      <w:proofErr w:type="spellStart"/>
+      <w:r>
+        <w:rPr>
+          <w:rFonts w:ascii="Times New Roman" w:eastAsia="Times New Roman" w:hAnsi="Times New Roman" w:cs="Times New Roman"/>
+          <w:color w:val="000000"/>
+          <w:sz w:val="20"/>
+          <w:szCs w:val="20"/>
+        </w:rPr>
+        <w:t>eAMD</w:t>
+      </w:r>
+      <w:proofErr w:type="spellEnd"/>
+      <w:r>
+        <w:rPr>
+          <w:rFonts w:ascii="Times New Roman" w:eastAsia="Times New Roman" w:hAnsi="Times New Roman" w:cs="Times New Roman"/>
+          <w:color w:val="000000"/>
+          <w:sz w:val="20"/>
+          <w:szCs w:val="20"/>
+        </w:rPr>
+        <w:t xml:space="preserve">) within 6 months, using both 3D optical coherence tomography images and clinical covariates associated with greater </w:t>
+      </w:r>
+      <w:proofErr w:type="spellStart"/>
+      <w:r>
+        <w:rPr>
+          <w:rFonts w:ascii="Times New Roman" w:eastAsia="Times New Roman" w:hAnsi="Times New Roman" w:cs="Times New Roman"/>
+          <w:color w:val="000000"/>
+          <w:sz w:val="20"/>
+          <w:szCs w:val="20"/>
+        </w:rPr>
+        <w:t>eAMD</w:t>
+      </w:r>
+      <w:proofErr w:type="spellEnd"/>
+      <w:r>
+        <w:rPr>
+          <w:rFonts w:ascii="Times New Roman" w:eastAsia="Times New Roman" w:hAnsi="Times New Roman" w:cs="Times New Roman"/>
+          <w:color w:val="000000"/>
+          <w:sz w:val="20"/>
+          <w:szCs w:val="20"/>
+        </w:rPr>
+        <w:t xml:space="preserve"> risk</w:t>
+      </w:r>
+    </w:p>
+    <w:p>
+      <w:pPr>
+        <w:pStyle w:val="ListParagraph"/>
+        <w:numPr>
+          <w:ilvl w:val="0"/>
+          <w:numId w:val="26"/>
+        </w:numPr>
+        <w:rPr>
+          <w:rFonts w:ascii="Times New Roman" w:eastAsia="Times New Roman" w:hAnsi="Times New Roman" w:cs="Times New Roman"/>
+          <w:bCs/>
+          <w:color w:val="000000"/>
+          <w:sz w:val="20"/>
+          <w:szCs w:val="20"/>
+        </w:rPr>
+      </w:pPr>
+      <w:r>
+        <w:rPr>
+          <w:rFonts w:ascii="Times New Roman" w:eastAsia="Times New Roman" w:hAnsi="Times New Roman" w:cs="Times New Roman"/>
+          <w:color w:val="000000"/>
+          <w:sz w:val="20"/>
+          <w:szCs w:val="20"/>
+        </w:rPr>
+        <w:t xml:space="preserve">Evaluated the performance of our ensemble method against several classical machine learning methods trained on clinical covariates alone </w:t>
       </w:r>
     </w:p>
     <w:p>
@@ -3255,7 +3583,29 @@
           <w:sz w:val="20"/>
           <w:szCs w:val="20"/>
         </w:rPr>
-        <w:t xml:space="preserve">(bmediatR) </w:t>
+        <w:t>(</w:t>
+      </w:r>
+      <w:proofErr w:type="spellStart"/>
+      <w:r>
+        <w:rPr>
+          <w:rFonts w:ascii="Times New Roman" w:eastAsia="Times New Roman" w:hAnsi="Times New Roman" w:cs="Times New Roman"/>
+          <w:bCs/>
+          <w:color w:val="000000"/>
+          <w:sz w:val="20"/>
+          <w:szCs w:val="20"/>
+        </w:rPr>
+        <w:t>bmediatR</w:t>
+      </w:r>
+      <w:proofErr w:type="spellEnd"/>
+      <w:r>
+        <w:rPr>
+          <w:rFonts w:ascii="Times New Roman" w:eastAsia="Times New Roman" w:hAnsi="Times New Roman" w:cs="Times New Roman"/>
+          <w:bCs/>
+          <w:color w:val="000000"/>
+          <w:sz w:val="20"/>
+          <w:szCs w:val="20"/>
+        </w:rPr>
+        <w:t xml:space="preserve">) </w:t>
       </w:r>
       <w:r>
         <w:rPr>
@@ -4068,7 +4418,27 @@
           <w:sz w:val="20"/>
           <w:szCs w:val="20"/>
         </w:rPr>
-        <w:t>, foundational pipeline for the Vera-Licona lab</w:t>
+        <w:t xml:space="preserve">, </w:t>
+      </w:r>
+      <w:proofErr w:type="gramStart"/>
+      <w:r>
+        <w:rPr>
+          <w:rFonts w:ascii="Times New Roman" w:eastAsia="Times New Roman" w:hAnsi="Times New Roman" w:cs="Times New Roman"/>
+          <w:color w:val="000000"/>
+          <w:sz w:val="20"/>
+          <w:szCs w:val="20"/>
+        </w:rPr>
+        <w:t>foundational</w:t>
+      </w:r>
+      <w:proofErr w:type="gramEnd"/>
+      <w:r>
+        <w:rPr>
+          <w:rFonts w:ascii="Times New Roman" w:eastAsia="Times New Roman" w:hAnsi="Times New Roman" w:cs="Times New Roman"/>
+          <w:color w:val="000000"/>
+          <w:sz w:val="20"/>
+          <w:szCs w:val="20"/>
+        </w:rPr>
+        <w:t xml:space="preserve"> pipeline for the Vera-Licona lab</w:t>
       </w:r>
       <w:r>
         <w:rPr>
@@ -4116,6 +4486,7 @@
                 <w:szCs w:val="20"/>
               </w:rPr>
             </w:pPr>
+            <w:proofErr w:type="spellStart"/>
             <w:r>
               <w:rPr>
                 <w:rFonts w:ascii="Times New Roman" w:eastAsia="Times New Roman" w:hAnsi="Times New Roman" w:cs="Times New Roman"/>
@@ -4125,7 +4496,19 @@
                 <w:sz w:val="20"/>
                 <w:szCs w:val="20"/>
               </w:rPr>
-              <w:t>Metrum Research Group</w:t>
+              <w:t>Metrum</w:t>
+            </w:r>
+            <w:proofErr w:type="spellEnd"/>
+            <w:r>
+              <w:rPr>
+                <w:rFonts w:ascii="Times New Roman" w:eastAsia="Times New Roman" w:hAnsi="Times New Roman" w:cs="Times New Roman"/>
+                <w:b/>
+                <w:bCs/>
+                <w:color w:val="000000"/>
+                <w:sz w:val="20"/>
+                <w:szCs w:val="20"/>
+              </w:rPr>
+              <w:t xml:space="preserve"> Research Group</w:t>
             </w:r>
             <w:r>
               <w:rPr>
@@ -4136,6 +4519,7 @@
               </w:rPr>
               <w:t xml:space="preserve">, </w:t>
             </w:r>
+            <w:proofErr w:type="spellStart"/>
             <w:r>
               <w:rPr>
                 <w:rFonts w:ascii="Times New Roman" w:eastAsia="Times New Roman" w:hAnsi="Times New Roman" w:cs="Times New Roman"/>
@@ -4145,6 +4529,7 @@
               </w:rPr>
               <w:t>Tariffville</w:t>
             </w:r>
+            <w:proofErr w:type="spellEnd"/>
             <w:r>
               <w:rPr>
                 <w:rFonts w:ascii="Times New Roman" w:eastAsia="Times New Roman" w:hAnsi="Times New Roman" w:cs="Times New Roman"/>
@@ -4186,8 +4571,21 @@
                 <w:sz w:val="20"/>
                 <w:szCs w:val="20"/>
               </w:rPr>
-              <w:t>, Advisor: Dr. Ahmed Elmokadem</w:t>
-            </w:r>
+              <w:t xml:space="preserve">, Advisor: Dr. Ahmed </w:t>
+            </w:r>
+            <w:proofErr w:type="spellStart"/>
+            <w:r>
+              <w:rPr>
+                <w:rFonts w:ascii="Times New Roman" w:eastAsia="Times New Roman" w:hAnsi="Times New Roman" w:cs="Times New Roman"/>
+                <w:i/>
+                <w:iCs/>
+                <w:color w:val="000000"/>
+                <w:sz w:val="20"/>
+                <w:szCs w:val="20"/>
+              </w:rPr>
+              <w:t>Elmokadem</w:t>
+            </w:r>
+            <w:proofErr w:type="spellEnd"/>
           </w:p>
         </w:tc>
         <w:tc>
@@ -4378,6 +4776,7 @@
         </w:rPr>
         <w:t xml:space="preserve"> differential equations using R and </w:t>
       </w:r>
+      <w:proofErr w:type="spellStart"/>
       <w:r>
         <w:rPr>
           <w:rFonts w:ascii="Times New Roman" w:eastAsia="Times New Roman" w:hAnsi="Times New Roman" w:cs="Times New Roman"/>
@@ -4388,6 +4787,7 @@
         </w:rPr>
         <w:t>mrgsolve</w:t>
       </w:r>
+      <w:proofErr w:type="spellEnd"/>
     </w:p>
     <w:p>
       <w:pPr>
@@ -4814,7 +5214,27 @@
           <w:sz w:val="20"/>
           <w:szCs w:val="20"/>
         </w:rPr>
-        <w:t xml:space="preserve"> using the software Geneious and BLAST</w:t>
+        <w:t xml:space="preserve"> using the software </w:t>
+      </w:r>
+      <w:proofErr w:type="spellStart"/>
+      <w:r>
+        <w:rPr>
+          <w:rFonts w:ascii="Times New Roman" w:eastAsia="Times New Roman" w:hAnsi="Times New Roman" w:cs="Times New Roman"/>
+          <w:color w:val="000000"/>
+          <w:sz w:val="20"/>
+          <w:szCs w:val="20"/>
+        </w:rPr>
+        <w:t>Geneious</w:t>
+      </w:r>
+      <w:proofErr w:type="spellEnd"/>
+      <w:r>
+        <w:rPr>
+          <w:rFonts w:ascii="Times New Roman" w:eastAsia="Times New Roman" w:hAnsi="Times New Roman" w:cs="Times New Roman"/>
+          <w:color w:val="000000"/>
+          <w:sz w:val="20"/>
+          <w:szCs w:val="20"/>
+        </w:rPr>
+        <w:t xml:space="preserve"> and BLAST</w:t>
       </w:r>
     </w:p>
     <w:p>
@@ -4933,6 +5353,7 @@
               </w:rPr>
               <w:t xml:space="preserve"> </w:t>
             </w:r>
+            <w:proofErr w:type="spellStart"/>
             <w:r>
               <w:rPr>
                 <w:rFonts w:ascii="Times New Roman" w:eastAsia="Times New Roman" w:hAnsi="Times New Roman" w:cs="Times New Roman"/>
@@ -4940,8 +5361,19 @@
                 <w:sz w:val="20"/>
                 <w:szCs w:val="20"/>
               </w:rPr>
-              <w:t xml:space="preserve">Metrum Research Group, </w:t>
-            </w:r>
+              <w:t>Metrum</w:t>
+            </w:r>
+            <w:proofErr w:type="spellEnd"/>
+            <w:r>
+              <w:rPr>
+                <w:rFonts w:ascii="Times New Roman" w:eastAsia="Times New Roman" w:hAnsi="Times New Roman" w:cs="Times New Roman"/>
+                <w:b/>
+                <w:sz w:val="20"/>
+                <w:szCs w:val="20"/>
+              </w:rPr>
+              <w:t xml:space="preserve"> Research Group, </w:t>
+            </w:r>
+            <w:proofErr w:type="spellStart"/>
             <w:r>
               <w:rPr>
                 <w:rFonts w:ascii="Times New Roman" w:eastAsia="Times New Roman" w:hAnsi="Times New Roman" w:cs="Times New Roman"/>
@@ -4951,6 +5383,7 @@
               </w:rPr>
               <w:t>Tariffville</w:t>
             </w:r>
+            <w:proofErr w:type="spellEnd"/>
             <w:r>
               <w:rPr>
                 <w:rFonts w:ascii="Times New Roman" w:eastAsia="Times New Roman" w:hAnsi="Times New Roman" w:cs="Times New Roman"/>
@@ -5147,6 +5580,7 @@
           <w:sz w:val="20"/>
           <w:szCs w:val="20"/>
         </w:rPr>
+        <w:lastRenderedPageBreak/>
         <w:t xml:space="preserve">Estimated the effect of </w:t>
       </w:r>
       <w:r>
@@ -5295,13 +5729,23 @@
           <w:szCs w:val="20"/>
         </w:rPr>
       </w:pPr>
-      <w:r>
-        <w:rPr>
-          <w:color w:val="000000"/>
-          <w:sz w:val="20"/>
-          <w:szCs w:val="20"/>
-        </w:rPr>
-        <w:t>Juillard F</w:t>
+      <w:proofErr w:type="spellStart"/>
+      <w:r>
+        <w:rPr>
+          <w:color w:val="000000"/>
+          <w:sz w:val="20"/>
+          <w:szCs w:val="20"/>
+        </w:rPr>
+        <w:t>Juillard</w:t>
+      </w:r>
+      <w:proofErr w:type="spellEnd"/>
+      <w:r>
+        <w:rPr>
+          <w:color w:val="000000"/>
+          <w:sz w:val="20"/>
+          <w:szCs w:val="20"/>
+        </w:rPr>
+        <w:t xml:space="preserve"> F</w:t>
       </w:r>
       <w:r>
         <w:rPr>
@@ -5453,7 +5897,6 @@
           <w:szCs w:val="20"/>
           <w:u w:val="single"/>
         </w:rPr>
-        <w:lastRenderedPageBreak/>
         <w:t>Gastonguay MS</w:t>
       </w:r>
       <w:r>
@@ -5505,7 +5948,25 @@
           <w:sz w:val="20"/>
           <w:szCs w:val="20"/>
         </w:rPr>
-        <w:t>, Balelli I, Pasin C, Li JZ, Barouch DH, Whitney JB, Hill AL</w:t>
+        <w:t xml:space="preserve">, </w:t>
+      </w:r>
+      <w:proofErr w:type="spellStart"/>
+      <w:r>
+        <w:rPr>
+          <w:color w:val="000000"/>
+          <w:sz w:val="20"/>
+          <w:szCs w:val="20"/>
+        </w:rPr>
+        <w:t>Balelli</w:t>
+      </w:r>
+      <w:proofErr w:type="spellEnd"/>
+      <w:r>
+        <w:rPr>
+          <w:color w:val="000000"/>
+          <w:sz w:val="20"/>
+          <w:szCs w:val="20"/>
+        </w:rPr>
+        <w:t xml:space="preserve"> I, Pasin C, Li JZ, Barouch DH, Whitney JB, Hill AL</w:t>
       </w:r>
       <w:r>
         <w:rPr>
@@ -5539,7 +6000,23 @@
           <w:sz w:val="20"/>
           <w:szCs w:val="20"/>
         </w:rPr>
-        <w:t xml:space="preserve"> (2025+). Viral rebound kinetics following single and combination immunotherapy for HIV/SHIV.</w:t>
+        <w:t xml:space="preserve"> (2025+). </w:t>
+      </w:r>
+      <w:r>
+        <w:rPr>
+          <w:color w:val="000000"/>
+          <w:sz w:val="20"/>
+          <w:szCs w:val="20"/>
+        </w:rPr>
+        <w:t>Mathematical modeling of viral rebound kinetics following immunotherapy</w:t>
+      </w:r>
+      <w:r>
+        <w:rPr>
+          <w:color w:val="000000"/>
+          <w:sz w:val="20"/>
+          <w:szCs w:val="20"/>
+        </w:rPr>
+        <w:t>.</w:t>
       </w:r>
     </w:p>
     <w:p>
@@ -5771,7 +6248,25 @@
           <w:sz w:val="20"/>
           <w:szCs w:val="20"/>
         </w:rPr>
-        <w:t xml:space="preserve">, Midgett, D., Kuo, N., Zhao, Y., Ullah, K., Alexander, G. Hartman, T., Koseoglu, N., Jones, </w:t>
+        <w:t xml:space="preserve">, Midgett, D., Kuo, N., Zhao, Y., Ullah, K., Alexander, G. Hartman, T., </w:t>
+      </w:r>
+      <w:proofErr w:type="spellStart"/>
+      <w:r>
+        <w:rPr>
+          <w:color w:val="000000"/>
+          <w:sz w:val="20"/>
+          <w:szCs w:val="20"/>
+        </w:rPr>
+        <w:t>Koseoglu</w:t>
+      </w:r>
+      <w:proofErr w:type="spellEnd"/>
+      <w:r>
+        <w:rPr>
+          <w:color w:val="000000"/>
+          <w:sz w:val="20"/>
+          <w:szCs w:val="20"/>
+        </w:rPr>
+        <w:t xml:space="preserve">, N., Jones, </w:t>
       </w:r>
       <w:r>
         <w:rPr>
@@ -5953,7 +6448,25 @@
           <w:sz w:val="20"/>
           <w:szCs w:val="20"/>
         </w:rPr>
-        <w:t xml:space="preserve">, Russell, S., Freling, R., Riggs, M. M., &amp; Elmokadem, A. (2020). Quantification of the Impact of Partition Coefficient Prediction Methods on Physiologically Based Pharmacokinetic Model Output Using a Standardized Tissue Composition. </w:t>
+        <w:t xml:space="preserve">, Russell, S., Freling, R., Riggs, M. M., &amp; </w:t>
+      </w:r>
+      <w:proofErr w:type="spellStart"/>
+      <w:r>
+        <w:rPr>
+          <w:color w:val="000000"/>
+          <w:sz w:val="20"/>
+          <w:szCs w:val="20"/>
+        </w:rPr>
+        <w:t>Elmokadem</w:t>
+      </w:r>
+      <w:proofErr w:type="spellEnd"/>
+      <w:r>
+        <w:rPr>
+          <w:color w:val="000000"/>
+          <w:sz w:val="20"/>
+          <w:szCs w:val="20"/>
+        </w:rPr>
+        <w:t xml:space="preserve">, A. (2020). Quantification of the Impact of Partition Coefficient Prediction Methods on Physiologically Based Pharmacokinetic Model Output Using a Standardized Tissue Composition. </w:t>
       </w:r>
       <w:r>
         <w:rPr>
@@ -6012,7 +6525,27 @@
           <w:sz w:val="20"/>
           <w:szCs w:val="20"/>
         </w:rPr>
-        <w:t xml:space="preserve">Zuppa, A. F., Benitez, G. R., Zane, N. R., Curley, M. A. Q., Bradfield, J., Hakonarson, H., </w:t>
+        <w:t xml:space="preserve">Zuppa, A. F., Benitez, G. R., Zane, N. R., Curley, M. A. Q., Bradfield, J., </w:t>
+      </w:r>
+      <w:proofErr w:type="spellStart"/>
+      <w:r>
+        <w:rPr>
+          <w:rFonts w:ascii="Times New Roman" w:eastAsia="Times New Roman" w:hAnsi="Times New Roman" w:cs="Times New Roman"/>
+          <w:color w:val="000000"/>
+          <w:sz w:val="20"/>
+          <w:szCs w:val="20"/>
+        </w:rPr>
+        <w:t>Hakonarson</w:t>
+      </w:r>
+      <w:proofErr w:type="spellEnd"/>
+      <w:r>
+        <w:rPr>
+          <w:rFonts w:ascii="Times New Roman" w:eastAsia="Times New Roman" w:hAnsi="Times New Roman" w:cs="Times New Roman"/>
+          <w:color w:val="000000"/>
+          <w:sz w:val="20"/>
+          <w:szCs w:val="20"/>
+        </w:rPr>
+        <w:t xml:space="preserve">, H., </w:t>
       </w:r>
       <w:r>
         <w:rPr>
@@ -6031,7 +6564,47 @@
           <w:sz w:val="20"/>
           <w:szCs w:val="20"/>
         </w:rPr>
-        <w:t xml:space="preserve">, Moorthy, G., Prodell, J., &amp; Gastonguay, M. R. (2019). Morphine Dose Optimization in Critically Ill Pediatric Patients With Acute Respiratory Failure. </w:t>
+        <w:t xml:space="preserve">, Moorthy, G., </w:t>
+      </w:r>
+      <w:proofErr w:type="spellStart"/>
+      <w:r>
+        <w:rPr>
+          <w:rFonts w:ascii="Times New Roman" w:eastAsia="Times New Roman" w:hAnsi="Times New Roman" w:cs="Times New Roman"/>
+          <w:color w:val="000000"/>
+          <w:sz w:val="20"/>
+          <w:szCs w:val="20"/>
+        </w:rPr>
+        <w:t>Prodell</w:t>
+      </w:r>
+      <w:proofErr w:type="spellEnd"/>
+      <w:r>
+        <w:rPr>
+          <w:rFonts w:ascii="Times New Roman" w:eastAsia="Times New Roman" w:hAnsi="Times New Roman" w:cs="Times New Roman"/>
+          <w:color w:val="000000"/>
+          <w:sz w:val="20"/>
+          <w:szCs w:val="20"/>
+        </w:rPr>
+        <w:t xml:space="preserve">, J., &amp; Gastonguay, M. R. (2019). Morphine Dose Optimization in Critically Ill Pediatric Patients </w:t>
+      </w:r>
+      <w:proofErr w:type="gramStart"/>
+      <w:r>
+        <w:rPr>
+          <w:rFonts w:ascii="Times New Roman" w:eastAsia="Times New Roman" w:hAnsi="Times New Roman" w:cs="Times New Roman"/>
+          <w:color w:val="000000"/>
+          <w:sz w:val="20"/>
+          <w:szCs w:val="20"/>
+        </w:rPr>
+        <w:t>With</w:t>
+      </w:r>
+      <w:proofErr w:type="gramEnd"/>
+      <w:r>
+        <w:rPr>
+          <w:rFonts w:ascii="Times New Roman" w:eastAsia="Times New Roman" w:hAnsi="Times New Roman" w:cs="Times New Roman"/>
+          <w:color w:val="000000"/>
+          <w:sz w:val="20"/>
+          <w:szCs w:val="20"/>
+        </w:rPr>
+        <w:t xml:space="preserve"> Acute Respiratory Failure. </w:t>
       </w:r>
       <w:r>
         <w:rPr>
@@ -6094,7 +6667,27 @@
           <w:sz w:val="20"/>
           <w:szCs w:val="20"/>
         </w:rPr>
-        <w:t xml:space="preserve">Zuppa, A. F., Conrado, D. J., Zane, N. R., Curley, M. A. Q., Bradfield, J., Hakonarson, H., </w:t>
+        <w:t xml:space="preserve">Zuppa, A. F., Conrado, D. J., Zane, N. R., Curley, M. A. Q., Bradfield, J., </w:t>
+      </w:r>
+      <w:proofErr w:type="spellStart"/>
+      <w:r>
+        <w:rPr>
+          <w:rFonts w:ascii="Times New Roman" w:eastAsia="Times New Roman" w:hAnsi="Times New Roman" w:cs="Times New Roman"/>
+          <w:color w:val="000000"/>
+          <w:sz w:val="20"/>
+          <w:szCs w:val="20"/>
+        </w:rPr>
+        <w:t>Hakonarson</w:t>
+      </w:r>
+      <w:proofErr w:type="spellEnd"/>
+      <w:r>
+        <w:rPr>
+          <w:rFonts w:ascii="Times New Roman" w:eastAsia="Times New Roman" w:hAnsi="Times New Roman" w:cs="Times New Roman"/>
+          <w:color w:val="000000"/>
+          <w:sz w:val="20"/>
+          <w:szCs w:val="20"/>
+        </w:rPr>
+        <w:t xml:space="preserve">, H., </w:t>
       </w:r>
       <w:r>
         <w:rPr>
@@ -6113,7 +6706,47 @@
           <w:sz w:val="20"/>
           <w:szCs w:val="20"/>
         </w:rPr>
-        <w:t xml:space="preserve">, Moorthy, G., Prodell, J., &amp; Gastonguay, M. R. (2019). Midazolam Dose Optimization in Critically Ill Pediatric Patients With Acute Respiratory Failure. </w:t>
+        <w:t xml:space="preserve">, Moorthy, G., </w:t>
+      </w:r>
+      <w:proofErr w:type="spellStart"/>
+      <w:r>
+        <w:rPr>
+          <w:rFonts w:ascii="Times New Roman" w:eastAsia="Times New Roman" w:hAnsi="Times New Roman" w:cs="Times New Roman"/>
+          <w:color w:val="000000"/>
+          <w:sz w:val="20"/>
+          <w:szCs w:val="20"/>
+        </w:rPr>
+        <w:t>Prodell</w:t>
+      </w:r>
+      <w:proofErr w:type="spellEnd"/>
+      <w:r>
+        <w:rPr>
+          <w:rFonts w:ascii="Times New Roman" w:eastAsia="Times New Roman" w:hAnsi="Times New Roman" w:cs="Times New Roman"/>
+          <w:color w:val="000000"/>
+          <w:sz w:val="20"/>
+          <w:szCs w:val="20"/>
+        </w:rPr>
+        <w:t xml:space="preserve">, J., &amp; Gastonguay, M. R. (2019). Midazolam Dose Optimization in Critically Ill Pediatric Patients </w:t>
+      </w:r>
+      <w:proofErr w:type="gramStart"/>
+      <w:r>
+        <w:rPr>
+          <w:rFonts w:ascii="Times New Roman" w:eastAsia="Times New Roman" w:hAnsi="Times New Roman" w:cs="Times New Roman"/>
+          <w:color w:val="000000"/>
+          <w:sz w:val="20"/>
+          <w:szCs w:val="20"/>
+        </w:rPr>
+        <w:t>With</w:t>
+      </w:r>
+      <w:proofErr w:type="gramEnd"/>
+      <w:r>
+        <w:rPr>
+          <w:rFonts w:ascii="Times New Roman" w:eastAsia="Times New Roman" w:hAnsi="Times New Roman" w:cs="Times New Roman"/>
+          <w:color w:val="000000"/>
+          <w:sz w:val="20"/>
+          <w:szCs w:val="20"/>
+        </w:rPr>
+        <w:t xml:space="preserve"> Acute Respiratory Failure. </w:t>
       </w:r>
       <w:r>
         <w:rPr>
@@ -6184,7 +6817,7 @@
           <w:sz w:val="20"/>
           <w:szCs w:val="20"/>
         </w:rPr>
-        <w:t>Contributed Talks</w:t>
+        <w:t>Oral Presentations</w:t>
       </w:r>
     </w:p>
     <w:p>
@@ -6405,12 +7038,41 @@
       <w:r>
         <w:rPr>
           <w:bCs/>
-          <w:color w:val="000000"/>
-          <w:sz w:val="20"/>
-          <w:szCs w:val="20"/>
-          <w:highlight w:val="yellow"/>
-        </w:rPr>
-        <w:t>AMD presentation, Johns Hopkins Design Day</w:t>
+          <w:i/>
+          <w:iCs/>
+          <w:color w:val="000000"/>
+          <w:sz w:val="20"/>
+          <w:szCs w:val="20"/>
+        </w:rPr>
+        <w:t xml:space="preserve">Predicting imminent conversion to exudative age-related macular degeneration using multimodal data and ensemble machine learning, </w:t>
+      </w:r>
+      <w:r>
+        <w:rPr>
+          <w:bCs/>
+          <w:color w:val="000000"/>
+          <w:sz w:val="20"/>
+          <w:szCs w:val="20"/>
+        </w:rPr>
+        <w:t>Johns Hopkins Engineering Design Day, May 2</w:t>
+      </w:r>
+      <w:r>
+        <w:rPr>
+          <w:bCs/>
+          <w:color w:val="000000"/>
+          <w:sz w:val="20"/>
+          <w:szCs w:val="20"/>
+          <w:vertAlign w:val="superscript"/>
+        </w:rPr>
+        <w:t>nd</w:t>
+      </w:r>
+      <w:r>
+        <w:rPr>
+          <w:bCs/>
+          <w:color w:val="000000"/>
+          <w:sz w:val="20"/>
+          <w:szCs w:val="20"/>
+        </w:rPr>
+        <w:t>, 2023</w:t>
       </w:r>
     </w:p>
     <w:p>
@@ -6499,7 +7161,27 @@
           <w:sz w:val="20"/>
           <w:szCs w:val="20"/>
         </w:rPr>
-        <w:t xml:space="preserve">Prediction of maternal-fetal exposures of CYP450-metabolized drugs using physiologic pharmacokinetic modeling implemented in R and mrgsolve., </w:t>
+        <w:t xml:space="preserve">Prediction of maternal-fetal exposures of CYP450-metabolized drugs using physiologic pharmacokinetic modeling implemented in R and </w:t>
+      </w:r>
+      <w:proofErr w:type="spellStart"/>
+      <w:r>
+        <w:rPr>
+          <w:i/>
+          <w:color w:val="000000"/>
+          <w:sz w:val="20"/>
+          <w:szCs w:val="20"/>
+        </w:rPr>
+        <w:t>mrgsolve</w:t>
+      </w:r>
+      <w:proofErr w:type="spellEnd"/>
+      <w:r>
+        <w:rPr>
+          <w:i/>
+          <w:color w:val="000000"/>
+          <w:sz w:val="20"/>
+          <w:szCs w:val="20"/>
+        </w:rPr>
+        <w:t xml:space="preserve">., </w:t>
       </w:r>
       <w:r>
         <w:rPr>
@@ -6675,18 +7357,45 @@
           <w:szCs w:val="20"/>
         </w:rPr>
       </w:pPr>
-      <w:r>
-        <w:rPr>
-          <w:rFonts w:ascii="Times New Roman" w:eastAsia="Times New Roman" w:hAnsi="Times New Roman" w:cs="Times New Roman"/>
-          <w:b/>
-          <w:sz w:val="20"/>
-          <w:szCs w:val="20"/>
-        </w:rPr>
-        <w:t>Poster Presentations</w:t>
-      </w:r>
     </w:p>
     <w:p>
       <w:pPr>
+        <w:pBdr>
+          <w:bottom w:val="single" w:sz="4" w:space="1" w:color="auto"/>
+        </w:pBdr>
+        <w:rPr>
+          <w:rFonts w:ascii="Times New Roman" w:eastAsia="Times New Roman" w:hAnsi="Times New Roman" w:cs="Times New Roman"/>
+          <w:b/>
+          <w:sz w:val="20"/>
+          <w:szCs w:val="20"/>
+        </w:rPr>
+      </w:pPr>
+    </w:p>
+    <w:p>
+      <w:pPr>
+        <w:pBdr>
+          <w:bottom w:val="single" w:sz="4" w:space="1" w:color="auto"/>
+        </w:pBdr>
+        <w:rPr>
+          <w:rFonts w:ascii="Times New Roman" w:eastAsia="Times New Roman" w:hAnsi="Times New Roman" w:cs="Times New Roman"/>
+          <w:b/>
+          <w:sz w:val="20"/>
+          <w:szCs w:val="20"/>
+        </w:rPr>
+      </w:pPr>
+      <w:r>
+        <w:rPr>
+          <w:rFonts w:ascii="Times New Roman" w:eastAsia="Times New Roman" w:hAnsi="Times New Roman" w:cs="Times New Roman"/>
+          <w:b/>
+          <w:sz w:val="20"/>
+          <w:szCs w:val="20"/>
+        </w:rPr>
+        <w:lastRenderedPageBreak/>
+        <w:t>Poster Presentations</w:t>
+      </w:r>
+    </w:p>
+    <w:p>
+      <w:pPr>
         <w:pStyle w:val="NormalWeb"/>
         <w:spacing w:before="0" w:beforeAutospacing="0" w:after="120" w:afterAutospacing="0"/>
         <w:rPr>
@@ -6872,7 +7581,6 @@
           <w:sz w:val="20"/>
           <w:szCs w:val="20"/>
         </w:rPr>
-        <w:lastRenderedPageBreak/>
         <w:t>Quantifying the dynamics of Kaposi’s sarcoma-associated herpesvirus persistence</w:t>
       </w:r>
       <w:r>
@@ -7005,32 +7713,41 @@
       <w:r>
         <w:rPr>
           <w:bCs/>
-          <w:color w:val="000000"/>
-          <w:sz w:val="20"/>
-          <w:szCs w:val="20"/>
-          <w:highlight w:val="yellow"/>
-        </w:rPr>
-        <w:t xml:space="preserve">AMD </w:t>
-      </w:r>
-      <w:r>
-        <w:rPr>
-          <w:bCs/>
-          <w:color w:val="000000"/>
-          <w:sz w:val="20"/>
-          <w:szCs w:val="20"/>
-          <w:highlight w:val="yellow"/>
-        </w:rPr>
-        <w:t>poster</w:t>
-      </w:r>
-      <w:r>
-        <w:rPr>
-          <w:bCs/>
-          <w:color w:val="000000"/>
-          <w:sz w:val="20"/>
-          <w:szCs w:val="20"/>
-          <w:highlight w:val="yellow"/>
-        </w:rPr>
-        <w:t>, Johns Hopkins Design Day</w:t>
+          <w:i/>
+          <w:iCs/>
+          <w:color w:val="000000"/>
+          <w:sz w:val="20"/>
+          <w:szCs w:val="20"/>
+        </w:rPr>
+        <w:t xml:space="preserve">Predicting imminent conversion to exudative age-related macular degeneration using multimodal data and ensemble machine learning, </w:t>
+      </w:r>
+      <w:r>
+        <w:rPr>
+          <w:bCs/>
+          <w:color w:val="000000"/>
+          <w:sz w:val="20"/>
+          <w:szCs w:val="20"/>
+        </w:rPr>
+        <w:t>Johns Hopkins Engineering Design Day, May 2</w:t>
+      </w:r>
+      <w:r>
+        <w:rPr>
+          <w:bCs/>
+          <w:color w:val="000000"/>
+          <w:sz w:val="20"/>
+          <w:szCs w:val="20"/>
+          <w:vertAlign w:val="superscript"/>
+        </w:rPr>
+        <w:t>nd</w:t>
+      </w:r>
+      <w:r>
+        <w:rPr>
+          <w:bCs/>
+          <w:color w:val="000000"/>
+          <w:sz w:val="20"/>
+          <w:szCs w:val="20"/>
+        </w:rPr>
+        <w:t>, 2023</w:t>
       </w:r>
     </w:p>
     <w:p>
@@ -7239,7 +7956,27 @@
           <w:sz w:val="20"/>
           <w:szCs w:val="20"/>
         </w:rPr>
-        <w:t xml:space="preserve">Development of an Open-source Physiologically-Based Pharmacokinetic Model to Predict Maternal-Fetal Exposures of CYP450-Metabolized Drugs, </w:t>
+        <w:t xml:space="preserve">Development of an Open-source </w:t>
+      </w:r>
+      <w:proofErr w:type="gramStart"/>
+      <w:r>
+        <w:rPr>
+          <w:i/>
+          <w:color w:val="000000"/>
+          <w:sz w:val="20"/>
+          <w:szCs w:val="20"/>
+        </w:rPr>
+        <w:t>Physiologically-Based</w:t>
+      </w:r>
+      <w:proofErr w:type="gramEnd"/>
+      <w:r>
+        <w:rPr>
+          <w:i/>
+          <w:color w:val="000000"/>
+          <w:sz w:val="20"/>
+          <w:szCs w:val="20"/>
+        </w:rPr>
+        <w:t xml:space="preserve"> Pharmacokinetic Model to Predict Maternal-Fetal Exposures of CYP450-Metabolized Drugs, </w:t>
       </w:r>
       <w:r>
         <w:rPr>
@@ -7324,6 +8061,7 @@
                 <w:szCs w:val="20"/>
               </w:rPr>
             </w:pPr>
+            <w:proofErr w:type="spellStart"/>
             <w:r>
               <w:rPr>
                 <w:rFonts w:ascii="Times New Roman" w:eastAsia="Times New Roman" w:hAnsi="Times New Roman" w:cs="Times New Roman"/>
@@ -7332,7 +8070,18 @@
                 <w:sz w:val="20"/>
                 <w:szCs w:val="20"/>
               </w:rPr>
-              <w:t xml:space="preserve">bmediatR, </w:t>
+              <w:t>bmediatR</w:t>
+            </w:r>
+            <w:proofErr w:type="spellEnd"/>
+            <w:r>
+              <w:rPr>
+                <w:rFonts w:ascii="Times New Roman" w:eastAsia="Times New Roman" w:hAnsi="Times New Roman" w:cs="Times New Roman"/>
+                <w:b/>
+                <w:color w:val="000000"/>
+                <w:sz w:val="20"/>
+                <w:szCs w:val="20"/>
+              </w:rPr>
+              <w:t xml:space="preserve">, </w:t>
             </w:r>
             <w:r>
               <w:rPr>
@@ -7342,7 +8091,29 @@
                 <w:sz w:val="20"/>
                 <w:szCs w:val="20"/>
               </w:rPr>
-              <w:t xml:space="preserve">an open-source R package implementing a Bayesian model selection approach to mediation analysis. Available to install from github </w:t>
+              <w:t xml:space="preserve">an open-source R package implementing a Bayesian model selection approach to mediation analysis. Available to install from </w:t>
+            </w:r>
+            <w:proofErr w:type="spellStart"/>
+            <w:r>
+              <w:rPr>
+                <w:rFonts w:ascii="Times New Roman" w:eastAsia="Times New Roman" w:hAnsi="Times New Roman" w:cs="Times New Roman"/>
+                <w:bCs/>
+                <w:color w:val="000000"/>
+                <w:sz w:val="20"/>
+                <w:szCs w:val="20"/>
+              </w:rPr>
+              <w:t>github</w:t>
+            </w:r>
+            <w:proofErr w:type="spellEnd"/>
+            <w:r>
+              <w:rPr>
+                <w:rFonts w:ascii="Times New Roman" w:eastAsia="Times New Roman" w:hAnsi="Times New Roman" w:cs="Times New Roman"/>
+                <w:bCs/>
+                <w:color w:val="000000"/>
+                <w:sz w:val="20"/>
+                <w:szCs w:val="20"/>
+              </w:rPr>
+              <w:t xml:space="preserve"> </w:t>
             </w:r>
             <w:r>
               <w:rPr>
@@ -7935,6 +8706,7 @@
               </w:rPr>
               <w:t xml:space="preserve"> </w:t>
             </w:r>
+            <w:proofErr w:type="spellStart"/>
             <w:r>
               <w:rPr>
                 <w:rFonts w:ascii="Times New Roman" w:eastAsia="Times New Roman" w:hAnsi="Times New Roman" w:cs="Times New Roman"/>
@@ -7945,6 +8717,7 @@
               </w:rPr>
               <w:t>ISoP</w:t>
             </w:r>
+            <w:proofErr w:type="spellEnd"/>
             <w:r>
               <w:rPr>
                 <w:rFonts w:ascii="Times New Roman" w:eastAsia="Times New Roman" w:hAnsi="Times New Roman" w:cs="Times New Roman"/>
@@ -9436,6 +10209,7 @@
                 <w:sz w:val="20"/>
                 <w:szCs w:val="20"/>
               </w:rPr>
+              <w:lastRenderedPageBreak/>
               <w:t>Julia Language for R Programmers,</w:t>
             </w:r>
             <w:r>
@@ -9575,8 +10349,19 @@
                 <w:sz w:val="20"/>
                 <w:szCs w:val="20"/>
               </w:rPr>
-              <w:t>, Juliacon</w:t>
-            </w:r>
+              <w:t xml:space="preserve">, </w:t>
+            </w:r>
+            <w:proofErr w:type="spellStart"/>
+            <w:r>
+              <w:rPr>
+                <w:bCs/>
+                <w:color w:val="000000"/>
+                <w:sz w:val="20"/>
+                <w:szCs w:val="20"/>
+              </w:rPr>
+              <w:t>Juliacon</w:t>
+            </w:r>
+            <w:proofErr w:type="spellEnd"/>
           </w:p>
         </w:tc>
         <w:tc>
@@ -9696,7 +10481,27 @@
                 <w:sz w:val="20"/>
                 <w:szCs w:val="20"/>
               </w:rPr>
-              <w:t>Shiny, RMarkdown, and RStudio Connect,</w:t>
+              <w:t xml:space="preserve">Shiny, </w:t>
+            </w:r>
+            <w:proofErr w:type="spellStart"/>
+            <w:r>
+              <w:rPr>
+                <w:b/>
+                <w:color w:val="000000"/>
+                <w:sz w:val="20"/>
+                <w:szCs w:val="20"/>
+              </w:rPr>
+              <w:t>RMarkdown</w:t>
+            </w:r>
+            <w:proofErr w:type="spellEnd"/>
+            <w:r>
+              <w:rPr>
+                <w:b/>
+                <w:color w:val="000000"/>
+                <w:sz w:val="20"/>
+                <w:szCs w:val="20"/>
+              </w:rPr>
+              <w:t>, and RStudio Connect,</w:t>
             </w:r>
             <w:r>
               <w:rPr>
@@ -10087,7 +10892,6 @@
                 <w:sz w:val="20"/>
                 <w:szCs w:val="20"/>
               </w:rPr>
-              <w:lastRenderedPageBreak/>
               <w:t>Shiny Reproducibility</w:t>
             </w:r>
             <w:r>
@@ -10636,6 +11440,7 @@
                 <w:szCs w:val="20"/>
               </w:rPr>
             </w:pPr>
+            <w:proofErr w:type="spellStart"/>
             <w:r>
               <w:rPr>
                 <w:rFonts w:ascii="Times New Roman" w:eastAsia="Times New Roman" w:hAnsi="Times New Roman" w:cs="Times New Roman"/>
@@ -10644,7 +11449,18 @@
                 <w:sz w:val="20"/>
                 <w:szCs w:val="20"/>
               </w:rPr>
-              <w:t>iGEM Genetic Engineering Team,</w:t>
+              <w:t>iGEM</w:t>
+            </w:r>
+            <w:proofErr w:type="spellEnd"/>
+            <w:r>
+              <w:rPr>
+                <w:rFonts w:ascii="Times New Roman" w:eastAsia="Times New Roman" w:hAnsi="Times New Roman" w:cs="Times New Roman"/>
+                <w:b/>
+                <w:color w:val="000000"/>
+                <w:sz w:val="20"/>
+                <w:szCs w:val="20"/>
+              </w:rPr>
+              <w:t xml:space="preserve"> Genetic Engineering Team,</w:t>
             </w:r>
             <w:r>
               <w:rPr>
@@ -10709,7 +11525,31 @@
                 <w:sz w:val="20"/>
                 <w:szCs w:val="20"/>
               </w:rPr>
-              <w:t xml:space="preserve">President &amp; Treasurer of Rubyfruit A Cappella, </w:t>
+              <w:t xml:space="preserve">President &amp; Treasurer of </w:t>
+            </w:r>
+            <w:proofErr w:type="spellStart"/>
+            <w:r>
+              <w:rPr>
+                <w:rFonts w:ascii="Times New Roman" w:eastAsia="Times New Roman" w:hAnsi="Times New Roman" w:cs="Times New Roman"/>
+                <w:b/>
+                <w:bCs/>
+                <w:color w:val="000000"/>
+                <w:sz w:val="20"/>
+                <w:szCs w:val="20"/>
+              </w:rPr>
+              <w:t>Rubyfruit</w:t>
+            </w:r>
+            <w:proofErr w:type="spellEnd"/>
+            <w:r>
+              <w:rPr>
+                <w:rFonts w:ascii="Times New Roman" w:eastAsia="Times New Roman" w:hAnsi="Times New Roman" w:cs="Times New Roman"/>
+                <w:b/>
+                <w:bCs/>
+                <w:color w:val="000000"/>
+                <w:sz w:val="20"/>
+                <w:szCs w:val="20"/>
+              </w:rPr>
+              <w:t xml:space="preserve"> A Cappella, </w:t>
             </w:r>
             <w:r>
               <w:rPr>

--- a/static/media/Gastonguay_Madeleine_CV_post_internship.docx
+++ b/static/media/Gastonguay_Madeleine_CV_post_internship.docx
@@ -1,6 +1,6 @@
 
 <file path=word/document.xml><?xml version="1.0" encoding="utf-8"?>
-<w:document xmlns:wpc="http://schemas.microsoft.com/office/word/2010/wordprocessingCanvas" xmlns:cx="http://schemas.microsoft.com/office/drawing/2014/chartex" xmlns:cx1="http://schemas.microsoft.com/office/drawing/2015/9/8/chartex" xmlns:cx2="http://schemas.microsoft.com/office/drawing/2015/10/21/chartex" xmlns:cx3="http://schemas.microsoft.com/office/drawing/2016/5/9/chartex" xmlns:cx4="http://schemas.microsoft.com/office/drawing/2016/5/10/chartex" xmlns:cx5="http://schemas.microsoft.com/office/drawing/2016/5/11/chartex" xmlns:cx6="http://schemas.microsoft.com/office/drawing/2016/5/12/chartex" xmlns:cx7="http://schemas.microsoft.com/office/drawing/2016/5/13/chartex" xmlns:cx8="http://schemas.microsoft.com/office/drawing/2016/5/14/chartex" xmlns:mc="http://schemas.openxmlformats.org/markup-compatibility/2006" xmlns:aink="http://schemas.microsoft.com/office/drawing/2016/ink" xmlns:am3d="http://schemas.microsoft.com/office/drawing/2017/model3d" xmlns:o="urn:schemas-microsoft-com:office:office" xmlns:oel="http://schemas.microsoft.com/office/2019/extlst" xmlns:r="http://schemas.openxmlformats.org/officeDocument/2006/relationships" xmlns:m="http://schemas.openxmlformats.org/officeDocument/2006/math" xmlns:v="urn:schemas-microsoft-com:vml" xmlns:wp14="http://schemas.microsoft.com/office/word/2010/wordprocessingDrawing" xmlns:wp="http://schemas.openxmlformats.org/drawingml/2006/wordprocessingDrawing" xmlns:w10="urn:schemas-microsoft-com:office:word" xmlns:w="http://schemas.openxmlformats.org/wordprocessingml/2006/main" xmlns:w14="http://schemas.microsoft.com/office/word/2010/wordml" xmlns:w15="http://schemas.microsoft.com/office/word/2012/wordml" xmlns:w16cex="http://schemas.microsoft.com/office/word/2018/wordml/cex" xmlns:w16cid="http://schemas.microsoft.com/office/word/2016/wordml/cid" xmlns:w16="http://schemas.microsoft.com/office/word/2018/wordml" xmlns:w16du="http://schemas.microsoft.com/office/word/2023/wordml/word16du" xmlns:w16sdtdh="http://schemas.microsoft.com/office/word/2020/wordml/sdtdatahash" xmlns:w16sdtfl="http://schemas.microsoft.com/office/word/2024/wordml/sdtformatlock" xmlns:w16se="http://schemas.microsoft.com/office/word/2015/wordml/symex" xmlns:wpg="http://schemas.microsoft.com/office/word/2010/wordprocessingGroup" xmlns:wpi="http://schemas.microsoft.com/office/word/2010/wordprocessingInk" xmlns:wne="http://schemas.microsoft.com/office/word/2006/wordml" xmlns:wps="http://schemas.microsoft.com/office/word/2010/wordprocessingShape" mc:Ignorable="w14 w15 w16se w16cid w16 w16cex w16sdtdh w16sdtfl w16du wp14">
+<w:document xmlns:wpc="http://schemas.microsoft.com/office/word/2010/wordprocessingCanvas" xmlns:cx="http://schemas.microsoft.com/office/drawing/2014/chartex" xmlns:cx1="http://schemas.microsoft.com/office/drawing/2015/9/8/chartex" xmlns:cx2="http://schemas.microsoft.com/office/drawing/2015/10/21/chartex" xmlns:cx3="http://schemas.microsoft.com/office/drawing/2016/5/9/chartex" xmlns:cx4="http://schemas.microsoft.com/office/drawing/2016/5/10/chartex" xmlns:cx5="http://schemas.microsoft.com/office/drawing/2016/5/11/chartex" xmlns:cx6="http://schemas.microsoft.com/office/drawing/2016/5/12/chartex" xmlns:cx7="http://schemas.microsoft.com/office/drawing/2016/5/13/chartex" xmlns:cx8="http://schemas.microsoft.com/office/drawing/2016/5/14/chartex" xmlns:mc="http://schemas.openxmlformats.org/markup-compatibility/2006" xmlns:aink="http://schemas.microsoft.com/office/drawing/2016/ink" xmlns:am3d="http://schemas.microsoft.com/office/drawing/2017/model3d" xmlns:o="urn:schemas-microsoft-com:office:office" xmlns:oel="http://schemas.microsoft.com/office/2019/extlst" xmlns:r="http://schemas.openxmlformats.org/officeDocument/2006/relationships" xmlns:m="http://schemas.openxmlformats.org/officeDocument/2006/math" xmlns:v="urn:schemas-microsoft-com:vml" xmlns:wp14="http://schemas.microsoft.com/office/word/2010/wordprocessingDrawing" xmlns:wp="http://schemas.openxmlformats.org/drawingml/2006/wordprocessingDrawing" xmlns:w10="urn:schemas-microsoft-com:office:word" xmlns:w="http://schemas.openxmlformats.org/wordprocessingml/2006/main" xmlns:w14="http://schemas.microsoft.com/office/word/2010/wordml" xmlns:w15="http://schemas.microsoft.com/office/word/2012/wordml" xmlns:w16cex="http://schemas.microsoft.com/office/word/2018/wordml/cex" xmlns:w16cid="http://schemas.microsoft.com/office/word/2016/wordml/cid" xmlns:w16="http://schemas.microsoft.com/office/word/2018/wordml" xmlns:w16du="http://schemas.microsoft.com/office/word/2023/wordml/word16du" xmlns:w16sdtdh="http://schemas.microsoft.com/office/word/2020/wordml/sdtdatahash" xmlns:w16se="http://schemas.microsoft.com/office/word/2015/wordml/symex" xmlns:wpg="http://schemas.microsoft.com/office/word/2010/wordprocessingGroup" xmlns:wpi="http://schemas.microsoft.com/office/word/2010/wordprocessingInk" xmlns:wne="http://schemas.microsoft.com/office/word/2006/wordml" xmlns:wps="http://schemas.microsoft.com/office/word/2010/wordprocessingShape" mc:Ignorable="w14 w15 w16se w16cid w16 w16cex w16sdtdh w16du wp14">
   <w:body>
     <w:p>
       <w:pPr>
@@ -68,14 +68,15 @@
         <w:jc w:val="center"/>
         <w:rPr>
           <w:rFonts w:ascii="Times New Roman" w:eastAsia="Times New Roman" w:hAnsi="Times New Roman" w:cs="Times New Roman"/>
-          <w:sz w:val="20"/>
-          <w:szCs w:val="20"/>
-        </w:rPr>
-      </w:pPr>
-      <w:r>
-        <w:rPr>
-          <w:rFonts w:ascii="Times New Roman" w:eastAsia="Times New Roman" w:hAnsi="Times New Roman" w:cs="Times New Roman"/>
-          <w:color w:val="000000"/>
+          <w:color w:val="000000" w:themeColor="text1"/>
+          <w:sz w:val="20"/>
+          <w:szCs w:val="20"/>
+        </w:rPr>
+      </w:pPr>
+      <w:r>
+        <w:rPr>
+          <w:rFonts w:ascii="Times New Roman" w:eastAsia="Times New Roman" w:hAnsi="Times New Roman" w:cs="Times New Roman"/>
+          <w:color w:val="000000" w:themeColor="text1"/>
           <w:sz w:val="20"/>
           <w:szCs w:val="20"/>
         </w:rPr>
@@ -84,7 +85,7 @@
       <w:r>
         <w:rPr>
           <w:rFonts w:ascii="Times New Roman" w:eastAsia="Times New Roman" w:hAnsi="Times New Roman" w:cs="Times New Roman"/>
-          <w:color w:val="000000"/>
+          <w:color w:val="000000" w:themeColor="text1"/>
           <w:sz w:val="20"/>
           <w:szCs w:val="20"/>
         </w:rPr>
@@ -93,7 +94,7 @@
       <w:r>
         <w:rPr>
           <w:rFonts w:ascii="Times New Roman" w:eastAsia="Times New Roman" w:hAnsi="Times New Roman" w:cs="Times New Roman"/>
-          <w:color w:val="000000"/>
+          <w:color w:val="000000" w:themeColor="text1"/>
           <w:sz w:val="20"/>
           <w:szCs w:val="20"/>
         </w:rPr>
@@ -102,7 +103,7 @@
       <w:r>
         <w:rPr>
           <w:rFonts w:ascii="Times New Roman" w:eastAsia="Times New Roman" w:hAnsi="Times New Roman" w:cs="Times New Roman"/>
-          <w:color w:val="000000"/>
+          <w:color w:val="000000" w:themeColor="text1"/>
           <w:sz w:val="20"/>
           <w:szCs w:val="20"/>
         </w:rPr>
@@ -113,15 +114,37 @@
           <w:rPr>
             <w:rStyle w:val="Hyperlink"/>
             <w:rFonts w:ascii="Times New Roman" w:eastAsia="Times New Roman" w:hAnsi="Times New Roman" w:cs="Times New Roman"/>
+            <w:color w:val="000000" w:themeColor="text1"/>
             <w:sz w:val="20"/>
             <w:szCs w:val="20"/>
           </w:rPr>
-          <w:t>mgaston1@jh.edu</w:t>
+          <w:t>mga</w:t>
+        </w:r>
+        <w:r>
+          <w:rPr>
+            <w:rStyle w:val="Hyperlink"/>
+            <w:rFonts w:ascii="Times New Roman" w:eastAsia="Times New Roman" w:hAnsi="Times New Roman" w:cs="Times New Roman"/>
+            <w:color w:val="000000" w:themeColor="text1"/>
+            <w:sz w:val="20"/>
+            <w:szCs w:val="20"/>
+          </w:rPr>
+          <w:t>s</w:t>
+        </w:r>
+        <w:r>
+          <w:rPr>
+            <w:rStyle w:val="Hyperlink"/>
+            <w:rFonts w:ascii="Times New Roman" w:eastAsia="Times New Roman" w:hAnsi="Times New Roman" w:cs="Times New Roman"/>
+            <w:color w:val="000000" w:themeColor="text1"/>
+            <w:sz w:val="20"/>
+            <w:szCs w:val="20"/>
+          </w:rPr>
+          <w:t>ton1@jh.edu</w:t>
         </w:r>
       </w:hyperlink>
       <w:r>
         <w:rPr>
           <w:rFonts w:ascii="Times New Roman" w:eastAsia="Times New Roman" w:hAnsi="Times New Roman" w:cs="Times New Roman"/>
+          <w:color w:val="000000" w:themeColor="text1"/>
           <w:sz w:val="20"/>
           <w:szCs w:val="20"/>
         </w:rPr>
@@ -131,6 +154,7 @@
         <w:rPr>
           <w:rStyle w:val="Hyperlink"/>
           <w:rFonts w:ascii="Times New Roman" w:eastAsia="Times New Roman" w:hAnsi="Times New Roman" w:cs="Times New Roman"/>
+          <w:color w:val="000000" w:themeColor="text1"/>
           <w:sz w:val="20"/>
           <w:szCs w:val="20"/>
         </w:rPr>
@@ -141,6 +165,7 @@
           <w:rPr>
             <w:rStyle w:val="Hyperlink"/>
             <w:rFonts w:ascii="Times New Roman" w:eastAsia="Times New Roman" w:hAnsi="Times New Roman" w:cs="Times New Roman"/>
+            <w:color w:val="000000" w:themeColor="text1"/>
             <w:sz w:val="20"/>
             <w:szCs w:val="20"/>
           </w:rPr>
@@ -150,6 +175,7 @@
       <w:r>
         <w:rPr>
           <w:rFonts w:ascii="Times New Roman" w:eastAsia="Times New Roman" w:hAnsi="Times New Roman" w:cs="Times New Roman"/>
+          <w:color w:val="000000" w:themeColor="text1"/>
           <w:sz w:val="20"/>
           <w:szCs w:val="20"/>
         </w:rPr>
@@ -158,6 +184,7 @@
       <w:r>
         <w:rPr>
           <w:rFonts w:ascii="Times New Roman" w:eastAsia="Times New Roman" w:hAnsi="Times New Roman" w:cs="Times New Roman"/>
+          <w:color w:val="000000" w:themeColor="text1"/>
           <w:sz w:val="20"/>
           <w:szCs w:val="20"/>
         </w:rPr>
@@ -166,6 +193,7 @@
       <w:r>
         <w:rPr>
           <w:rFonts w:ascii="Times New Roman" w:eastAsia="Times New Roman" w:hAnsi="Times New Roman" w:cs="Times New Roman"/>
+          <w:color w:val="000000" w:themeColor="text1"/>
           <w:sz w:val="20"/>
           <w:szCs w:val="20"/>
         </w:rPr>
@@ -176,6 +204,7 @@
           <w:rPr>
             <w:rStyle w:val="Hyperlink"/>
             <w:rFonts w:ascii="Times New Roman" w:eastAsia="Times New Roman" w:hAnsi="Times New Roman" w:cs="Times New Roman"/>
+            <w:color w:val="000000" w:themeColor="text1"/>
             <w:sz w:val="20"/>
             <w:szCs w:val="20"/>
           </w:rPr>
@@ -185,6 +214,7 @@
       <w:r>
         <w:rPr>
           <w:rFonts w:ascii="Times New Roman" w:hAnsi="Times New Roman" w:cs="Times New Roman"/>
+          <w:color w:val="000000" w:themeColor="text1"/>
           <w:sz w:val="20"/>
           <w:szCs w:val="20"/>
         </w:rPr>
@@ -193,6 +223,7 @@
       <w:r>
         <w:rPr>
           <w:rFonts w:ascii="Times New Roman" w:eastAsia="Times New Roman" w:hAnsi="Times New Roman" w:cs="Times New Roman"/>
+          <w:color w:val="000000" w:themeColor="text1"/>
           <w:sz w:val="20"/>
           <w:szCs w:val="20"/>
         </w:rPr>
@@ -203,6 +234,7 @@
           <w:rPr>
             <w:rStyle w:val="Hyperlink"/>
             <w:rFonts w:ascii="Times New Roman" w:eastAsia="Times New Roman" w:hAnsi="Times New Roman" w:cs="Times New Roman"/>
+            <w:color w:val="000000" w:themeColor="text1"/>
             <w:sz w:val="20"/>
             <w:szCs w:val="20"/>
           </w:rPr>
@@ -872,17 +904,7 @@
           <w:sz w:val="20"/>
           <w:szCs w:val="20"/>
         </w:rPr>
-        <w:t>)</w:t>
-      </w:r>
-      <w:r>
-        <w:rPr>
-          <w:rFonts w:ascii="Times New Roman" w:eastAsia="Times New Roman" w:hAnsi="Times New Roman" w:cs="Times New Roman"/>
-          <w:bCs/>
-          <w:color w:val="000000"/>
-          <w:sz w:val="20"/>
-          <w:szCs w:val="20"/>
-        </w:rPr>
-        <w:t xml:space="preserve">, </w:t>
+        <w:t xml:space="preserve">), </w:t>
       </w:r>
       <w:r>
         <w:rPr>
@@ -922,27 +944,7 @@
           <w:sz w:val="20"/>
           <w:szCs w:val="20"/>
         </w:rPr>
-        <w:t xml:space="preserve">, </w:t>
-      </w:r>
-      <w:r>
-        <w:rPr>
-          <w:rFonts w:ascii="Times New Roman" w:eastAsia="Times New Roman" w:hAnsi="Times New Roman" w:cs="Times New Roman"/>
-          <w:bCs/>
-          <w:color w:val="000000"/>
-          <w:sz w:val="20"/>
-          <w:szCs w:val="20"/>
-        </w:rPr>
-        <w:t>Bash</w:t>
-      </w:r>
-      <w:r>
-        <w:rPr>
-          <w:rFonts w:ascii="Times New Roman" w:eastAsia="Times New Roman" w:hAnsi="Times New Roman" w:cs="Times New Roman"/>
-          <w:bCs/>
-          <w:color w:val="000000"/>
-          <w:sz w:val="20"/>
-          <w:szCs w:val="20"/>
-        </w:rPr>
-        <w:t>,</w:t>
+        <w:t>, Bash,</w:t>
       </w:r>
       <w:r>
         <w:rPr>
@@ -1251,8 +1253,19 @@
                 <w:sz w:val="20"/>
                 <w:szCs w:val="20"/>
               </w:rPr>
-              <w:t xml:space="preserve"> Mac Gabhann</w:t>
-            </w:r>
+              <w:t xml:space="preserve"> Mac </w:t>
+            </w:r>
+            <w:proofErr w:type="spellStart"/>
+            <w:r>
+              <w:rPr>
+                <w:rFonts w:ascii="Times New Roman" w:eastAsia="Times New Roman" w:hAnsi="Times New Roman" w:cs="Times New Roman"/>
+                <w:color w:val="000000"/>
+                <w:sz w:val="20"/>
+                <w:szCs w:val="20"/>
+              </w:rPr>
+              <w:t>Gabhann</w:t>
+            </w:r>
+            <w:proofErr w:type="spellEnd"/>
           </w:p>
         </w:tc>
         <w:tc>
@@ -1753,8 +1766,21 @@
                 <w:sz w:val="20"/>
                 <w:szCs w:val="20"/>
               </w:rPr>
-              <w:t xml:space="preserve"> Mac Gabhann</w:t>
-            </w:r>
+              <w:t xml:space="preserve"> Mac </w:t>
+            </w:r>
+            <w:proofErr w:type="spellStart"/>
+            <w:r>
+              <w:rPr>
+                <w:rFonts w:ascii="Times New Roman" w:eastAsia="Times New Roman" w:hAnsi="Times New Roman" w:cs="Times New Roman"/>
+                <w:i/>
+                <w:iCs/>
+                <w:color w:val="000000"/>
+                <w:sz w:val="20"/>
+                <w:szCs w:val="20"/>
+              </w:rPr>
+              <w:t>Gabhann</w:t>
+            </w:r>
+            <w:proofErr w:type="spellEnd"/>
           </w:p>
         </w:tc>
         <w:tc>
@@ -2687,47 +2713,7 @@
           <w:sz w:val="20"/>
           <w:szCs w:val="20"/>
         </w:rPr>
-        <w:t>responsible for delayed disease progression under adaptive therapy by comparing the</w:t>
-      </w:r>
-      <w:r>
-        <w:rPr>
-          <w:rFonts w:ascii="Times New Roman" w:eastAsia="Times New Roman" w:hAnsi="Times New Roman" w:cs="Times New Roman"/>
-          <w:bCs/>
-          <w:color w:val="000000"/>
-          <w:sz w:val="20"/>
-          <w:szCs w:val="20"/>
-        </w:rPr>
-        <w:t xml:space="preserve"> model with </w:t>
-      </w:r>
-      <w:r>
-        <w:rPr>
-          <w:rFonts w:ascii="Times New Roman" w:eastAsia="Times New Roman" w:hAnsi="Times New Roman" w:cs="Times New Roman"/>
-          <w:bCs/>
-          <w:color w:val="000000"/>
-          <w:sz w:val="20"/>
-          <w:szCs w:val="20"/>
-        </w:rPr>
-        <w:t xml:space="preserve">competition </w:t>
-      </w:r>
-      <w:r>
-        <w:rPr>
-          <w:rFonts w:ascii="Times New Roman" w:eastAsia="Times New Roman" w:hAnsi="Times New Roman" w:cs="Times New Roman"/>
-          <w:bCs/>
-          <w:color w:val="000000"/>
-          <w:sz w:val="20"/>
-          <w:szCs w:val="20"/>
-        </w:rPr>
-        <w:t>between subclones</w:t>
-      </w:r>
-      <w:r>
-        <w:rPr>
-          <w:rFonts w:ascii="Times New Roman" w:eastAsia="Times New Roman" w:hAnsi="Times New Roman" w:cs="Times New Roman"/>
-          <w:bCs/>
-          <w:color w:val="000000"/>
-          <w:sz w:val="20"/>
-          <w:szCs w:val="20"/>
-        </w:rPr>
-        <w:t xml:space="preserve"> with a two-population tumor growth inhibition model lacking ecological interactions </w:t>
+        <w:t xml:space="preserve">responsible for delayed disease progression under adaptive therapy by comparing the model with competition between subclones with a two-population tumor growth inhibition model lacking ecological interactions </w:t>
       </w:r>
     </w:p>
     <w:p>
@@ -3317,7 +3303,27 @@
           <w:sz w:val="20"/>
           <w:szCs w:val="20"/>
         </w:rPr>
-        <w:t>Outcome: 1 publication, 2 internal talks, 1 internal poster presentation</w:t>
+        <w:t>Outcome</w:t>
+      </w:r>
+      <w:r>
+        <w:rPr>
+          <w:rFonts w:ascii="Times New Roman" w:eastAsia="Times New Roman" w:hAnsi="Times New Roman" w:cs="Times New Roman"/>
+          <w:bCs/>
+          <w:color w:val="000000"/>
+          <w:sz w:val="20"/>
+          <w:szCs w:val="20"/>
+        </w:rPr>
+        <w:t>s</w:t>
+      </w:r>
+      <w:r>
+        <w:rPr>
+          <w:rFonts w:ascii="Times New Roman" w:eastAsia="Times New Roman" w:hAnsi="Times New Roman" w:cs="Times New Roman"/>
+          <w:bCs/>
+          <w:color w:val="000000"/>
+          <w:sz w:val="20"/>
+          <w:szCs w:val="20"/>
+        </w:rPr>
+        <w:t>: 1 publication, 2 internal talks, 1 internal poster presentation</w:t>
       </w:r>
     </w:p>
     <w:p>
@@ -4418,27 +4424,7 @@
           <w:sz w:val="20"/>
           <w:szCs w:val="20"/>
         </w:rPr>
-        <w:t xml:space="preserve">, </w:t>
-      </w:r>
-      <w:proofErr w:type="gramStart"/>
-      <w:r>
-        <w:rPr>
-          <w:rFonts w:ascii="Times New Roman" w:eastAsia="Times New Roman" w:hAnsi="Times New Roman" w:cs="Times New Roman"/>
-          <w:color w:val="000000"/>
-          <w:sz w:val="20"/>
-          <w:szCs w:val="20"/>
-        </w:rPr>
-        <w:t>foundational</w:t>
-      </w:r>
-      <w:proofErr w:type="gramEnd"/>
-      <w:r>
-        <w:rPr>
-          <w:rFonts w:ascii="Times New Roman" w:eastAsia="Times New Roman" w:hAnsi="Times New Roman" w:cs="Times New Roman"/>
-          <w:color w:val="000000"/>
-          <w:sz w:val="20"/>
-          <w:szCs w:val="20"/>
-        </w:rPr>
-        <w:t xml:space="preserve"> pipeline for the Vera-Licona lab</w:t>
+        <w:t>, foundational pipeline for the Vera-Licona lab</w:t>
       </w:r>
       <w:r>
         <w:rPr>
@@ -5861,7 +5847,15 @@
           <w:sz w:val="20"/>
           <w:szCs w:val="20"/>
         </w:rPr>
-        <w:t>5+</w:t>
+        <w:t>6</w:t>
+      </w:r>
+      <w:r>
+        <w:rPr>
+          <w:color w:val="000000"/>
+          <w:sz w:val="20"/>
+          <w:szCs w:val="20"/>
+        </w:rPr>
+        <w:t>+</w:t>
       </w:r>
       <w:r>
         <w:rPr>
@@ -6000,7 +5994,23 @@
           <w:sz w:val="20"/>
           <w:szCs w:val="20"/>
         </w:rPr>
-        <w:t xml:space="preserve"> (2025+). </w:t>
+        <w:t xml:space="preserve"> (202</w:t>
+      </w:r>
+      <w:r>
+        <w:rPr>
+          <w:color w:val="000000"/>
+          <w:sz w:val="20"/>
+          <w:szCs w:val="20"/>
+        </w:rPr>
+        <w:t>6</w:t>
+      </w:r>
+      <w:r>
+        <w:rPr>
+          <w:color w:val="000000"/>
+          <w:sz w:val="20"/>
+          <w:szCs w:val="20"/>
+        </w:rPr>
+        <w:t xml:space="preserve">+). </w:t>
       </w:r>
       <w:r>
         <w:rPr>
@@ -6840,6 +6850,49 @@
           <w:sz w:val="20"/>
           <w:szCs w:val="20"/>
         </w:rPr>
+        <w:t>Quantifying mechanisms of HIV immunotherapy using models of post-treatment viral rebound</w:t>
+      </w:r>
+      <w:r>
+        <w:rPr>
+          <w:bCs/>
+          <w:i/>
+          <w:iCs/>
+          <w:color w:val="000000"/>
+          <w:sz w:val="20"/>
+          <w:szCs w:val="20"/>
+        </w:rPr>
+        <w:t xml:space="preserve">, </w:t>
+      </w:r>
+      <w:r>
+        <w:rPr>
+          <w:bCs/>
+          <w:color w:val="000000"/>
+          <w:sz w:val="20"/>
+          <w:szCs w:val="20"/>
+        </w:rPr>
+        <w:t>Invited talk for University of Pittsburgh Association for Women in Mathematics Seminar Series, September 11th, 2026</w:t>
+      </w:r>
+    </w:p>
+    <w:p>
+      <w:pPr>
+        <w:pStyle w:val="NormalWeb"/>
+        <w:spacing w:before="0" w:beforeAutospacing="0" w:after="120" w:afterAutospacing="0"/>
+        <w:rPr>
+          <w:bCs/>
+          <w:color w:val="000000"/>
+          <w:sz w:val="20"/>
+          <w:szCs w:val="20"/>
+        </w:rPr>
+      </w:pPr>
+      <w:r>
+        <w:rPr>
+          <w:bCs/>
+          <w:i/>
+          <w:iCs/>
+          <w:color w:val="000000"/>
+          <w:sz w:val="20"/>
+          <w:szCs w:val="20"/>
+        </w:rPr>
         <w:t>Viral rebound kinetics following single and combination immunotherapy for HIV/SIV</w:t>
       </w:r>
       <w:r>
@@ -7390,7 +7443,6 @@
           <w:sz w:val="20"/>
           <w:szCs w:val="20"/>
         </w:rPr>
-        <w:lastRenderedPageBreak/>
         <w:t>Poster Presentations</w:t>
       </w:r>
     </w:p>
@@ -10144,6 +10196,7 @@
                 <w:sz w:val="20"/>
                 <w:szCs w:val="20"/>
               </w:rPr>
+              <w:lastRenderedPageBreak/>
               <w:t>Building Tidy R Packages</w:t>
             </w:r>
             <w:r>
@@ -10209,7 +10262,6 @@
                 <w:sz w:val="20"/>
                 <w:szCs w:val="20"/>
               </w:rPr>
-              <w:lastRenderedPageBreak/>
               <w:t>Julia Language for R Programmers,</w:t>
             </w:r>
             <w:r>
@@ -11611,7 +11663,7 @@
 </file>
 
 <file path=word/endnotes.xml><?xml version="1.0" encoding="utf-8"?>
-<w:endnotes xmlns:wpc="http://schemas.microsoft.com/office/word/2010/wordprocessingCanvas" xmlns:cx="http://schemas.microsoft.com/office/drawing/2014/chartex" xmlns:cx1="http://schemas.microsoft.com/office/drawing/2015/9/8/chartex" xmlns:cx2="http://schemas.microsoft.com/office/drawing/2015/10/21/chartex" xmlns:cx3="http://schemas.microsoft.com/office/drawing/2016/5/9/chartex" xmlns:cx4="http://schemas.microsoft.com/office/drawing/2016/5/10/chartex" xmlns:cx5="http://schemas.microsoft.com/office/drawing/2016/5/11/chartex" xmlns:cx6="http://schemas.microsoft.com/office/drawing/2016/5/12/chartex" xmlns:cx7="http://schemas.microsoft.com/office/drawing/2016/5/13/chartex" xmlns:cx8="http://schemas.microsoft.com/office/drawing/2016/5/14/chartex" xmlns:mc="http://schemas.openxmlformats.org/markup-compatibility/2006" xmlns:aink="http://schemas.microsoft.com/office/drawing/2016/ink" xmlns:am3d="http://schemas.microsoft.com/office/drawing/2017/model3d" xmlns:o="urn:schemas-microsoft-com:office:office" xmlns:oel="http://schemas.microsoft.com/office/2019/extlst" xmlns:r="http://schemas.openxmlformats.org/officeDocument/2006/relationships" xmlns:m="http://schemas.openxmlformats.org/officeDocument/2006/math" xmlns:v="urn:schemas-microsoft-com:vml" xmlns:wp14="http://schemas.microsoft.com/office/word/2010/wordprocessingDrawing" xmlns:wp="http://schemas.openxmlformats.org/drawingml/2006/wordprocessingDrawing" xmlns:w10="urn:schemas-microsoft-com:office:word" xmlns:w="http://schemas.openxmlformats.org/wordprocessingml/2006/main" xmlns:w14="http://schemas.microsoft.com/office/word/2010/wordml" xmlns:w15="http://schemas.microsoft.com/office/word/2012/wordml" xmlns:w16cex="http://schemas.microsoft.com/office/word/2018/wordml/cex" xmlns:w16cid="http://schemas.microsoft.com/office/word/2016/wordml/cid" xmlns:w16="http://schemas.microsoft.com/office/word/2018/wordml" xmlns:w16du="http://schemas.microsoft.com/office/word/2023/wordml/word16du" xmlns:w16sdtdh="http://schemas.microsoft.com/office/word/2020/wordml/sdtdatahash" xmlns:w16sdtfl="http://schemas.microsoft.com/office/word/2024/wordml/sdtformatlock" xmlns:w16se="http://schemas.microsoft.com/office/word/2015/wordml/symex" xmlns:wpg="http://schemas.microsoft.com/office/word/2010/wordprocessingGroup" xmlns:wpi="http://schemas.microsoft.com/office/word/2010/wordprocessingInk" xmlns:wne="http://schemas.microsoft.com/office/word/2006/wordml" xmlns:wps="http://schemas.microsoft.com/office/word/2010/wordprocessingShape" mc:Ignorable="w14 w15 w16se w16cid w16 w16cex w16sdtdh w16sdtfl w16du wp14">
+<w:endnotes xmlns:wpc="http://schemas.microsoft.com/office/word/2010/wordprocessingCanvas" xmlns:cx="http://schemas.microsoft.com/office/drawing/2014/chartex" xmlns:cx1="http://schemas.microsoft.com/office/drawing/2015/9/8/chartex" xmlns:cx2="http://schemas.microsoft.com/office/drawing/2015/10/21/chartex" xmlns:cx3="http://schemas.microsoft.com/office/drawing/2016/5/9/chartex" xmlns:cx4="http://schemas.microsoft.com/office/drawing/2016/5/10/chartex" xmlns:cx5="http://schemas.microsoft.com/office/drawing/2016/5/11/chartex" xmlns:cx6="http://schemas.microsoft.com/office/drawing/2016/5/12/chartex" xmlns:cx7="http://schemas.microsoft.com/office/drawing/2016/5/13/chartex" xmlns:cx8="http://schemas.microsoft.com/office/drawing/2016/5/14/chartex" xmlns:mc="http://schemas.openxmlformats.org/markup-compatibility/2006" xmlns:aink="http://schemas.microsoft.com/office/drawing/2016/ink" xmlns:am3d="http://schemas.microsoft.com/office/drawing/2017/model3d" xmlns:o="urn:schemas-microsoft-com:office:office" xmlns:oel="http://schemas.microsoft.com/office/2019/extlst" xmlns:r="http://schemas.openxmlformats.org/officeDocument/2006/relationships" xmlns:m="http://schemas.openxmlformats.org/officeDocument/2006/math" xmlns:v="urn:schemas-microsoft-com:vml" xmlns:wp14="http://schemas.microsoft.com/office/word/2010/wordprocessingDrawing" xmlns:wp="http://schemas.openxmlformats.org/drawingml/2006/wordprocessingDrawing" xmlns:w10="urn:schemas-microsoft-com:office:word" xmlns:w="http://schemas.openxmlformats.org/wordprocessingml/2006/main" xmlns:w14="http://schemas.microsoft.com/office/word/2010/wordml" xmlns:w15="http://schemas.microsoft.com/office/word/2012/wordml" xmlns:w16cex="http://schemas.microsoft.com/office/word/2018/wordml/cex" xmlns:w16cid="http://schemas.microsoft.com/office/word/2016/wordml/cid" xmlns:w16="http://schemas.microsoft.com/office/word/2018/wordml" xmlns:w16du="http://schemas.microsoft.com/office/word/2023/wordml/word16du" xmlns:w16sdtdh="http://schemas.microsoft.com/office/word/2020/wordml/sdtdatahash" xmlns:w16se="http://schemas.microsoft.com/office/word/2015/wordml/symex" xmlns:wpg="http://schemas.microsoft.com/office/word/2010/wordprocessingGroup" xmlns:wpi="http://schemas.microsoft.com/office/word/2010/wordprocessingInk" xmlns:wne="http://schemas.microsoft.com/office/word/2006/wordml" xmlns:wps="http://schemas.microsoft.com/office/word/2010/wordprocessingShape" mc:Ignorable="w14 w15 w16se w16cid w16 w16cex w16sdtdh w16du wp14">
   <w:endnote w:type="separator" w:id="-1">
     <w:p>
       <w:r>
@@ -11630,7 +11682,7 @@
 </file>
 
 <file path=word/footer1.xml><?xml version="1.0" encoding="utf-8"?>
-<w:ftr xmlns:wpc="http://schemas.microsoft.com/office/word/2010/wordprocessingCanvas" xmlns:cx="http://schemas.microsoft.com/office/drawing/2014/chartex" xmlns:cx1="http://schemas.microsoft.com/office/drawing/2015/9/8/chartex" xmlns:cx2="http://schemas.microsoft.com/office/drawing/2015/10/21/chartex" xmlns:cx3="http://schemas.microsoft.com/office/drawing/2016/5/9/chartex" xmlns:cx4="http://schemas.microsoft.com/office/drawing/2016/5/10/chartex" xmlns:cx5="http://schemas.microsoft.com/office/drawing/2016/5/11/chartex" xmlns:cx6="http://schemas.microsoft.com/office/drawing/2016/5/12/chartex" xmlns:cx7="http://schemas.microsoft.com/office/drawing/2016/5/13/chartex" xmlns:cx8="http://schemas.microsoft.com/office/drawing/2016/5/14/chartex" xmlns:mc="http://schemas.openxmlformats.org/markup-compatibility/2006" xmlns:aink="http://schemas.microsoft.com/office/drawing/2016/ink" xmlns:am3d="http://schemas.microsoft.com/office/drawing/2017/model3d" xmlns:o="urn:schemas-microsoft-com:office:office" xmlns:oel="http://schemas.microsoft.com/office/2019/extlst" xmlns:r="http://schemas.openxmlformats.org/officeDocument/2006/relationships" xmlns:m="http://schemas.openxmlformats.org/officeDocument/2006/math" xmlns:v="urn:schemas-microsoft-com:vml" xmlns:wp14="http://schemas.microsoft.com/office/word/2010/wordprocessingDrawing" xmlns:wp="http://schemas.openxmlformats.org/drawingml/2006/wordprocessingDrawing" xmlns:w10="urn:schemas-microsoft-com:office:word" xmlns:w="http://schemas.openxmlformats.org/wordprocessingml/2006/main" xmlns:w14="http://schemas.microsoft.com/office/word/2010/wordml" xmlns:w15="http://schemas.microsoft.com/office/word/2012/wordml" xmlns:w16cex="http://schemas.microsoft.com/office/word/2018/wordml/cex" xmlns:w16cid="http://schemas.microsoft.com/office/word/2016/wordml/cid" xmlns:w16="http://schemas.microsoft.com/office/word/2018/wordml" xmlns:w16du="http://schemas.microsoft.com/office/word/2023/wordml/word16du" xmlns:w16sdtdh="http://schemas.microsoft.com/office/word/2020/wordml/sdtdatahash" xmlns:w16sdtfl="http://schemas.microsoft.com/office/word/2024/wordml/sdtformatlock" xmlns:w16se="http://schemas.microsoft.com/office/word/2015/wordml/symex" xmlns:wpg="http://schemas.microsoft.com/office/word/2010/wordprocessingGroup" xmlns:wpi="http://schemas.microsoft.com/office/word/2010/wordprocessingInk" xmlns:wne="http://schemas.microsoft.com/office/word/2006/wordml" xmlns:wps="http://schemas.microsoft.com/office/word/2010/wordprocessingShape" mc:Ignorable="w14 w15 w16se w16cid w16 w16cex w16sdtdh w16sdtfl w16du wp14">
+<w:ftr xmlns:wpc="http://schemas.microsoft.com/office/word/2010/wordprocessingCanvas" xmlns:cx="http://schemas.microsoft.com/office/drawing/2014/chartex" xmlns:cx1="http://schemas.microsoft.com/office/drawing/2015/9/8/chartex" xmlns:cx2="http://schemas.microsoft.com/office/drawing/2015/10/21/chartex" xmlns:cx3="http://schemas.microsoft.com/office/drawing/2016/5/9/chartex" xmlns:cx4="http://schemas.microsoft.com/office/drawing/2016/5/10/chartex" xmlns:cx5="http://schemas.microsoft.com/office/drawing/2016/5/11/chartex" xmlns:cx6="http://schemas.microsoft.com/office/drawing/2016/5/12/chartex" xmlns:cx7="http://schemas.microsoft.com/office/drawing/2016/5/13/chartex" xmlns:cx8="http://schemas.microsoft.com/office/drawing/2016/5/14/chartex" xmlns:mc="http://schemas.openxmlformats.org/markup-compatibility/2006" xmlns:aink="http://schemas.microsoft.com/office/drawing/2016/ink" xmlns:am3d="http://schemas.microsoft.com/office/drawing/2017/model3d" xmlns:o="urn:schemas-microsoft-com:office:office" xmlns:oel="http://schemas.microsoft.com/office/2019/extlst" xmlns:r="http://schemas.openxmlformats.org/officeDocument/2006/relationships" xmlns:m="http://schemas.openxmlformats.org/officeDocument/2006/math" xmlns:v="urn:schemas-microsoft-com:vml" xmlns:wp14="http://schemas.microsoft.com/office/word/2010/wordprocessingDrawing" xmlns:wp="http://schemas.openxmlformats.org/drawingml/2006/wordprocessingDrawing" xmlns:w10="urn:schemas-microsoft-com:office:word" xmlns:w="http://schemas.openxmlformats.org/wordprocessingml/2006/main" xmlns:w14="http://schemas.microsoft.com/office/word/2010/wordml" xmlns:w15="http://schemas.microsoft.com/office/word/2012/wordml" xmlns:w16cex="http://schemas.microsoft.com/office/word/2018/wordml/cex" xmlns:w16cid="http://schemas.microsoft.com/office/word/2016/wordml/cid" xmlns:w16="http://schemas.microsoft.com/office/word/2018/wordml" xmlns:w16du="http://schemas.microsoft.com/office/word/2023/wordml/word16du" xmlns:w16sdtdh="http://schemas.microsoft.com/office/word/2020/wordml/sdtdatahash" xmlns:w16se="http://schemas.microsoft.com/office/word/2015/wordml/symex" xmlns:wpg="http://schemas.microsoft.com/office/word/2010/wordprocessingGroup" xmlns:wpi="http://schemas.microsoft.com/office/word/2010/wordprocessingInk" xmlns:wne="http://schemas.microsoft.com/office/word/2006/wordml" xmlns:wps="http://schemas.microsoft.com/office/word/2010/wordprocessingShape" mc:Ignorable="w14 w15 w16se w16cid w16 w16cex w16sdtdh w16du wp14">
   <w:sdt>
     <w:sdtPr>
       <w:rPr>
@@ -11682,7 +11734,7 @@
 </file>
 
 <file path=word/footer2.xml><?xml version="1.0" encoding="utf-8"?>
-<w:ftr xmlns:wpc="http://schemas.microsoft.com/office/word/2010/wordprocessingCanvas" xmlns:cx="http://schemas.microsoft.com/office/drawing/2014/chartex" xmlns:cx1="http://schemas.microsoft.com/office/drawing/2015/9/8/chartex" xmlns:cx2="http://schemas.microsoft.com/office/drawing/2015/10/21/chartex" xmlns:cx3="http://schemas.microsoft.com/office/drawing/2016/5/9/chartex" xmlns:cx4="http://schemas.microsoft.com/office/drawing/2016/5/10/chartex" xmlns:cx5="http://schemas.microsoft.com/office/drawing/2016/5/11/chartex" xmlns:cx6="http://schemas.microsoft.com/office/drawing/2016/5/12/chartex" xmlns:cx7="http://schemas.microsoft.com/office/drawing/2016/5/13/chartex" xmlns:cx8="http://schemas.microsoft.com/office/drawing/2016/5/14/chartex" xmlns:mc="http://schemas.openxmlformats.org/markup-compatibility/2006" xmlns:aink="http://schemas.microsoft.com/office/drawing/2016/ink" xmlns:am3d="http://schemas.microsoft.com/office/drawing/2017/model3d" xmlns:o="urn:schemas-microsoft-com:office:office" xmlns:oel="http://schemas.microsoft.com/office/2019/extlst" xmlns:r="http://schemas.openxmlformats.org/officeDocument/2006/relationships" xmlns:m="http://schemas.openxmlformats.org/officeDocument/2006/math" xmlns:v="urn:schemas-microsoft-com:vml" xmlns:wp14="http://schemas.microsoft.com/office/word/2010/wordprocessingDrawing" xmlns:wp="http://schemas.openxmlformats.org/drawingml/2006/wordprocessingDrawing" xmlns:w10="urn:schemas-microsoft-com:office:word" xmlns:w="http://schemas.openxmlformats.org/wordprocessingml/2006/main" xmlns:w14="http://schemas.microsoft.com/office/word/2010/wordml" xmlns:w15="http://schemas.microsoft.com/office/word/2012/wordml" xmlns:w16cex="http://schemas.microsoft.com/office/word/2018/wordml/cex" xmlns:w16cid="http://schemas.microsoft.com/office/word/2016/wordml/cid" xmlns:w16="http://schemas.microsoft.com/office/word/2018/wordml" xmlns:w16du="http://schemas.microsoft.com/office/word/2023/wordml/word16du" xmlns:w16sdtdh="http://schemas.microsoft.com/office/word/2020/wordml/sdtdatahash" xmlns:w16sdtfl="http://schemas.microsoft.com/office/word/2024/wordml/sdtformatlock" xmlns:w16se="http://schemas.microsoft.com/office/word/2015/wordml/symex" xmlns:wpg="http://schemas.microsoft.com/office/word/2010/wordprocessingGroup" xmlns:wpi="http://schemas.microsoft.com/office/word/2010/wordprocessingInk" xmlns:wne="http://schemas.microsoft.com/office/word/2006/wordml" xmlns:wps="http://schemas.microsoft.com/office/word/2010/wordprocessingShape" mc:Ignorable="w14 w15 w16se w16cid w16 w16cex w16sdtdh w16sdtfl w16du wp14">
+<w:ftr xmlns:wpc="http://schemas.microsoft.com/office/word/2010/wordprocessingCanvas" xmlns:cx="http://schemas.microsoft.com/office/drawing/2014/chartex" xmlns:cx1="http://schemas.microsoft.com/office/drawing/2015/9/8/chartex" xmlns:cx2="http://schemas.microsoft.com/office/drawing/2015/10/21/chartex" xmlns:cx3="http://schemas.microsoft.com/office/drawing/2016/5/9/chartex" xmlns:cx4="http://schemas.microsoft.com/office/drawing/2016/5/10/chartex" xmlns:cx5="http://schemas.microsoft.com/office/drawing/2016/5/11/chartex" xmlns:cx6="http://schemas.microsoft.com/office/drawing/2016/5/12/chartex" xmlns:cx7="http://schemas.microsoft.com/office/drawing/2016/5/13/chartex" xmlns:cx8="http://schemas.microsoft.com/office/drawing/2016/5/14/chartex" xmlns:mc="http://schemas.openxmlformats.org/markup-compatibility/2006" xmlns:aink="http://schemas.microsoft.com/office/drawing/2016/ink" xmlns:am3d="http://schemas.microsoft.com/office/drawing/2017/model3d" xmlns:o="urn:schemas-microsoft-com:office:office" xmlns:oel="http://schemas.microsoft.com/office/2019/extlst" xmlns:r="http://schemas.openxmlformats.org/officeDocument/2006/relationships" xmlns:m="http://schemas.openxmlformats.org/officeDocument/2006/math" xmlns:v="urn:schemas-microsoft-com:vml" xmlns:wp14="http://schemas.microsoft.com/office/word/2010/wordprocessingDrawing" xmlns:wp="http://schemas.openxmlformats.org/drawingml/2006/wordprocessingDrawing" xmlns:w10="urn:schemas-microsoft-com:office:word" xmlns:w="http://schemas.openxmlformats.org/wordprocessingml/2006/main" xmlns:w14="http://schemas.microsoft.com/office/word/2010/wordml" xmlns:w15="http://schemas.microsoft.com/office/word/2012/wordml" xmlns:w16cex="http://schemas.microsoft.com/office/word/2018/wordml/cex" xmlns:w16cid="http://schemas.microsoft.com/office/word/2016/wordml/cid" xmlns:w16="http://schemas.microsoft.com/office/word/2018/wordml" xmlns:w16du="http://schemas.microsoft.com/office/word/2023/wordml/word16du" xmlns:w16sdtdh="http://schemas.microsoft.com/office/word/2020/wordml/sdtdatahash" xmlns:w16se="http://schemas.microsoft.com/office/word/2015/wordml/symex" xmlns:wpg="http://schemas.microsoft.com/office/word/2010/wordprocessingGroup" xmlns:wpi="http://schemas.microsoft.com/office/word/2010/wordprocessingInk" xmlns:wne="http://schemas.microsoft.com/office/word/2006/wordml" xmlns:wps="http://schemas.microsoft.com/office/word/2010/wordprocessingShape" mc:Ignorable="w14 w15 w16se w16cid w16 w16cex w16sdtdh w16du wp14">
   <w:p>
     <w:pPr>
       <w:pStyle w:val="Footer"/>
@@ -11793,7 +11845,7 @@
 </file>
 
 <file path=word/footnotes.xml><?xml version="1.0" encoding="utf-8"?>
-<w:footnotes xmlns:wpc="http://schemas.microsoft.com/office/word/2010/wordprocessingCanvas" xmlns:cx="http://schemas.microsoft.com/office/drawing/2014/chartex" xmlns:cx1="http://schemas.microsoft.com/office/drawing/2015/9/8/chartex" xmlns:cx2="http://schemas.microsoft.com/office/drawing/2015/10/21/chartex" xmlns:cx3="http://schemas.microsoft.com/office/drawing/2016/5/9/chartex" xmlns:cx4="http://schemas.microsoft.com/office/drawing/2016/5/10/chartex" xmlns:cx5="http://schemas.microsoft.com/office/drawing/2016/5/11/chartex" xmlns:cx6="http://schemas.microsoft.com/office/drawing/2016/5/12/chartex" xmlns:cx7="http://schemas.microsoft.com/office/drawing/2016/5/13/chartex" xmlns:cx8="http://schemas.microsoft.com/office/drawing/2016/5/14/chartex" xmlns:mc="http://schemas.openxmlformats.org/markup-compatibility/2006" xmlns:aink="http://schemas.microsoft.com/office/drawing/2016/ink" xmlns:am3d="http://schemas.microsoft.com/office/drawing/2017/model3d" xmlns:o="urn:schemas-microsoft-com:office:office" xmlns:oel="http://schemas.microsoft.com/office/2019/extlst" xmlns:r="http://schemas.openxmlformats.org/officeDocument/2006/relationships" xmlns:m="http://schemas.openxmlformats.org/officeDocument/2006/math" xmlns:v="urn:schemas-microsoft-com:vml" xmlns:wp14="http://schemas.microsoft.com/office/word/2010/wordprocessingDrawing" xmlns:wp="http://schemas.openxmlformats.org/drawingml/2006/wordprocessingDrawing" xmlns:w10="urn:schemas-microsoft-com:office:word" xmlns:w="http://schemas.openxmlformats.org/wordprocessingml/2006/main" xmlns:w14="http://schemas.microsoft.com/office/word/2010/wordml" xmlns:w15="http://schemas.microsoft.com/office/word/2012/wordml" xmlns:w16cex="http://schemas.microsoft.com/office/word/2018/wordml/cex" xmlns:w16cid="http://schemas.microsoft.com/office/word/2016/wordml/cid" xmlns:w16="http://schemas.microsoft.com/office/word/2018/wordml" xmlns:w16du="http://schemas.microsoft.com/office/word/2023/wordml/word16du" xmlns:w16sdtdh="http://schemas.microsoft.com/office/word/2020/wordml/sdtdatahash" xmlns:w16sdtfl="http://schemas.microsoft.com/office/word/2024/wordml/sdtformatlock" xmlns:w16se="http://schemas.microsoft.com/office/word/2015/wordml/symex" xmlns:wpg="http://schemas.microsoft.com/office/word/2010/wordprocessingGroup" xmlns:wpi="http://schemas.microsoft.com/office/word/2010/wordprocessingInk" xmlns:wne="http://schemas.microsoft.com/office/word/2006/wordml" xmlns:wps="http://schemas.microsoft.com/office/word/2010/wordprocessingShape" mc:Ignorable="w14 w15 w16se w16cid w16 w16cex w16sdtdh w16sdtfl w16du wp14">
+<w:footnotes xmlns:wpc="http://schemas.microsoft.com/office/word/2010/wordprocessingCanvas" xmlns:cx="http://schemas.microsoft.com/office/drawing/2014/chartex" xmlns:cx1="http://schemas.microsoft.com/office/drawing/2015/9/8/chartex" xmlns:cx2="http://schemas.microsoft.com/office/drawing/2015/10/21/chartex" xmlns:cx3="http://schemas.microsoft.com/office/drawing/2016/5/9/chartex" xmlns:cx4="http://schemas.microsoft.com/office/drawing/2016/5/10/chartex" xmlns:cx5="http://schemas.microsoft.com/office/drawing/2016/5/11/chartex" xmlns:cx6="http://schemas.microsoft.com/office/drawing/2016/5/12/chartex" xmlns:cx7="http://schemas.microsoft.com/office/drawing/2016/5/13/chartex" xmlns:cx8="http://schemas.microsoft.com/office/drawing/2016/5/14/chartex" xmlns:mc="http://schemas.openxmlformats.org/markup-compatibility/2006" xmlns:aink="http://schemas.microsoft.com/office/drawing/2016/ink" xmlns:am3d="http://schemas.microsoft.com/office/drawing/2017/model3d" xmlns:o="urn:schemas-microsoft-com:office:office" xmlns:oel="http://schemas.microsoft.com/office/2019/extlst" xmlns:r="http://schemas.openxmlformats.org/officeDocument/2006/relationships" xmlns:m="http://schemas.openxmlformats.org/officeDocument/2006/math" xmlns:v="urn:schemas-microsoft-com:vml" xmlns:wp14="http://schemas.microsoft.com/office/word/2010/wordprocessingDrawing" xmlns:wp="http://schemas.openxmlformats.org/drawingml/2006/wordprocessingDrawing" xmlns:w10="urn:schemas-microsoft-com:office:word" xmlns:w="http://schemas.openxmlformats.org/wordprocessingml/2006/main" xmlns:w14="http://schemas.microsoft.com/office/word/2010/wordml" xmlns:w15="http://schemas.microsoft.com/office/word/2012/wordml" xmlns:w16cex="http://schemas.microsoft.com/office/word/2018/wordml/cex" xmlns:w16cid="http://schemas.microsoft.com/office/word/2016/wordml/cid" xmlns:w16="http://schemas.microsoft.com/office/word/2018/wordml" xmlns:w16du="http://schemas.microsoft.com/office/word/2023/wordml/word16du" xmlns:w16sdtdh="http://schemas.microsoft.com/office/word/2020/wordml/sdtdatahash" xmlns:w16se="http://schemas.microsoft.com/office/word/2015/wordml/symex" xmlns:wpg="http://schemas.microsoft.com/office/word/2010/wordprocessingGroup" xmlns:wpi="http://schemas.microsoft.com/office/word/2010/wordprocessingInk" xmlns:wne="http://schemas.microsoft.com/office/word/2006/wordml" xmlns:wps="http://schemas.microsoft.com/office/word/2010/wordprocessingShape" mc:Ignorable="w14 w15 w16se w16cid w16 w16cex w16sdtdh w16du wp14">
   <w:footnote w:type="separator" w:id="-1">
     <w:p>
       <w:r>
@@ -11812,7 +11864,7 @@
 </file>
 
 <file path=word/numbering.xml><?xml version="1.0" encoding="utf-8"?>
-<w:numbering xmlns:wpc="http://schemas.microsoft.com/office/word/2010/wordprocessingCanvas" xmlns:cx="http://schemas.microsoft.com/office/drawing/2014/chartex" xmlns:cx1="http://schemas.microsoft.com/office/drawing/2015/9/8/chartex" xmlns:cx2="http://schemas.microsoft.com/office/drawing/2015/10/21/chartex" xmlns:cx3="http://schemas.microsoft.com/office/drawing/2016/5/9/chartex" xmlns:cx4="http://schemas.microsoft.com/office/drawing/2016/5/10/chartex" xmlns:cx5="http://schemas.microsoft.com/office/drawing/2016/5/11/chartex" xmlns:cx6="http://schemas.microsoft.com/office/drawing/2016/5/12/chartex" xmlns:cx7="http://schemas.microsoft.com/office/drawing/2016/5/13/chartex" xmlns:cx8="http://schemas.microsoft.com/office/drawing/2016/5/14/chartex" xmlns:mc="http://schemas.openxmlformats.org/markup-compatibility/2006" xmlns:aink="http://schemas.microsoft.com/office/drawing/2016/ink" xmlns:am3d="http://schemas.microsoft.com/office/drawing/2017/model3d" xmlns:o="urn:schemas-microsoft-com:office:office" xmlns:oel="http://schemas.microsoft.com/office/2019/extlst" xmlns:r="http://schemas.openxmlformats.org/officeDocument/2006/relationships" xmlns:m="http://schemas.openxmlformats.org/officeDocument/2006/math" xmlns:v="urn:schemas-microsoft-com:vml" xmlns:wp14="http://schemas.microsoft.com/office/word/2010/wordprocessingDrawing" xmlns:wp="http://schemas.openxmlformats.org/drawingml/2006/wordprocessingDrawing" xmlns:w10="urn:schemas-microsoft-com:office:word" xmlns:w="http://schemas.openxmlformats.org/wordprocessingml/2006/main" xmlns:w14="http://schemas.microsoft.com/office/word/2010/wordml" xmlns:w15="http://schemas.microsoft.com/office/word/2012/wordml" xmlns:w16cex="http://schemas.microsoft.com/office/word/2018/wordml/cex" xmlns:w16cid="http://schemas.microsoft.com/office/word/2016/wordml/cid" xmlns:w16="http://schemas.microsoft.com/office/word/2018/wordml" xmlns:w16du="http://schemas.microsoft.com/office/word/2023/wordml/word16du" xmlns:w16sdtdh="http://schemas.microsoft.com/office/word/2020/wordml/sdtdatahash" xmlns:w16sdtfl="http://schemas.microsoft.com/office/word/2024/wordml/sdtformatlock" xmlns:w16se="http://schemas.microsoft.com/office/word/2015/wordml/symex" xmlns:wpg="http://schemas.microsoft.com/office/word/2010/wordprocessingGroup" xmlns:wpi="http://schemas.microsoft.com/office/word/2010/wordprocessingInk" xmlns:wne="http://schemas.microsoft.com/office/word/2006/wordml" xmlns:wps="http://schemas.microsoft.com/office/word/2010/wordprocessingShape" mc:Ignorable="w14 w15 w16se w16cid w16 w16cex w16sdtdh w16sdtfl w16du wp14">
+<w:numbering xmlns:wpc="http://schemas.microsoft.com/office/word/2010/wordprocessingCanvas" xmlns:cx="http://schemas.microsoft.com/office/drawing/2014/chartex" xmlns:cx1="http://schemas.microsoft.com/office/drawing/2015/9/8/chartex" xmlns:cx2="http://schemas.microsoft.com/office/drawing/2015/10/21/chartex" xmlns:cx3="http://schemas.microsoft.com/office/drawing/2016/5/9/chartex" xmlns:cx4="http://schemas.microsoft.com/office/drawing/2016/5/10/chartex" xmlns:cx5="http://schemas.microsoft.com/office/drawing/2016/5/11/chartex" xmlns:cx6="http://schemas.microsoft.com/office/drawing/2016/5/12/chartex" xmlns:cx7="http://schemas.microsoft.com/office/drawing/2016/5/13/chartex" xmlns:cx8="http://schemas.microsoft.com/office/drawing/2016/5/14/chartex" xmlns:mc="http://schemas.openxmlformats.org/markup-compatibility/2006" xmlns:aink="http://schemas.microsoft.com/office/drawing/2016/ink" xmlns:am3d="http://schemas.microsoft.com/office/drawing/2017/model3d" xmlns:o="urn:schemas-microsoft-com:office:office" xmlns:oel="http://schemas.microsoft.com/office/2019/extlst" xmlns:r="http://schemas.openxmlformats.org/officeDocument/2006/relationships" xmlns:m="http://schemas.openxmlformats.org/officeDocument/2006/math" xmlns:v="urn:schemas-microsoft-com:vml" xmlns:wp14="http://schemas.microsoft.com/office/word/2010/wordprocessingDrawing" xmlns:wp="http://schemas.openxmlformats.org/drawingml/2006/wordprocessingDrawing" xmlns:w10="urn:schemas-microsoft-com:office:word" xmlns:w="http://schemas.openxmlformats.org/wordprocessingml/2006/main" xmlns:w14="http://schemas.microsoft.com/office/word/2010/wordml" xmlns:w15="http://schemas.microsoft.com/office/word/2012/wordml" xmlns:w16cex="http://schemas.microsoft.com/office/word/2018/wordml/cex" xmlns:w16cid="http://schemas.microsoft.com/office/word/2016/wordml/cid" xmlns:w16="http://schemas.microsoft.com/office/word/2018/wordml" xmlns:w16du="http://schemas.microsoft.com/office/word/2023/wordml/word16du" xmlns:w16sdtdh="http://schemas.microsoft.com/office/word/2020/wordml/sdtdatahash" xmlns:w16se="http://schemas.microsoft.com/office/word/2015/wordml/symex" xmlns:wpg="http://schemas.microsoft.com/office/word/2010/wordprocessingGroup" xmlns:wpi="http://schemas.microsoft.com/office/word/2010/wordprocessingInk" xmlns:wne="http://schemas.microsoft.com/office/word/2006/wordml" xmlns:wps="http://schemas.microsoft.com/office/word/2010/wordprocessingShape" mc:Ignorable="w14 w15 w16se w16cid w16 w16cex w16sdtdh w16du wp14">
   <w:abstractNum w:abstractNumId="0" w15:restartNumberingAfterBreak="0">
     <w:nsid w:val="05537A28"/>
     <w:multiLevelType w:val="hybridMultilevel"/>
@@ -15352,7 +15404,7 @@
 </file>
 
 <file path=word/styles.xml><?xml version="1.0" encoding="utf-8"?>
-<w:styles xmlns:mc="http://schemas.openxmlformats.org/markup-compatibility/2006" xmlns:r="http://schemas.openxmlformats.org/officeDocument/2006/relationships" xmlns:w="http://schemas.openxmlformats.org/wordprocessingml/2006/main" xmlns:w14="http://schemas.microsoft.com/office/word/2010/wordml" xmlns:w15="http://schemas.microsoft.com/office/word/2012/wordml" xmlns:w16cex="http://schemas.microsoft.com/office/word/2018/wordml/cex" xmlns:w16cid="http://schemas.microsoft.com/office/word/2016/wordml/cid" xmlns:w16="http://schemas.microsoft.com/office/word/2018/wordml" xmlns:w16du="http://schemas.microsoft.com/office/word/2023/wordml/word16du" xmlns:w16sdtdh="http://schemas.microsoft.com/office/word/2020/wordml/sdtdatahash" xmlns:w16sdtfl="http://schemas.microsoft.com/office/word/2024/wordml/sdtformatlock" xmlns:w16se="http://schemas.microsoft.com/office/word/2015/wordml/symex" mc:Ignorable="w14 w15 w16se w16cid w16 w16cex w16sdtdh w16sdtfl w16du">
+<w:styles xmlns:mc="http://schemas.openxmlformats.org/markup-compatibility/2006" xmlns:r="http://schemas.openxmlformats.org/officeDocument/2006/relationships" xmlns:w="http://schemas.openxmlformats.org/wordprocessingml/2006/main" xmlns:w14="http://schemas.microsoft.com/office/word/2010/wordml" xmlns:w15="http://schemas.microsoft.com/office/word/2012/wordml" xmlns:w16cex="http://schemas.microsoft.com/office/word/2018/wordml/cex" xmlns:w16cid="http://schemas.microsoft.com/office/word/2016/wordml/cid" xmlns:w16="http://schemas.microsoft.com/office/word/2018/wordml" xmlns:w16du="http://schemas.microsoft.com/office/word/2023/wordml/word16du" xmlns:w16sdtdh="http://schemas.microsoft.com/office/word/2020/wordml/sdtdatahash" xmlns:w16se="http://schemas.microsoft.com/office/word/2015/wordml/symex" mc:Ignorable="w14 w15 w16se w16cid w16 w16cex w16sdtdh w16du">
   <w:docDefaults>
     <w:rPrDefault>
       <w:rPr>
@@ -15750,6 +15802,7 @@
   <w:style w:type="character" w:default="1" w:styleId="DefaultParagraphFont">
     <w:name w:val="Default Paragraph Font"/>
     <w:uiPriority w:val="1"/>
+    <w:semiHidden/>
     <w:unhideWhenUsed/>
   </w:style>
   <w:style w:type="table" w:default="1" w:styleId="TableNormal">

--- a/static/media/Gastonguay_Madeleine_CV_post_internship.docx
+++ b/static/media/Gastonguay_Madeleine_CV_post_internship.docx
@@ -118,27 +118,7 @@
             <w:sz w:val="20"/>
             <w:szCs w:val="20"/>
           </w:rPr>
-          <w:t>mga</w:t>
-        </w:r>
-        <w:r>
-          <w:rPr>
-            <w:rStyle w:val="Hyperlink"/>
-            <w:rFonts w:ascii="Times New Roman" w:eastAsia="Times New Roman" w:hAnsi="Times New Roman" w:cs="Times New Roman"/>
-            <w:color w:val="000000" w:themeColor="text1"/>
-            <w:sz w:val="20"/>
-            <w:szCs w:val="20"/>
-          </w:rPr>
-          <w:t>s</w:t>
-        </w:r>
-        <w:r>
-          <w:rPr>
-            <w:rStyle w:val="Hyperlink"/>
-            <w:rFonts w:ascii="Times New Roman" w:eastAsia="Times New Roman" w:hAnsi="Times New Roman" w:cs="Times New Roman"/>
-            <w:color w:val="000000" w:themeColor="text1"/>
-            <w:sz w:val="20"/>
-            <w:szCs w:val="20"/>
-          </w:rPr>
-          <w:t>ton1@jh.edu</w:t>
+          <w:t>mgaston1@jh.edu</w:t>
         </w:r>
       </w:hyperlink>
       <w:r>
@@ -776,9 +756,8 @@
           <w:sz w:val="20"/>
           <w:szCs w:val="20"/>
         </w:rPr>
-        <w:t xml:space="preserve">, </w:t>
-      </w:r>
-      <w:proofErr w:type="spellStart"/>
+        <w:t>,</w:t>
+      </w:r>
       <w:r>
         <w:rPr>
           <w:rFonts w:ascii="Times New Roman" w:eastAsia="Times New Roman" w:hAnsi="Times New Roman" w:cs="Times New Roman"/>
@@ -789,7 +768,20 @@
           <w:sz w:val="20"/>
           <w:szCs w:val="20"/>
         </w:rPr>
-        <w:t>mrgsolve</w:t>
+        <w:t xml:space="preserve"> </w:t>
+      </w:r>
+      <w:proofErr w:type="spellStart"/>
+      <w:r>
+        <w:rPr>
+          <w:rFonts w:ascii="Times New Roman" w:eastAsia="Times New Roman" w:hAnsi="Times New Roman" w:cs="Times New Roman"/>
+          <w:bCs/>
+          <w:i/>
+          <w:iCs/>
+          <w:color w:val="000000"/>
+          <w:sz w:val="20"/>
+          <w:szCs w:val="20"/>
+        </w:rPr>
+        <w:t>deSolve</w:t>
       </w:r>
       <w:proofErr w:type="spellEnd"/>
       <w:r>
@@ -2250,25 +2242,52 @@
           <w:sz w:val="20"/>
           <w:szCs w:val="20"/>
         </w:rPr>
-        <w:t>1</w:t>
-      </w:r>
-      <w:r>
-        <w:rPr>
-          <w:rFonts w:ascii="Times New Roman" w:eastAsia="Times New Roman" w:hAnsi="Times New Roman" w:cs="Times New Roman"/>
-          <w:color w:val="000000"/>
-          <w:sz w:val="20"/>
-          <w:szCs w:val="20"/>
-        </w:rPr>
-        <w:t xml:space="preserve"> publication, </w:t>
-      </w:r>
-      <w:r>
-        <w:rPr>
-          <w:rFonts w:ascii="Times New Roman" w:eastAsia="Times New Roman" w:hAnsi="Times New Roman" w:cs="Times New Roman"/>
-          <w:color w:val="000000"/>
-          <w:sz w:val="20"/>
-          <w:szCs w:val="20"/>
-        </w:rPr>
-        <w:t xml:space="preserve">5 contributed talks, </w:t>
+        <w:t>2</w:t>
+      </w:r>
+      <w:r>
+        <w:rPr>
+          <w:rFonts w:ascii="Times New Roman" w:eastAsia="Times New Roman" w:hAnsi="Times New Roman" w:cs="Times New Roman"/>
+          <w:color w:val="000000"/>
+          <w:sz w:val="20"/>
+          <w:szCs w:val="20"/>
+        </w:rPr>
+        <w:t xml:space="preserve"> publication</w:t>
+      </w:r>
+      <w:r>
+        <w:rPr>
+          <w:rFonts w:ascii="Times New Roman" w:eastAsia="Times New Roman" w:hAnsi="Times New Roman" w:cs="Times New Roman"/>
+          <w:color w:val="000000"/>
+          <w:sz w:val="20"/>
+          <w:szCs w:val="20"/>
+        </w:rPr>
+        <w:t>s (1 first author)</w:t>
+      </w:r>
+      <w:r>
+        <w:rPr>
+          <w:rFonts w:ascii="Times New Roman" w:eastAsia="Times New Roman" w:hAnsi="Times New Roman" w:cs="Times New Roman"/>
+          <w:color w:val="000000"/>
+          <w:sz w:val="20"/>
+          <w:szCs w:val="20"/>
+        </w:rPr>
+        <w:t xml:space="preserve">, </w:t>
+      </w:r>
+      <w:r>
+        <w:rPr>
+          <w:rFonts w:ascii="Times New Roman" w:eastAsia="Times New Roman" w:hAnsi="Times New Roman" w:cs="Times New Roman"/>
+          <w:color w:val="000000"/>
+          <w:sz w:val="20"/>
+          <w:szCs w:val="20"/>
+        </w:rPr>
+        <w:t>6</w:t>
+      </w:r>
+      <w:r>
+        <w:rPr>
+          <w:rFonts w:ascii="Times New Roman" w:eastAsia="Times New Roman" w:hAnsi="Times New Roman" w:cs="Times New Roman"/>
+          <w:color w:val="000000"/>
+          <w:sz w:val="20"/>
+          <w:szCs w:val="20"/>
+        </w:rPr>
+        <w:t xml:space="preserve"> contributed talks, </w:t>
       </w:r>
       <w:r>
         <w:rPr>
@@ -2304,7 +2323,34 @@
           <w:sz w:val="20"/>
           <w:szCs w:val="20"/>
         </w:rPr>
-        <w:t>s, 2 manuscripts</w:t>
+        <w:t xml:space="preserve">s, </w:t>
+      </w:r>
+      <w:r>
+        <w:rPr>
+          <w:rFonts w:ascii="Times New Roman" w:eastAsia="Times New Roman" w:hAnsi="Times New Roman" w:cs="Times New Roman"/>
+          <w:color w:val="000000"/>
+          <w:sz w:val="20"/>
+          <w:szCs w:val="20"/>
+        </w:rPr>
+        <w:t>1 first author</w:t>
+      </w:r>
+      <w:r>
+        <w:rPr>
+          <w:rFonts w:ascii="Times New Roman" w:eastAsia="Times New Roman" w:hAnsi="Times New Roman" w:cs="Times New Roman"/>
+          <w:color w:val="000000"/>
+          <w:sz w:val="20"/>
+          <w:szCs w:val="20"/>
+        </w:rPr>
+        <w:t xml:space="preserve"> manuscrip</w:t>
+      </w:r>
+      <w:r>
+        <w:rPr>
+          <w:rFonts w:ascii="Times New Roman" w:eastAsia="Times New Roman" w:hAnsi="Times New Roman" w:cs="Times New Roman"/>
+          <w:color w:val="000000"/>
+          <w:sz w:val="20"/>
+          <w:szCs w:val="20"/>
+        </w:rPr>
+        <w:t>t</w:t>
       </w:r>
       <w:r>
         <w:rPr>
@@ -2556,6 +2602,106 @@
           <w:sz w:val="20"/>
           <w:szCs w:val="20"/>
         </w:rPr>
+        <w:t xml:space="preserve"> tumor growth model </w:t>
+      </w:r>
+      <w:r>
+        <w:rPr>
+          <w:rFonts w:ascii="Times New Roman" w:eastAsia="Times New Roman" w:hAnsi="Times New Roman" w:cs="Times New Roman"/>
+          <w:bCs/>
+          <w:color w:val="000000"/>
+          <w:sz w:val="20"/>
+          <w:szCs w:val="20"/>
+        </w:rPr>
+        <w:t xml:space="preserve">to describe </w:t>
+      </w:r>
+      <w:r>
+        <w:rPr>
+          <w:rFonts w:ascii="Times New Roman" w:eastAsia="Times New Roman" w:hAnsi="Times New Roman" w:cs="Times New Roman"/>
+          <w:bCs/>
+          <w:color w:val="000000"/>
+          <w:sz w:val="20"/>
+          <w:szCs w:val="20"/>
+        </w:rPr>
+        <w:t>ecological interactions</w:t>
+      </w:r>
+      <w:r>
+        <w:rPr>
+          <w:rFonts w:ascii="Times New Roman" w:eastAsia="Times New Roman" w:hAnsi="Times New Roman" w:cs="Times New Roman"/>
+          <w:bCs/>
+          <w:color w:val="000000"/>
+          <w:sz w:val="20"/>
+          <w:szCs w:val="20"/>
+        </w:rPr>
+        <w:t xml:space="preserve"> between </w:t>
+      </w:r>
+      <w:r>
+        <w:rPr>
+          <w:rFonts w:ascii="Times New Roman" w:eastAsia="Times New Roman" w:hAnsi="Times New Roman" w:cs="Times New Roman"/>
+          <w:bCs/>
+          <w:color w:val="000000"/>
+          <w:sz w:val="20"/>
+          <w:szCs w:val="20"/>
+        </w:rPr>
+        <w:t>drug-</w:t>
+      </w:r>
+      <w:r>
+        <w:rPr>
+          <w:rFonts w:ascii="Times New Roman" w:eastAsia="Times New Roman" w:hAnsi="Times New Roman" w:cs="Times New Roman"/>
+          <w:bCs/>
+          <w:color w:val="000000"/>
+          <w:sz w:val="20"/>
+          <w:szCs w:val="20"/>
+        </w:rPr>
+        <w:t xml:space="preserve">sensitive and </w:t>
+      </w:r>
+      <w:r>
+        <w:rPr>
+          <w:rFonts w:ascii="Times New Roman" w:eastAsia="Times New Roman" w:hAnsi="Times New Roman" w:cs="Times New Roman"/>
+          <w:bCs/>
+          <w:color w:val="000000"/>
+          <w:sz w:val="20"/>
+          <w:szCs w:val="20"/>
+        </w:rPr>
+        <w:t>drug-</w:t>
+      </w:r>
+      <w:r>
+        <w:rPr>
+          <w:rFonts w:ascii="Times New Roman" w:eastAsia="Times New Roman" w:hAnsi="Times New Roman" w:cs="Times New Roman"/>
+          <w:bCs/>
+          <w:color w:val="000000"/>
+          <w:sz w:val="20"/>
+          <w:szCs w:val="20"/>
+        </w:rPr>
+        <w:t>resistant subclones</w:t>
+      </w:r>
+      <w:r>
+        <w:rPr>
+          <w:rFonts w:ascii="Times New Roman" w:eastAsia="Times New Roman" w:hAnsi="Times New Roman" w:cs="Times New Roman"/>
+          <w:bCs/>
+          <w:color w:val="000000"/>
+          <w:sz w:val="20"/>
+          <w:szCs w:val="20"/>
+        </w:rPr>
+        <w:t xml:space="preserve">, </w:t>
+      </w:r>
+      <w:r>
+        <w:rPr>
+          <w:rFonts w:ascii="Times New Roman" w:eastAsia="Times New Roman" w:hAnsi="Times New Roman" w:cs="Times New Roman"/>
+          <w:bCs/>
+          <w:color w:val="000000"/>
+          <w:sz w:val="20"/>
+          <w:szCs w:val="20"/>
+        </w:rPr>
+        <w:t>calibrated to</w:t>
+      </w:r>
+      <w:r>
+        <w:rPr>
+          <w:rFonts w:ascii="Times New Roman" w:eastAsia="Times New Roman" w:hAnsi="Times New Roman" w:cs="Times New Roman"/>
+          <w:bCs/>
+          <w:color w:val="000000"/>
+          <w:sz w:val="20"/>
+          <w:szCs w:val="20"/>
+        </w:rPr>
         <w:t xml:space="preserve"> </w:t>
       </w:r>
       <w:r>
@@ -2566,107 +2712,39 @@
           <w:sz w:val="20"/>
           <w:szCs w:val="20"/>
         </w:rPr>
-        <w:t xml:space="preserve">Lotka-Volterra tumor growth model </w:t>
-      </w:r>
-      <w:r>
-        <w:rPr>
-          <w:rFonts w:ascii="Times New Roman" w:eastAsia="Times New Roman" w:hAnsi="Times New Roman" w:cs="Times New Roman"/>
-          <w:bCs/>
-          <w:color w:val="000000"/>
-          <w:sz w:val="20"/>
-          <w:szCs w:val="20"/>
-        </w:rPr>
-        <w:t xml:space="preserve">to describe </w:t>
-      </w:r>
-      <w:r>
-        <w:rPr>
-          <w:rFonts w:ascii="Times New Roman" w:eastAsia="Times New Roman" w:hAnsi="Times New Roman" w:cs="Times New Roman"/>
-          <w:bCs/>
-          <w:color w:val="000000"/>
-          <w:sz w:val="20"/>
-          <w:szCs w:val="20"/>
-        </w:rPr>
-        <w:t>ecological interactions</w:t>
-      </w:r>
-      <w:r>
-        <w:rPr>
-          <w:rFonts w:ascii="Times New Roman" w:eastAsia="Times New Roman" w:hAnsi="Times New Roman" w:cs="Times New Roman"/>
-          <w:bCs/>
-          <w:color w:val="000000"/>
-          <w:sz w:val="20"/>
-          <w:szCs w:val="20"/>
-        </w:rPr>
-        <w:t xml:space="preserve"> between </w:t>
-      </w:r>
-      <w:r>
-        <w:rPr>
-          <w:rFonts w:ascii="Times New Roman" w:eastAsia="Times New Roman" w:hAnsi="Times New Roman" w:cs="Times New Roman"/>
-          <w:bCs/>
-          <w:color w:val="000000"/>
-          <w:sz w:val="20"/>
-          <w:szCs w:val="20"/>
-        </w:rPr>
-        <w:t>drug-</w:t>
-      </w:r>
-      <w:r>
-        <w:rPr>
-          <w:rFonts w:ascii="Times New Roman" w:eastAsia="Times New Roman" w:hAnsi="Times New Roman" w:cs="Times New Roman"/>
-          <w:bCs/>
-          <w:color w:val="000000"/>
-          <w:sz w:val="20"/>
-          <w:szCs w:val="20"/>
-        </w:rPr>
-        <w:t xml:space="preserve">sensitive and </w:t>
-      </w:r>
-      <w:r>
-        <w:rPr>
-          <w:rFonts w:ascii="Times New Roman" w:eastAsia="Times New Roman" w:hAnsi="Times New Roman" w:cs="Times New Roman"/>
-          <w:bCs/>
-          <w:color w:val="000000"/>
-          <w:sz w:val="20"/>
-          <w:szCs w:val="20"/>
-        </w:rPr>
-        <w:t>drug-</w:t>
-      </w:r>
-      <w:r>
-        <w:rPr>
-          <w:rFonts w:ascii="Times New Roman" w:eastAsia="Times New Roman" w:hAnsi="Times New Roman" w:cs="Times New Roman"/>
-          <w:bCs/>
-          <w:color w:val="000000"/>
-          <w:sz w:val="20"/>
-          <w:szCs w:val="20"/>
-        </w:rPr>
-        <w:t>resistant subclones</w:t>
-      </w:r>
-      <w:r>
-        <w:rPr>
-          <w:rFonts w:ascii="Times New Roman" w:eastAsia="Times New Roman" w:hAnsi="Times New Roman" w:cs="Times New Roman"/>
-          <w:bCs/>
-          <w:color w:val="000000"/>
-          <w:sz w:val="20"/>
-          <w:szCs w:val="20"/>
-        </w:rPr>
-        <w:t xml:space="preserve">, </w:t>
-      </w:r>
-      <w:r>
-        <w:rPr>
-          <w:rFonts w:ascii="Times New Roman" w:eastAsia="Times New Roman" w:hAnsi="Times New Roman" w:cs="Times New Roman"/>
-          <w:bCs/>
-          <w:color w:val="000000"/>
-          <w:sz w:val="20"/>
-          <w:szCs w:val="20"/>
-        </w:rPr>
-        <w:t>calibrated to</w:t>
-      </w:r>
-      <w:r>
-        <w:rPr>
-          <w:rFonts w:ascii="Times New Roman" w:eastAsia="Times New Roman" w:hAnsi="Times New Roman" w:cs="Times New Roman"/>
-          <w:bCs/>
-          <w:color w:val="000000"/>
-          <w:sz w:val="20"/>
-          <w:szCs w:val="20"/>
-        </w:rPr>
-        <w:t xml:space="preserve"> pilot clinical trial data (mCRPC) via nonlinear mixed-effects modeling</w:t>
+        <w:t xml:space="preserve">published data from a </w:t>
+      </w:r>
+      <w:r>
+        <w:rPr>
+          <w:rFonts w:ascii="Times New Roman" w:eastAsia="Times New Roman" w:hAnsi="Times New Roman" w:cs="Times New Roman"/>
+          <w:bCs/>
+          <w:color w:val="000000"/>
+          <w:sz w:val="20"/>
+          <w:szCs w:val="20"/>
+        </w:rPr>
+        <w:t>pilot clinical trial (</w:t>
+      </w:r>
+      <w:proofErr w:type="spellStart"/>
+      <w:r>
+        <w:rPr>
+          <w:rFonts w:ascii="Times New Roman" w:eastAsia="Times New Roman" w:hAnsi="Times New Roman" w:cs="Times New Roman"/>
+          <w:bCs/>
+          <w:color w:val="000000"/>
+          <w:sz w:val="20"/>
+          <w:szCs w:val="20"/>
+        </w:rPr>
+        <w:t>mCRPC</w:t>
+      </w:r>
+      <w:proofErr w:type="spellEnd"/>
+      <w:r>
+        <w:rPr>
+          <w:rFonts w:ascii="Times New Roman" w:eastAsia="Times New Roman" w:hAnsi="Times New Roman" w:cs="Times New Roman"/>
+          <w:bCs/>
+          <w:color w:val="000000"/>
+          <w:sz w:val="20"/>
+          <w:szCs w:val="20"/>
+        </w:rPr>
+        <w:t>) via nonlinear mixed-effects modeling</w:t>
       </w:r>
     </w:p>
     <w:p>
@@ -2693,27 +2771,27 @@
           <w:sz w:val="20"/>
           <w:szCs w:val="20"/>
         </w:rPr>
-        <w:t>Illustrated the mechanism</w:t>
-      </w:r>
-      <w:r>
-        <w:rPr>
-          <w:rFonts w:ascii="Times New Roman" w:eastAsia="Times New Roman" w:hAnsi="Times New Roman" w:cs="Times New Roman"/>
-          <w:bCs/>
-          <w:color w:val="000000"/>
-          <w:sz w:val="20"/>
-          <w:szCs w:val="20"/>
-        </w:rPr>
-        <w:t xml:space="preserve"> </w:t>
-      </w:r>
-      <w:r>
-        <w:rPr>
-          <w:rFonts w:ascii="Times New Roman" w:eastAsia="Times New Roman" w:hAnsi="Times New Roman" w:cs="Times New Roman"/>
-          <w:bCs/>
-          <w:color w:val="000000"/>
-          <w:sz w:val="20"/>
-          <w:szCs w:val="20"/>
-        </w:rPr>
-        <w:t xml:space="preserve">responsible for delayed disease progression under adaptive therapy by comparing the model with competition between subclones with a two-population tumor growth inhibition model lacking ecological interactions </w:t>
+        <w:t xml:space="preserve">Designed and executed a virtual-population simulation to identify which tumor, drug, and dosing-schedule properties determine the clinical benefit of adaptive therapy, </w:t>
+      </w:r>
+      <w:r>
+        <w:rPr>
+          <w:rFonts w:ascii="Times New Roman" w:eastAsia="Times New Roman" w:hAnsi="Times New Roman" w:cs="Times New Roman"/>
+          <w:bCs/>
+          <w:color w:val="000000"/>
+          <w:sz w:val="20"/>
+          <w:szCs w:val="20"/>
+        </w:rPr>
+        <w:t>and determine the required tumor</w:t>
+      </w:r>
+      <w:r>
+        <w:rPr>
+          <w:rFonts w:ascii="Times New Roman" w:eastAsia="Times New Roman" w:hAnsi="Times New Roman" w:cs="Times New Roman"/>
+          <w:bCs/>
+          <w:color w:val="000000"/>
+          <w:sz w:val="20"/>
+          <w:szCs w:val="20"/>
+        </w:rPr>
+        <w:t xml:space="preserve"> monitoring frequency for future trials</w:t>
       </w:r>
     </w:p>
     <w:p>
@@ -2740,27 +2818,7 @@
           <w:sz w:val="20"/>
           <w:szCs w:val="20"/>
         </w:rPr>
-        <w:t xml:space="preserve">Designed and executed a virtual-population simulation to identify which tumor, drug, and dosing-schedule properties determine the clinical benefit of adaptive therapy, </w:t>
-      </w:r>
-      <w:r>
-        <w:rPr>
-          <w:rFonts w:ascii="Times New Roman" w:eastAsia="Times New Roman" w:hAnsi="Times New Roman" w:cs="Times New Roman"/>
-          <w:bCs/>
-          <w:color w:val="000000"/>
-          <w:sz w:val="20"/>
-          <w:szCs w:val="20"/>
-        </w:rPr>
-        <w:t>and determine the required tumor</w:t>
-      </w:r>
-      <w:r>
-        <w:rPr>
-          <w:rFonts w:ascii="Times New Roman" w:eastAsia="Times New Roman" w:hAnsi="Times New Roman" w:cs="Times New Roman"/>
-          <w:bCs/>
-          <w:color w:val="000000"/>
-          <w:sz w:val="20"/>
-          <w:szCs w:val="20"/>
-        </w:rPr>
-        <w:t xml:space="preserve"> monitoring frequency for future trials</w:t>
+        <w:t xml:space="preserve">Evaluated practical identifiability of model parameters from early clinical trial data to assess feasibility of informing dosing schedules in a prospective adaptive-therapy trial arm </w:t>
       </w:r>
     </w:p>
     <w:p>
@@ -2787,33 +2845,6 @@
           <w:sz w:val="20"/>
           <w:szCs w:val="20"/>
         </w:rPr>
-        <w:t xml:space="preserve">Evaluated practical identifiability of model parameters from early clinical trial data to assess feasibility of informing dosing schedules in a prospective adaptive-therapy trial arm </w:t>
-      </w:r>
-    </w:p>
-    <w:p>
-      <w:pPr>
-        <w:pStyle w:val="ListParagraph"/>
-        <w:numPr>
-          <w:ilvl w:val="0"/>
-          <w:numId w:val="16"/>
-        </w:numPr>
-        <w:spacing w:after="120"/>
-        <w:rPr>
-          <w:rFonts w:ascii="Times New Roman" w:eastAsia="Times New Roman" w:hAnsi="Times New Roman" w:cs="Times New Roman"/>
-          <w:bCs/>
-          <w:color w:val="000000"/>
-          <w:sz w:val="20"/>
-          <w:szCs w:val="20"/>
-        </w:rPr>
-      </w:pPr>
-      <w:r>
-        <w:rPr>
-          <w:rFonts w:ascii="Times New Roman" w:eastAsia="Times New Roman" w:hAnsi="Times New Roman" w:cs="Times New Roman"/>
-          <w:bCs/>
-          <w:color w:val="000000"/>
-          <w:sz w:val="20"/>
-          <w:szCs w:val="20"/>
-        </w:rPr>
         <w:t xml:space="preserve">Outcomes: 1 internal </w:t>
       </w:r>
       <w:r>
@@ -2824,17 +2855,17 @@
           <w:sz w:val="20"/>
           <w:szCs w:val="20"/>
         </w:rPr>
-        <w:t xml:space="preserve">oral </w:t>
-      </w:r>
-      <w:r>
-        <w:rPr>
-          <w:rFonts w:ascii="Times New Roman" w:eastAsia="Times New Roman" w:hAnsi="Times New Roman" w:cs="Times New Roman"/>
-          <w:bCs/>
-          <w:color w:val="000000"/>
-          <w:sz w:val="20"/>
-          <w:szCs w:val="20"/>
-        </w:rPr>
-        <w:t>presentation to Clinical Pharmacology &amp; Pharmacometrics</w:t>
+        <w:t xml:space="preserve">talk </w:t>
+      </w:r>
+      <w:r>
+        <w:rPr>
+          <w:rFonts w:ascii="Times New Roman" w:eastAsia="Times New Roman" w:hAnsi="Times New Roman" w:cs="Times New Roman"/>
+          <w:bCs/>
+          <w:color w:val="000000"/>
+          <w:sz w:val="20"/>
+          <w:szCs w:val="20"/>
+        </w:rPr>
+        <w:t>to Clinical Pharmacology &amp; Pharmacometrics</w:t>
       </w:r>
       <w:r>
         <w:rPr>
@@ -2876,19 +2907,6 @@
         </w:rPr>
         <w:t>internal poster presentation</w:t>
       </w:r>
-    </w:p>
-    <w:p>
-      <w:pPr>
-        <w:pStyle w:val="ListParagraph"/>
-        <w:spacing w:after="120"/>
-        <w:rPr>
-          <w:rFonts w:ascii="Times New Roman" w:eastAsia="Times New Roman" w:hAnsi="Times New Roman" w:cs="Times New Roman"/>
-          <w:bCs/>
-          <w:color w:val="000000"/>
-          <w:sz w:val="20"/>
-          <w:szCs w:val="20"/>
-        </w:rPr>
-      </w:pPr>
     </w:p>
     <w:tbl>
       <w:tblPr>
@@ -2935,7 +2953,6 @@
                 <w:sz w:val="20"/>
                 <w:szCs w:val="20"/>
               </w:rPr>
-              <w:lastRenderedPageBreak/>
               <w:t>Johns Hopkins Wilmer Eye Institute</w:t>
             </w:r>
             <w:r>
@@ -3072,6 +3089,7 @@
           <w:sz w:val="20"/>
           <w:szCs w:val="20"/>
         </w:rPr>
+        <w:lastRenderedPageBreak/>
         <w:t xml:space="preserve">Topic: </w:t>
       </w:r>
       <w:r>
@@ -3921,7 +3939,27 @@
           <w:sz w:val="20"/>
           <w:szCs w:val="20"/>
         </w:rPr>
-        <w:t>Outcomes: 2 papers, 1 R package</w:t>
+        <w:t>Outcomes: 2 papers</w:t>
+      </w:r>
+      <w:r>
+        <w:rPr>
+          <w:rFonts w:ascii="Times New Roman" w:eastAsia="Times New Roman" w:hAnsi="Times New Roman" w:cs="Times New Roman"/>
+          <w:bCs/>
+          <w:color w:val="000000"/>
+          <w:sz w:val="20"/>
+          <w:szCs w:val="20"/>
+        </w:rPr>
+        <w:t xml:space="preserve"> (1 first author)</w:t>
+      </w:r>
+      <w:r>
+        <w:rPr>
+          <w:rFonts w:ascii="Times New Roman" w:eastAsia="Times New Roman" w:hAnsi="Times New Roman" w:cs="Times New Roman"/>
+          <w:bCs/>
+          <w:color w:val="000000"/>
+          <w:sz w:val="20"/>
+          <w:szCs w:val="20"/>
+        </w:rPr>
+        <w:t>, 1 R package</w:t>
       </w:r>
     </w:p>
     <w:tbl>
@@ -5566,7 +5604,6 @@
           <w:sz w:val="20"/>
           <w:szCs w:val="20"/>
         </w:rPr>
-        <w:lastRenderedPageBreak/>
         <w:t xml:space="preserve">Estimated the effect of </w:t>
       </w:r>
       <w:r>
@@ -5688,6 +5725,20 @@
         </w:pBdr>
         <w:spacing w:before="120"/>
         <w:rPr>
+          <w:rFonts w:ascii="Times New Roman" w:eastAsia="Times New Roman" w:hAnsi="Times New Roman" w:cs="Times New Roman"/>
+          <w:b/>
+          <w:sz w:val="20"/>
+          <w:szCs w:val="20"/>
+        </w:rPr>
+      </w:pPr>
+    </w:p>
+    <w:p>
+      <w:pPr>
+        <w:pBdr>
+          <w:bottom w:val="single" w:sz="4" w:space="1" w:color="auto"/>
+        </w:pBdr>
+        <w:spacing w:before="120"/>
+        <w:rPr>
           <w:i/>
           <w:iCs/>
           <w:color w:val="000000"/>
@@ -5702,6 +5753,7 @@
           <w:sz w:val="20"/>
           <w:szCs w:val="20"/>
         </w:rPr>
+        <w:lastRenderedPageBreak/>
         <w:t>Manuscripts in Preparation</w:t>
       </w:r>
     </w:p>
@@ -5715,6 +5767,59 @@
           <w:szCs w:val="20"/>
         </w:rPr>
       </w:pPr>
+      <w:r>
+        <w:rPr>
+          <w:color w:val="000000"/>
+          <w:sz w:val="20"/>
+          <w:szCs w:val="20"/>
+          <w:u w:val="single"/>
+        </w:rPr>
+        <w:t>Gastonguay M</w:t>
+      </w:r>
+      <w:r>
+        <w:rPr>
+          <w:color w:val="000000"/>
+          <w:sz w:val="20"/>
+          <w:szCs w:val="20"/>
+          <w:u w:val="single"/>
+        </w:rPr>
+        <w:t>.</w:t>
+      </w:r>
+      <w:r>
+        <w:rPr>
+          <w:color w:val="000000"/>
+          <w:sz w:val="20"/>
+          <w:szCs w:val="20"/>
+          <w:u w:val="single"/>
+        </w:rPr>
+        <w:t>S</w:t>
+      </w:r>
+      <w:r>
+        <w:rPr>
+          <w:color w:val="000000"/>
+          <w:sz w:val="20"/>
+          <w:szCs w:val="20"/>
+          <w:u w:val="single"/>
+        </w:rPr>
+        <w:t>.</w:t>
+      </w:r>
+      <w:r>
+        <w:rPr>
+          <w:color w:val="000000"/>
+          <w:sz w:val="20"/>
+          <w:szCs w:val="20"/>
+          <w:vertAlign w:val="superscript"/>
+        </w:rPr>
+        <w:sym w:font="Symbol" w:char="F02B"/>
+      </w:r>
+      <w:r>
+        <w:rPr>
+          <w:color w:val="000000"/>
+          <w:sz w:val="20"/>
+          <w:szCs w:val="20"/>
+        </w:rPr>
+        <w:t xml:space="preserve">, </w:t>
+      </w:r>
       <w:proofErr w:type="spellStart"/>
       <w:r>
         <w:rPr>
@@ -5722,7 +5827,7 @@
           <w:sz w:val="20"/>
           <w:szCs w:val="20"/>
         </w:rPr>
-        <w:t>Juillard</w:t>
+        <w:t>Gerold</w:t>
       </w:r>
       <w:proofErr w:type="spellEnd"/>
       <w:r>
@@ -5731,7 +5836,15 @@
           <w:sz w:val="20"/>
           <w:szCs w:val="20"/>
         </w:rPr>
-        <w:t xml:space="preserve"> F</w:t>
+        <w:t xml:space="preserve"> J</w:t>
+      </w:r>
+      <w:r>
+        <w:rPr>
+          <w:color w:val="000000"/>
+          <w:sz w:val="20"/>
+          <w:szCs w:val="20"/>
+        </w:rPr>
+        <w:t>.</w:t>
       </w:r>
       <w:r>
         <w:rPr>
@@ -5740,6 +5853,15 @@
           <w:szCs w:val="20"/>
           <w:vertAlign w:val="superscript"/>
         </w:rPr>
+        <w:t xml:space="preserve"> </w:t>
+      </w:r>
+      <w:r>
+        <w:rPr>
+          <w:color w:val="000000"/>
+          <w:sz w:val="20"/>
+          <w:szCs w:val="20"/>
+          <w:vertAlign w:val="superscript"/>
+        </w:rPr>
         <w:sym w:font="Symbol" w:char="F02B"/>
       </w:r>
       <w:r>
@@ -5750,14 +5872,175 @@
         </w:rPr>
         <w:t xml:space="preserve">, </w:t>
       </w:r>
-      <w:r>
-        <w:rPr>
-          <w:color w:val="000000"/>
-          <w:sz w:val="20"/>
-          <w:szCs w:val="20"/>
-          <w:u w:val="single"/>
-        </w:rPr>
-        <w:t>Gastonguay MS</w:t>
+      <w:proofErr w:type="spellStart"/>
+      <w:r>
+        <w:rPr>
+          <w:color w:val="000000"/>
+          <w:sz w:val="20"/>
+          <w:szCs w:val="20"/>
+        </w:rPr>
+        <w:t>Balelli</w:t>
+      </w:r>
+      <w:proofErr w:type="spellEnd"/>
+      <w:r>
+        <w:rPr>
+          <w:color w:val="000000"/>
+          <w:sz w:val="20"/>
+          <w:szCs w:val="20"/>
+        </w:rPr>
+        <w:t xml:space="preserve"> I</w:t>
+      </w:r>
+      <w:r>
+        <w:rPr>
+          <w:color w:val="000000"/>
+          <w:sz w:val="20"/>
+          <w:szCs w:val="20"/>
+        </w:rPr>
+        <w:t>.</w:t>
+      </w:r>
+      <w:r>
+        <w:rPr>
+          <w:color w:val="000000"/>
+          <w:sz w:val="20"/>
+          <w:szCs w:val="20"/>
+        </w:rPr>
+        <w:t>, Pasin C</w:t>
+      </w:r>
+      <w:r>
+        <w:rPr>
+          <w:color w:val="000000"/>
+          <w:sz w:val="20"/>
+          <w:szCs w:val="20"/>
+        </w:rPr>
+        <w:t>.</w:t>
+      </w:r>
+      <w:r>
+        <w:rPr>
+          <w:color w:val="000000"/>
+          <w:sz w:val="20"/>
+          <w:szCs w:val="20"/>
+        </w:rPr>
+        <w:t>, Li J</w:t>
+      </w:r>
+      <w:r>
+        <w:rPr>
+          <w:color w:val="000000"/>
+          <w:sz w:val="20"/>
+          <w:szCs w:val="20"/>
+        </w:rPr>
+        <w:t>.</w:t>
+      </w:r>
+      <w:r>
+        <w:rPr>
+          <w:color w:val="000000"/>
+          <w:sz w:val="20"/>
+          <w:szCs w:val="20"/>
+        </w:rPr>
+        <w:t>Z</w:t>
+      </w:r>
+      <w:r>
+        <w:rPr>
+          <w:color w:val="000000"/>
+          <w:sz w:val="20"/>
+          <w:szCs w:val="20"/>
+        </w:rPr>
+        <w:t>.</w:t>
+      </w:r>
+      <w:r>
+        <w:rPr>
+          <w:color w:val="000000"/>
+          <w:sz w:val="20"/>
+          <w:szCs w:val="20"/>
+        </w:rPr>
+        <w:t>, Barouch D</w:t>
+      </w:r>
+      <w:r>
+        <w:rPr>
+          <w:color w:val="000000"/>
+          <w:sz w:val="20"/>
+          <w:szCs w:val="20"/>
+        </w:rPr>
+        <w:t>.</w:t>
+      </w:r>
+      <w:r>
+        <w:rPr>
+          <w:color w:val="000000"/>
+          <w:sz w:val="20"/>
+          <w:szCs w:val="20"/>
+        </w:rPr>
+        <w:t>H</w:t>
+      </w:r>
+      <w:r>
+        <w:rPr>
+          <w:color w:val="000000"/>
+          <w:sz w:val="20"/>
+          <w:szCs w:val="20"/>
+        </w:rPr>
+        <w:t>.</w:t>
+      </w:r>
+      <w:r>
+        <w:rPr>
+          <w:color w:val="000000"/>
+          <w:sz w:val="20"/>
+          <w:szCs w:val="20"/>
+        </w:rPr>
+        <w:t>, Whitney J</w:t>
+      </w:r>
+      <w:r>
+        <w:rPr>
+          <w:color w:val="000000"/>
+          <w:sz w:val="20"/>
+          <w:szCs w:val="20"/>
+        </w:rPr>
+        <w:t>.</w:t>
+      </w:r>
+      <w:r>
+        <w:rPr>
+          <w:color w:val="000000"/>
+          <w:sz w:val="20"/>
+          <w:szCs w:val="20"/>
+        </w:rPr>
+        <w:t>B</w:t>
+      </w:r>
+      <w:r>
+        <w:rPr>
+          <w:color w:val="000000"/>
+          <w:sz w:val="20"/>
+          <w:szCs w:val="20"/>
+        </w:rPr>
+        <w:t>.</w:t>
+      </w:r>
+      <w:r>
+        <w:rPr>
+          <w:color w:val="000000"/>
+          <w:sz w:val="20"/>
+          <w:szCs w:val="20"/>
+        </w:rPr>
+        <w:t>, Hill A</w:t>
+      </w:r>
+      <w:r>
+        <w:rPr>
+          <w:color w:val="000000"/>
+          <w:sz w:val="20"/>
+          <w:szCs w:val="20"/>
+        </w:rPr>
+        <w:t>.</w:t>
+      </w:r>
+      <w:r>
+        <w:rPr>
+          <w:color w:val="000000"/>
+          <w:sz w:val="20"/>
+          <w:szCs w:val="20"/>
+        </w:rPr>
+        <w:t>L</w:t>
+      </w:r>
+      <w:r>
+        <w:rPr>
+          <w:color w:val="000000"/>
+          <w:sz w:val="20"/>
+          <w:szCs w:val="20"/>
+        </w:rPr>
+        <w:t>.</w:t>
       </w:r>
       <w:r>
         <w:rPr>
@@ -5774,15 +6057,15 @@
           <w:sz w:val="20"/>
           <w:szCs w:val="20"/>
         </w:rPr>
-        <w:t xml:space="preserve">, </w:t>
-      </w:r>
-      <w:r>
-        <w:rPr>
-          <w:color w:val="000000"/>
-          <w:sz w:val="20"/>
-          <w:szCs w:val="20"/>
-        </w:rPr>
-        <w:t>Szymula A</w:t>
+        <w:t>, &amp; Prague M</w:t>
+      </w:r>
+      <w:r>
+        <w:rPr>
+          <w:color w:val="000000"/>
+          <w:sz w:val="20"/>
+          <w:szCs w:val="20"/>
+        </w:rPr>
+        <w:t>.</w:t>
       </w:r>
       <w:r>
         <w:rPr>
@@ -5799,46 +6082,6 @@
           <w:sz w:val="20"/>
           <w:szCs w:val="20"/>
         </w:rPr>
-        <w:t xml:space="preserve">, Gerold J, Li S, Lomonte P, Simas JP, Hill AL, </w:t>
-      </w:r>
-      <w:r>
-        <w:rPr>
-          <w:color w:val="000000"/>
-          <w:sz w:val="20"/>
-          <w:szCs w:val="20"/>
-        </w:rPr>
-        <w:t xml:space="preserve">&amp; </w:t>
-      </w:r>
-      <w:r>
-        <w:rPr>
-          <w:color w:val="000000"/>
-          <w:sz w:val="20"/>
-          <w:szCs w:val="20"/>
-        </w:rPr>
-        <w:t>Kaye</w:t>
-      </w:r>
-      <w:r>
-        <w:rPr>
-          <w:color w:val="000000"/>
-          <w:sz w:val="20"/>
-          <w:szCs w:val="20"/>
-        </w:rPr>
-        <w:t xml:space="preserve"> </w:t>
-      </w:r>
-      <w:r>
-        <w:rPr>
-          <w:color w:val="000000"/>
-          <w:sz w:val="20"/>
-          <w:szCs w:val="20"/>
-        </w:rPr>
-        <w:t>KM</w:t>
-      </w:r>
-      <w:r>
-        <w:rPr>
-          <w:color w:val="000000"/>
-          <w:sz w:val="20"/>
-          <w:szCs w:val="20"/>
-        </w:rPr>
         <w:t xml:space="preserve"> (202</w:t>
       </w:r>
       <w:r>
@@ -5855,161 +6098,6 @@
           <w:sz w:val="20"/>
           <w:szCs w:val="20"/>
         </w:rPr>
-        <w:t>+</w:t>
-      </w:r>
-      <w:r>
-        <w:rPr>
-          <w:color w:val="000000"/>
-          <w:sz w:val="20"/>
-          <w:szCs w:val="20"/>
-        </w:rPr>
-        <w:t xml:space="preserve">). </w:t>
-      </w:r>
-      <w:r>
-        <w:rPr>
-          <w:color w:val="000000"/>
-          <w:sz w:val="20"/>
-          <w:szCs w:val="20"/>
-        </w:rPr>
-        <w:t>KSHV episomal DNA replicates and partitions to progeny cell nuclei at similar, imperfect efficiencies.</w:t>
-      </w:r>
-    </w:p>
-    <w:p>
-      <w:pPr>
-        <w:pStyle w:val="NormalWeb"/>
-        <w:spacing w:before="120" w:beforeAutospacing="0" w:after="0" w:afterAutospacing="0"/>
-        <w:rPr>
-          <w:color w:val="000000"/>
-          <w:sz w:val="20"/>
-          <w:szCs w:val="20"/>
-        </w:rPr>
-      </w:pPr>
-      <w:r>
-        <w:rPr>
-          <w:color w:val="000000"/>
-          <w:sz w:val="20"/>
-          <w:szCs w:val="20"/>
-          <w:u w:val="single"/>
-        </w:rPr>
-        <w:t>Gastonguay MS</w:t>
-      </w:r>
-      <w:r>
-        <w:rPr>
-          <w:color w:val="000000"/>
-          <w:sz w:val="20"/>
-          <w:szCs w:val="20"/>
-          <w:vertAlign w:val="superscript"/>
-        </w:rPr>
-        <w:sym w:font="Symbol" w:char="F02B"/>
-      </w:r>
-      <w:r>
-        <w:rPr>
-          <w:color w:val="000000"/>
-          <w:sz w:val="20"/>
-          <w:szCs w:val="20"/>
-        </w:rPr>
-        <w:t xml:space="preserve">, </w:t>
-      </w:r>
-      <w:r>
-        <w:rPr>
-          <w:color w:val="000000"/>
-          <w:sz w:val="20"/>
-          <w:szCs w:val="20"/>
-        </w:rPr>
-        <w:t>Gerold J</w:t>
-      </w:r>
-      <w:r>
-        <w:rPr>
-          <w:color w:val="000000"/>
-          <w:sz w:val="20"/>
-          <w:szCs w:val="20"/>
-          <w:vertAlign w:val="superscript"/>
-        </w:rPr>
-        <w:t xml:space="preserve"> </w:t>
-      </w:r>
-      <w:r>
-        <w:rPr>
-          <w:color w:val="000000"/>
-          <w:sz w:val="20"/>
-          <w:szCs w:val="20"/>
-          <w:vertAlign w:val="superscript"/>
-        </w:rPr>
-        <w:sym w:font="Symbol" w:char="F02B"/>
-      </w:r>
-      <w:r>
-        <w:rPr>
-          <w:color w:val="000000"/>
-          <w:sz w:val="20"/>
-          <w:szCs w:val="20"/>
-        </w:rPr>
-        <w:t xml:space="preserve">, </w:t>
-      </w:r>
-      <w:proofErr w:type="spellStart"/>
-      <w:r>
-        <w:rPr>
-          <w:color w:val="000000"/>
-          <w:sz w:val="20"/>
-          <w:szCs w:val="20"/>
-        </w:rPr>
-        <w:t>Balelli</w:t>
-      </w:r>
-      <w:proofErr w:type="spellEnd"/>
-      <w:r>
-        <w:rPr>
-          <w:color w:val="000000"/>
-          <w:sz w:val="20"/>
-          <w:szCs w:val="20"/>
-        </w:rPr>
-        <w:t xml:space="preserve"> I, Pasin C, Li JZ, Barouch DH, Whitney JB, Hill AL</w:t>
-      </w:r>
-      <w:r>
-        <w:rPr>
-          <w:color w:val="000000"/>
-          <w:sz w:val="20"/>
-          <w:szCs w:val="20"/>
-          <w:vertAlign w:val="superscript"/>
-        </w:rPr>
-        <w:sym w:font="Symbol" w:char="F02B"/>
-      </w:r>
-      <w:r>
-        <w:rPr>
-          <w:color w:val="000000"/>
-          <w:sz w:val="20"/>
-          <w:szCs w:val="20"/>
-        </w:rPr>
-        <w:t>, &amp; Prague M</w:t>
-      </w:r>
-      <w:r>
-        <w:rPr>
-          <w:color w:val="000000"/>
-          <w:sz w:val="20"/>
-          <w:szCs w:val="20"/>
-          <w:vertAlign w:val="superscript"/>
-        </w:rPr>
-        <w:sym w:font="Symbol" w:char="F02B"/>
-      </w:r>
-      <w:r>
-        <w:rPr>
-          <w:color w:val="000000"/>
-          <w:sz w:val="20"/>
-          <w:szCs w:val="20"/>
-        </w:rPr>
-        <w:t xml:space="preserve"> (202</w:t>
-      </w:r>
-      <w:r>
-        <w:rPr>
-          <w:color w:val="000000"/>
-          <w:sz w:val="20"/>
-          <w:szCs w:val="20"/>
-        </w:rPr>
-        <w:t>6</w:t>
-      </w:r>
-      <w:r>
-        <w:rPr>
-          <w:color w:val="000000"/>
-          <w:sz w:val="20"/>
-          <w:szCs w:val="20"/>
-        </w:rPr>
         <w:t xml:space="preserve">+). </w:t>
       </w:r>
       <w:r>
@@ -6018,15 +6106,7 @@
           <w:sz w:val="20"/>
           <w:szCs w:val="20"/>
         </w:rPr>
-        <w:t>Mathematical modeling of viral rebound kinetics following immunotherapy</w:t>
-      </w:r>
-      <w:r>
-        <w:rPr>
-          <w:color w:val="000000"/>
-          <w:sz w:val="20"/>
-          <w:szCs w:val="20"/>
-        </w:rPr>
-        <w:t>.</w:t>
+        <w:t>Quantifying mechanisms of combination HIV immunotherapy using models of post-treatment rebound.</w:t>
       </w:r>
     </w:p>
     <w:p>
@@ -6095,6 +6175,402 @@
           <w:szCs w:val="20"/>
         </w:rPr>
         <w:t>Publications</w:t>
+      </w:r>
+    </w:p>
+    <w:p>
+      <w:pPr>
+        <w:pStyle w:val="NormalWeb"/>
+        <w:spacing w:before="0" w:beforeAutospacing="0" w:after="120" w:afterAutospacing="0"/>
+        <w:rPr>
+          <w:color w:val="000000"/>
+          <w:sz w:val="20"/>
+          <w:szCs w:val="20"/>
+        </w:rPr>
+      </w:pPr>
+      <w:proofErr w:type="spellStart"/>
+      <w:r>
+        <w:rPr>
+          <w:color w:val="000000"/>
+          <w:sz w:val="20"/>
+          <w:szCs w:val="20"/>
+        </w:rPr>
+        <w:t>Juillard</w:t>
+      </w:r>
+      <w:proofErr w:type="spellEnd"/>
+      <w:r>
+        <w:rPr>
+          <w:color w:val="000000"/>
+          <w:sz w:val="20"/>
+          <w:szCs w:val="20"/>
+        </w:rPr>
+        <w:t xml:space="preserve"> F</w:t>
+      </w:r>
+      <w:r>
+        <w:rPr>
+          <w:color w:val="000000"/>
+          <w:sz w:val="20"/>
+          <w:szCs w:val="20"/>
+        </w:rPr>
+        <w:t>.</w:t>
+      </w:r>
+      <w:r>
+        <w:rPr>
+          <w:color w:val="000000"/>
+          <w:sz w:val="20"/>
+          <w:szCs w:val="20"/>
+          <w:vertAlign w:val="superscript"/>
+        </w:rPr>
+        <w:sym w:font="Symbol" w:char="F02B"/>
+      </w:r>
+      <w:r>
+        <w:rPr>
+          <w:color w:val="000000"/>
+          <w:sz w:val="20"/>
+          <w:szCs w:val="20"/>
+        </w:rPr>
+        <w:t xml:space="preserve">, </w:t>
+      </w:r>
+      <w:r>
+        <w:rPr>
+          <w:color w:val="000000"/>
+          <w:sz w:val="20"/>
+          <w:szCs w:val="20"/>
+          <w:u w:val="single"/>
+        </w:rPr>
+        <w:t>Gastonguay M</w:t>
+      </w:r>
+      <w:r>
+        <w:rPr>
+          <w:color w:val="000000"/>
+          <w:sz w:val="20"/>
+          <w:szCs w:val="20"/>
+          <w:u w:val="single"/>
+        </w:rPr>
+        <w:t>.</w:t>
+      </w:r>
+      <w:r>
+        <w:rPr>
+          <w:color w:val="000000"/>
+          <w:sz w:val="20"/>
+          <w:szCs w:val="20"/>
+          <w:u w:val="single"/>
+        </w:rPr>
+        <w:t>S</w:t>
+      </w:r>
+      <w:r>
+        <w:rPr>
+          <w:color w:val="000000"/>
+          <w:sz w:val="20"/>
+          <w:szCs w:val="20"/>
+          <w:u w:val="single"/>
+        </w:rPr>
+        <w:t>.</w:t>
+      </w:r>
+      <w:r>
+        <w:rPr>
+          <w:color w:val="000000"/>
+          <w:sz w:val="20"/>
+          <w:szCs w:val="20"/>
+          <w:vertAlign w:val="superscript"/>
+        </w:rPr>
+        <w:sym w:font="Symbol" w:char="F02B"/>
+      </w:r>
+      <w:r>
+        <w:rPr>
+          <w:color w:val="000000"/>
+          <w:sz w:val="20"/>
+          <w:szCs w:val="20"/>
+        </w:rPr>
+        <w:t xml:space="preserve">, </w:t>
+      </w:r>
+      <w:proofErr w:type="spellStart"/>
+      <w:r>
+        <w:rPr>
+          <w:color w:val="000000"/>
+          <w:sz w:val="20"/>
+          <w:szCs w:val="20"/>
+        </w:rPr>
+        <w:t>Szymula</w:t>
+      </w:r>
+      <w:proofErr w:type="spellEnd"/>
+      <w:r>
+        <w:rPr>
+          <w:color w:val="000000"/>
+          <w:sz w:val="20"/>
+          <w:szCs w:val="20"/>
+        </w:rPr>
+        <w:t xml:space="preserve"> A</w:t>
+      </w:r>
+      <w:r>
+        <w:rPr>
+          <w:color w:val="000000"/>
+          <w:sz w:val="20"/>
+          <w:szCs w:val="20"/>
+        </w:rPr>
+        <w:t>.</w:t>
+      </w:r>
+      <w:r>
+        <w:rPr>
+          <w:color w:val="000000"/>
+          <w:sz w:val="20"/>
+          <w:szCs w:val="20"/>
+          <w:vertAlign w:val="superscript"/>
+        </w:rPr>
+        <w:sym w:font="Symbol" w:char="F02B"/>
+      </w:r>
+      <w:r>
+        <w:rPr>
+          <w:color w:val="000000"/>
+          <w:sz w:val="20"/>
+          <w:szCs w:val="20"/>
+        </w:rPr>
+        <w:t>, Raina K</w:t>
+      </w:r>
+      <w:r>
+        <w:rPr>
+          <w:color w:val="000000"/>
+          <w:sz w:val="20"/>
+          <w:szCs w:val="20"/>
+        </w:rPr>
+        <w:t>.</w:t>
+      </w:r>
+      <w:r>
+        <w:rPr>
+          <w:color w:val="000000"/>
+          <w:sz w:val="20"/>
+          <w:szCs w:val="20"/>
+        </w:rPr>
+        <w:t>, Tram J</w:t>
+      </w:r>
+      <w:r>
+        <w:rPr>
+          <w:color w:val="000000"/>
+          <w:sz w:val="20"/>
+          <w:szCs w:val="20"/>
+        </w:rPr>
+        <w:t>.</w:t>
+      </w:r>
+      <w:r>
+        <w:rPr>
+          <w:color w:val="000000"/>
+          <w:sz w:val="20"/>
+          <w:szCs w:val="20"/>
+        </w:rPr>
+        <w:t xml:space="preserve">, </w:t>
+      </w:r>
+      <w:proofErr w:type="spellStart"/>
+      <w:r>
+        <w:rPr>
+          <w:color w:val="000000"/>
+          <w:sz w:val="20"/>
+          <w:szCs w:val="20"/>
+        </w:rPr>
+        <w:t>Gerold</w:t>
+      </w:r>
+      <w:proofErr w:type="spellEnd"/>
+      <w:r>
+        <w:rPr>
+          <w:color w:val="000000"/>
+          <w:sz w:val="20"/>
+          <w:szCs w:val="20"/>
+        </w:rPr>
+        <w:t xml:space="preserve"> J</w:t>
+      </w:r>
+      <w:r>
+        <w:rPr>
+          <w:color w:val="000000"/>
+          <w:sz w:val="20"/>
+          <w:szCs w:val="20"/>
+        </w:rPr>
+        <w:t>.</w:t>
+      </w:r>
+      <w:r>
+        <w:rPr>
+          <w:color w:val="000000"/>
+          <w:sz w:val="20"/>
+          <w:szCs w:val="20"/>
+        </w:rPr>
+        <w:t xml:space="preserve">, Li S, </w:t>
+      </w:r>
+      <w:proofErr w:type="spellStart"/>
+      <w:r>
+        <w:rPr>
+          <w:color w:val="000000"/>
+          <w:sz w:val="20"/>
+          <w:szCs w:val="20"/>
+        </w:rPr>
+        <w:t>Lomonte</w:t>
+      </w:r>
+      <w:proofErr w:type="spellEnd"/>
+      <w:r>
+        <w:rPr>
+          <w:color w:val="000000"/>
+          <w:sz w:val="20"/>
+          <w:szCs w:val="20"/>
+        </w:rPr>
+        <w:t xml:space="preserve"> P</w:t>
+      </w:r>
+      <w:r>
+        <w:rPr>
+          <w:color w:val="000000"/>
+          <w:sz w:val="20"/>
+          <w:szCs w:val="20"/>
+        </w:rPr>
+        <w:t>.</w:t>
+      </w:r>
+      <w:r>
+        <w:rPr>
+          <w:color w:val="000000"/>
+          <w:sz w:val="20"/>
+          <w:szCs w:val="20"/>
+        </w:rPr>
+        <w:t>, Simas J</w:t>
+      </w:r>
+      <w:r>
+        <w:rPr>
+          <w:color w:val="000000"/>
+          <w:sz w:val="20"/>
+          <w:szCs w:val="20"/>
+        </w:rPr>
+        <w:t>.</w:t>
+      </w:r>
+      <w:r>
+        <w:rPr>
+          <w:color w:val="000000"/>
+          <w:sz w:val="20"/>
+          <w:szCs w:val="20"/>
+        </w:rPr>
+        <w:t>P</w:t>
+      </w:r>
+      <w:r>
+        <w:rPr>
+          <w:color w:val="000000"/>
+          <w:sz w:val="20"/>
+          <w:szCs w:val="20"/>
+        </w:rPr>
+        <w:t>.</w:t>
+      </w:r>
+      <w:r>
+        <w:rPr>
+          <w:color w:val="000000"/>
+          <w:sz w:val="20"/>
+          <w:szCs w:val="20"/>
+        </w:rPr>
+        <w:t>, Hill A</w:t>
+      </w:r>
+      <w:r>
+        <w:rPr>
+          <w:color w:val="000000"/>
+          <w:sz w:val="20"/>
+          <w:szCs w:val="20"/>
+        </w:rPr>
+        <w:t>.</w:t>
+      </w:r>
+      <w:r>
+        <w:rPr>
+          <w:color w:val="000000"/>
+          <w:sz w:val="20"/>
+          <w:szCs w:val="20"/>
+        </w:rPr>
+        <w:t>L</w:t>
+      </w:r>
+      <w:r>
+        <w:rPr>
+          <w:color w:val="000000"/>
+          <w:sz w:val="20"/>
+          <w:szCs w:val="20"/>
+        </w:rPr>
+        <w:t>.</w:t>
+      </w:r>
+      <w:r>
+        <w:rPr>
+          <w:color w:val="000000"/>
+          <w:sz w:val="20"/>
+          <w:szCs w:val="20"/>
+        </w:rPr>
+        <w:t>, &amp; Kaye K</w:t>
+      </w:r>
+      <w:r>
+        <w:rPr>
+          <w:color w:val="000000"/>
+          <w:sz w:val="20"/>
+          <w:szCs w:val="20"/>
+        </w:rPr>
+        <w:t>.</w:t>
+      </w:r>
+      <w:r>
+        <w:rPr>
+          <w:color w:val="000000"/>
+          <w:sz w:val="20"/>
+          <w:szCs w:val="20"/>
+        </w:rPr>
+        <w:t>M</w:t>
+      </w:r>
+      <w:r>
+        <w:rPr>
+          <w:color w:val="000000"/>
+          <w:sz w:val="20"/>
+          <w:szCs w:val="20"/>
+        </w:rPr>
+        <w:t>.</w:t>
+      </w:r>
+      <w:r>
+        <w:rPr>
+          <w:color w:val="000000"/>
+          <w:sz w:val="20"/>
+          <w:szCs w:val="20"/>
+        </w:rPr>
+        <w:t xml:space="preserve"> (202</w:t>
+      </w:r>
+      <w:r>
+        <w:rPr>
+          <w:color w:val="000000"/>
+          <w:sz w:val="20"/>
+          <w:szCs w:val="20"/>
+        </w:rPr>
+        <w:t>6</w:t>
+      </w:r>
+      <w:r>
+        <w:rPr>
+          <w:color w:val="000000"/>
+          <w:sz w:val="20"/>
+          <w:szCs w:val="20"/>
+        </w:rPr>
+        <w:t xml:space="preserve">). </w:t>
+      </w:r>
+      <w:r>
+        <w:rPr>
+          <w:color w:val="000000"/>
+          <w:sz w:val="20"/>
+          <w:szCs w:val="20"/>
+        </w:rPr>
+        <w:t>Maintenance of an episomal viral genome through imperfect replication and segregation mechanisms</w:t>
+      </w:r>
+      <w:r>
+        <w:rPr>
+          <w:color w:val="000000"/>
+          <w:sz w:val="20"/>
+          <w:szCs w:val="20"/>
+        </w:rPr>
+        <w:t xml:space="preserve">. </w:t>
+      </w:r>
+      <w:r>
+        <w:rPr>
+          <w:i/>
+          <w:iCs/>
+          <w:color w:val="000000"/>
+          <w:sz w:val="20"/>
+          <w:szCs w:val="20"/>
+        </w:rPr>
+        <w:t>Nucleic Acids Research,</w:t>
+      </w:r>
+      <w:r>
+        <w:rPr>
+          <w:color w:val="000000"/>
+          <w:sz w:val="20"/>
+          <w:szCs w:val="20"/>
+        </w:rPr>
+        <w:t xml:space="preserve"> Accepted</w:t>
       </w:r>
     </w:p>
     <w:p>
@@ -6815,587 +7291,35 @@
         </w:pBdr>
         <w:rPr>
           <w:rFonts w:ascii="Times New Roman" w:eastAsia="Times New Roman" w:hAnsi="Times New Roman" w:cs="Times New Roman"/>
-          <w:b/>
-          <w:sz w:val="20"/>
-          <w:szCs w:val="20"/>
-        </w:rPr>
-      </w:pPr>
-      <w:r>
-        <w:rPr>
-          <w:rFonts w:ascii="Times New Roman" w:eastAsia="Times New Roman" w:hAnsi="Times New Roman" w:cs="Times New Roman"/>
-          <w:b/>
-          <w:sz w:val="20"/>
-          <w:szCs w:val="20"/>
-        </w:rPr>
-        <w:t>Oral Presentations</w:t>
-      </w:r>
-    </w:p>
-    <w:p>
-      <w:pPr>
-        <w:pStyle w:val="NormalWeb"/>
-        <w:spacing w:before="0" w:beforeAutospacing="0" w:after="120" w:afterAutospacing="0"/>
-        <w:rPr>
-          <w:bCs/>
-          <w:color w:val="000000"/>
-          <w:sz w:val="20"/>
-          <w:szCs w:val="20"/>
-        </w:rPr>
-      </w:pPr>
-      <w:r>
-        <w:rPr>
           <w:bCs/>
           <w:i/>
           <w:iCs/>
-          <w:color w:val="000000"/>
-          <w:sz w:val="20"/>
-          <w:szCs w:val="20"/>
-        </w:rPr>
-        <w:t>Quantifying mechanisms of HIV immunotherapy using models of post-treatment viral rebound</w:t>
-      </w:r>
-      <w:r>
-        <w:rPr>
+          <w:sz w:val="18"/>
+          <w:szCs w:val="18"/>
+        </w:rPr>
+      </w:pPr>
+      <w:r>
+        <w:rPr>
+          <w:rFonts w:ascii="Times New Roman" w:eastAsia="Times New Roman" w:hAnsi="Times New Roman" w:cs="Times New Roman"/>
           <w:bCs/>
           <w:i/>
           <w:iCs/>
-          <w:color w:val="000000"/>
-          <w:sz w:val="20"/>
-          <w:szCs w:val="20"/>
-        </w:rPr>
-        <w:t xml:space="preserve">, </w:t>
-      </w:r>
-      <w:r>
-        <w:rPr>
-          <w:bCs/>
-          <w:color w:val="000000"/>
-          <w:sz w:val="20"/>
-          <w:szCs w:val="20"/>
-        </w:rPr>
-        <w:t>Invited talk for University of Pittsburgh Association for Women in Mathematics Seminar Series, September 11th, 2026</w:t>
-      </w:r>
-    </w:p>
-    <w:p>
-      <w:pPr>
-        <w:pStyle w:val="NormalWeb"/>
-        <w:spacing w:before="0" w:beforeAutospacing="0" w:after="120" w:afterAutospacing="0"/>
-        <w:rPr>
-          <w:bCs/>
-          <w:color w:val="000000"/>
-          <w:sz w:val="20"/>
-          <w:szCs w:val="20"/>
-        </w:rPr>
-      </w:pPr>
-      <w:r>
-        <w:rPr>
+          <w:sz w:val="18"/>
+          <w:szCs w:val="18"/>
+          <w:vertAlign w:val="superscript"/>
+        </w:rPr>
+        <w:t>+</w:t>
+      </w:r>
+      <w:r>
+        <w:rPr>
+          <w:rFonts w:ascii="Times New Roman" w:eastAsia="Times New Roman" w:hAnsi="Times New Roman" w:cs="Times New Roman"/>
           <w:bCs/>
           <w:i/>
           <w:iCs/>
-          <w:color w:val="000000"/>
-          <w:sz w:val="20"/>
-          <w:szCs w:val="20"/>
-        </w:rPr>
-        <w:t>Viral rebound kinetics following single and combination immunotherapy for HIV/SIV</w:t>
-      </w:r>
-      <w:r>
-        <w:rPr>
-          <w:bCs/>
-          <w:color w:val="000000"/>
-          <w:sz w:val="20"/>
-          <w:szCs w:val="20"/>
-        </w:rPr>
-        <w:t>, Epidemics, December 1</w:t>
-      </w:r>
-      <w:r>
-        <w:rPr>
-          <w:bCs/>
-          <w:color w:val="000000"/>
-          <w:sz w:val="20"/>
-          <w:szCs w:val="20"/>
-          <w:vertAlign w:val="superscript"/>
-        </w:rPr>
-        <w:t>st</w:t>
-      </w:r>
-      <w:r>
-        <w:rPr>
-          <w:bCs/>
-          <w:color w:val="000000"/>
-          <w:sz w:val="20"/>
-          <w:szCs w:val="20"/>
-        </w:rPr>
-        <w:t>, 2025</w:t>
-      </w:r>
-    </w:p>
-    <w:p>
-      <w:pPr>
-        <w:pStyle w:val="NormalWeb"/>
-        <w:spacing w:before="0" w:beforeAutospacing="0" w:after="120" w:afterAutospacing="0"/>
-        <w:rPr>
-          <w:bCs/>
-          <w:color w:val="000000"/>
-          <w:sz w:val="20"/>
-          <w:szCs w:val="20"/>
-        </w:rPr>
-      </w:pPr>
-      <w:r>
-        <w:rPr>
-          <w:bCs/>
-          <w:i/>
-          <w:iCs/>
-          <w:color w:val="000000"/>
-          <w:sz w:val="20"/>
-          <w:szCs w:val="20"/>
-        </w:rPr>
-        <w:t>Using mixed effects models to quantify the effects of single and combination immunotherapy on HIV/SIV rebound kinetics</w:t>
-      </w:r>
-      <w:r>
-        <w:rPr>
-          <w:bCs/>
-          <w:color w:val="000000"/>
-          <w:sz w:val="20"/>
-          <w:szCs w:val="20"/>
-        </w:rPr>
-        <w:t>, Society of Mathematical Biology Annual Meeting, July 15</w:t>
-      </w:r>
-      <w:r>
-        <w:rPr>
-          <w:bCs/>
-          <w:color w:val="000000"/>
-          <w:sz w:val="20"/>
-          <w:szCs w:val="20"/>
-          <w:vertAlign w:val="superscript"/>
-        </w:rPr>
-        <w:t>th</w:t>
-      </w:r>
-      <w:r>
-        <w:rPr>
-          <w:bCs/>
-          <w:color w:val="000000"/>
-          <w:sz w:val="20"/>
-          <w:szCs w:val="20"/>
-        </w:rPr>
-        <w:t>, 2025</w:t>
-      </w:r>
-    </w:p>
-    <w:p>
-      <w:pPr>
-        <w:pStyle w:val="NormalWeb"/>
-        <w:spacing w:before="0" w:beforeAutospacing="0" w:after="120" w:afterAutospacing="0"/>
-        <w:rPr>
-          <w:bCs/>
-          <w:color w:val="000000"/>
-          <w:sz w:val="20"/>
-          <w:szCs w:val="20"/>
-        </w:rPr>
-      </w:pPr>
-      <w:r>
-        <w:rPr>
-          <w:bCs/>
-          <w:i/>
-          <w:iCs/>
-          <w:color w:val="000000"/>
-          <w:sz w:val="20"/>
-          <w:szCs w:val="20"/>
-        </w:rPr>
-        <w:t>Quantifying the dynamics of Kaposi’s sarcoma-associated herpesvirus persistence</w:t>
-      </w:r>
-      <w:r>
-        <w:rPr>
-          <w:bCs/>
-          <w:color w:val="000000"/>
-          <w:sz w:val="20"/>
-          <w:szCs w:val="20"/>
-        </w:rPr>
-        <w:t>, Society of Mathematical Biology Annual Meeting, July 17</w:t>
-      </w:r>
-      <w:r>
-        <w:rPr>
-          <w:bCs/>
-          <w:color w:val="000000"/>
-          <w:sz w:val="20"/>
-          <w:szCs w:val="20"/>
-          <w:vertAlign w:val="superscript"/>
-        </w:rPr>
-        <w:t>th</w:t>
-      </w:r>
-      <w:r>
-        <w:rPr>
-          <w:bCs/>
-          <w:color w:val="000000"/>
-          <w:sz w:val="20"/>
-          <w:szCs w:val="20"/>
-        </w:rPr>
-        <w:t>, 2025</w:t>
-      </w:r>
-    </w:p>
-    <w:p>
-      <w:pPr>
-        <w:pStyle w:val="NormalWeb"/>
-        <w:spacing w:before="0" w:beforeAutospacing="0" w:after="120" w:afterAutospacing="0"/>
-        <w:rPr>
-          <w:bCs/>
-          <w:color w:val="000000"/>
-          <w:sz w:val="20"/>
-          <w:szCs w:val="20"/>
-        </w:rPr>
-      </w:pPr>
-      <w:r>
-        <w:rPr>
-          <w:bCs/>
-          <w:i/>
-          <w:iCs/>
-          <w:color w:val="000000"/>
-          <w:sz w:val="20"/>
-          <w:szCs w:val="20"/>
-        </w:rPr>
-        <w:t>Quantifying the dynamics of Kaposi’s sarcoma-associated herpesvirus persistence</w:t>
-      </w:r>
-      <w:r>
-        <w:rPr>
-          <w:bCs/>
-          <w:color w:val="000000"/>
-          <w:sz w:val="20"/>
-          <w:szCs w:val="20"/>
-        </w:rPr>
-        <w:t>, Dynamics &amp; Evolution of Human Viruses, Paris, France, May 9</w:t>
-      </w:r>
-      <w:r>
-        <w:rPr>
-          <w:bCs/>
-          <w:color w:val="000000"/>
-          <w:sz w:val="20"/>
-          <w:szCs w:val="20"/>
-          <w:vertAlign w:val="superscript"/>
-        </w:rPr>
-        <w:t>th</w:t>
-      </w:r>
-      <w:r>
-        <w:rPr>
-          <w:bCs/>
-          <w:color w:val="000000"/>
-          <w:sz w:val="20"/>
-          <w:szCs w:val="20"/>
-        </w:rPr>
-        <w:t>, 2025</w:t>
-      </w:r>
-    </w:p>
-    <w:p>
-      <w:pPr>
-        <w:pStyle w:val="NormalWeb"/>
-        <w:spacing w:before="0" w:beforeAutospacing="0" w:after="120" w:afterAutospacing="0"/>
-        <w:rPr>
-          <w:bCs/>
-          <w:color w:val="000000"/>
-          <w:sz w:val="20"/>
-          <w:szCs w:val="20"/>
-        </w:rPr>
-      </w:pPr>
-      <w:r>
-        <w:rPr>
-          <w:bCs/>
-          <w:i/>
-          <w:iCs/>
-          <w:color w:val="000000"/>
-          <w:sz w:val="20"/>
-          <w:szCs w:val="20"/>
-        </w:rPr>
-        <w:t xml:space="preserve">Predicting imminent conversion to exudative age-related macular degeneration using multimodal data and ensemble machine learning, </w:t>
-      </w:r>
-      <w:r>
-        <w:rPr>
-          <w:bCs/>
-          <w:color w:val="000000"/>
-          <w:sz w:val="20"/>
-          <w:szCs w:val="20"/>
-        </w:rPr>
-        <w:t>Johns Hopkins Engineering Design Day, May 2</w:t>
-      </w:r>
-      <w:r>
-        <w:rPr>
-          <w:bCs/>
-          <w:color w:val="000000"/>
-          <w:sz w:val="20"/>
-          <w:szCs w:val="20"/>
-          <w:vertAlign w:val="superscript"/>
-        </w:rPr>
-        <w:t>nd</w:t>
-      </w:r>
-      <w:r>
-        <w:rPr>
-          <w:bCs/>
-          <w:color w:val="000000"/>
-          <w:sz w:val="20"/>
-          <w:szCs w:val="20"/>
-        </w:rPr>
-        <w:t>, 2023</w:t>
-      </w:r>
-    </w:p>
-    <w:p>
-      <w:pPr>
-        <w:pStyle w:val="NormalWeb"/>
-        <w:spacing w:before="0" w:beforeAutospacing="0" w:after="120" w:afterAutospacing="0"/>
-        <w:rPr>
-          <w:bCs/>
-          <w:color w:val="000000"/>
-          <w:sz w:val="20"/>
-          <w:szCs w:val="20"/>
-        </w:rPr>
-      </w:pPr>
-      <w:r>
-        <w:rPr>
-          <w:bCs/>
-          <w:i/>
-          <w:iCs/>
-          <w:color w:val="000000"/>
-          <w:sz w:val="20"/>
-          <w:szCs w:val="20"/>
-        </w:rPr>
-        <w:t>Quantifying the dynamics of Kaposi’s sarcoma-associated herpesvirus persistence</w:t>
-      </w:r>
-      <w:r>
-        <w:rPr>
-          <w:bCs/>
-          <w:color w:val="000000"/>
-          <w:sz w:val="20"/>
-          <w:szCs w:val="20"/>
-        </w:rPr>
-        <w:t xml:space="preserve">, Epidemics, </w:t>
-      </w:r>
-      <w:r>
-        <w:rPr>
-          <w:bCs/>
-          <w:color w:val="000000"/>
-          <w:sz w:val="20"/>
-          <w:szCs w:val="20"/>
-        </w:rPr>
-        <w:t>Bologna</w:t>
-      </w:r>
-      <w:r>
-        <w:rPr>
-          <w:bCs/>
-          <w:color w:val="000000"/>
-          <w:sz w:val="20"/>
-          <w:szCs w:val="20"/>
-        </w:rPr>
-        <w:t>, Italy, November 27</w:t>
-      </w:r>
-      <w:r>
-        <w:rPr>
-          <w:bCs/>
-          <w:color w:val="000000"/>
-          <w:sz w:val="20"/>
-          <w:szCs w:val="20"/>
-          <w:vertAlign w:val="superscript"/>
-        </w:rPr>
-        <w:t>th</w:t>
-      </w:r>
-      <w:r>
-        <w:rPr>
-          <w:bCs/>
-          <w:color w:val="000000"/>
-          <w:sz w:val="20"/>
-          <w:szCs w:val="20"/>
-        </w:rPr>
-        <w:t>, 2023</w:t>
-      </w:r>
-    </w:p>
-    <w:p>
-      <w:pPr>
-        <w:pStyle w:val="NormalWeb"/>
-        <w:spacing w:before="0" w:beforeAutospacing="0" w:after="120" w:afterAutospacing="0"/>
-        <w:rPr>
-          <w:color w:val="000000"/>
-          <w:sz w:val="20"/>
-          <w:szCs w:val="20"/>
-        </w:rPr>
-      </w:pPr>
-      <w:r>
-        <w:rPr>
-          <w:i/>
-          <w:color w:val="000000"/>
-          <w:sz w:val="20"/>
-          <w:szCs w:val="20"/>
-        </w:rPr>
-        <w:t xml:space="preserve">Prediction of maternal-fetal exposures of CYP450-metabolized drugs using physiologic pharmacokinetic modeling implemented in R and </w:t>
-      </w:r>
-      <w:proofErr w:type="spellStart"/>
-      <w:r>
-        <w:rPr>
-          <w:i/>
-          <w:color w:val="000000"/>
-          <w:sz w:val="20"/>
-          <w:szCs w:val="20"/>
-        </w:rPr>
-        <w:t>mrgsolve</w:t>
-      </w:r>
-      <w:proofErr w:type="spellEnd"/>
-      <w:r>
-        <w:rPr>
-          <w:i/>
-          <w:color w:val="000000"/>
-          <w:sz w:val="20"/>
-          <w:szCs w:val="20"/>
-        </w:rPr>
-        <w:t xml:space="preserve">., </w:t>
-      </w:r>
-      <w:r>
-        <w:rPr>
-          <w:color w:val="000000"/>
-          <w:sz w:val="20"/>
-          <w:szCs w:val="20"/>
-        </w:rPr>
-        <w:t>R/Pharma Conference, Cambridge, MA, August 23</w:t>
-      </w:r>
-      <w:r>
-        <w:rPr>
-          <w:color w:val="000000"/>
-          <w:sz w:val="20"/>
-          <w:szCs w:val="20"/>
-          <w:vertAlign w:val="superscript"/>
-        </w:rPr>
-        <w:t>rd</w:t>
-      </w:r>
-      <w:r>
-        <w:rPr>
-          <w:color w:val="000000"/>
-          <w:sz w:val="20"/>
-          <w:szCs w:val="20"/>
-        </w:rPr>
-        <w:t>, 2019</w:t>
-      </w:r>
-    </w:p>
-    <w:p>
-      <w:pPr>
-        <w:pStyle w:val="NormalWeb"/>
-        <w:spacing w:before="0" w:beforeAutospacing="0" w:after="120" w:afterAutospacing="0"/>
-        <w:rPr>
-          <w:color w:val="000000"/>
-          <w:sz w:val="20"/>
-          <w:szCs w:val="20"/>
-        </w:rPr>
-      </w:pPr>
-      <w:r>
-        <w:rPr>
-          <w:i/>
-          <w:color w:val="000000"/>
-          <w:sz w:val="20"/>
-          <w:szCs w:val="20"/>
-        </w:rPr>
-        <w:t>Identification of Combinations of Targets for Claudin-Low Triple Negative Breast Cancer Reversion,</w:t>
-      </w:r>
-      <w:r>
-        <w:rPr>
-          <w:color w:val="000000"/>
-          <w:sz w:val="20"/>
-          <w:szCs w:val="20"/>
-        </w:rPr>
-        <w:t xml:space="preserve"> UConn Center for Cell Analysis and Modeling Summer Seminar, July 26</w:t>
-      </w:r>
-      <w:r>
-        <w:rPr>
-          <w:color w:val="000000"/>
-          <w:sz w:val="20"/>
-          <w:szCs w:val="20"/>
-          <w:vertAlign w:val="superscript"/>
-        </w:rPr>
-        <w:t>th</w:t>
-      </w:r>
-      <w:r>
-        <w:rPr>
-          <w:color w:val="000000"/>
-          <w:sz w:val="20"/>
-          <w:szCs w:val="20"/>
-        </w:rPr>
-        <w:t>, 2019</w:t>
-      </w:r>
-    </w:p>
-    <w:p>
-      <w:pPr>
-        <w:pStyle w:val="NormalWeb"/>
-        <w:spacing w:before="0" w:beforeAutospacing="0" w:after="120" w:afterAutospacing="0"/>
-        <w:rPr>
-          <w:color w:val="000000"/>
-          <w:sz w:val="20"/>
-          <w:szCs w:val="20"/>
-        </w:rPr>
-      </w:pPr>
-      <w:r>
-        <w:rPr>
-          <w:i/>
-          <w:color w:val="000000"/>
-          <w:sz w:val="20"/>
-          <w:szCs w:val="20"/>
-        </w:rPr>
-        <w:t xml:space="preserve">Development of an Open and General Physiologically Based Pharmacokinetic Model to Predict Maternal-Fetal Exposures for Drugs Metabolized by CYP Isoenzymes, </w:t>
-      </w:r>
-      <w:r>
-        <w:rPr>
-          <w:color w:val="000000"/>
-          <w:sz w:val="20"/>
-          <w:szCs w:val="20"/>
-        </w:rPr>
-        <w:t>R/Medicine Conference, New Haven, CT, September 8</w:t>
-      </w:r>
-      <w:r>
-        <w:rPr>
-          <w:color w:val="000000"/>
-          <w:sz w:val="20"/>
-          <w:szCs w:val="20"/>
-          <w:vertAlign w:val="superscript"/>
-        </w:rPr>
-        <w:t>th</w:t>
-      </w:r>
-      <w:r>
-        <w:rPr>
-          <w:color w:val="000000"/>
-          <w:sz w:val="20"/>
-          <w:szCs w:val="20"/>
-        </w:rPr>
-        <w:t>, 2018</w:t>
-      </w:r>
-    </w:p>
-    <w:p>
-      <w:pPr>
-        <w:pStyle w:val="NormalWeb"/>
-        <w:spacing w:before="0" w:beforeAutospacing="0" w:after="120" w:afterAutospacing="0"/>
-        <w:rPr>
-          <w:color w:val="000000"/>
-          <w:sz w:val="20"/>
-          <w:szCs w:val="20"/>
-        </w:rPr>
-      </w:pPr>
-      <w:r>
-        <w:rPr>
-          <w:i/>
-          <w:color w:val="000000"/>
-          <w:sz w:val="20"/>
-          <w:szCs w:val="20"/>
-        </w:rPr>
-        <w:t>The Effect of Host Genetic Variability on Epstein Barr Virus-</w:t>
-      </w:r>
-      <w:r>
-        <w:rPr>
-          <w:i/>
-          <w:color w:val="000000"/>
-          <w:sz w:val="20"/>
-          <w:szCs w:val="20"/>
-        </w:rPr>
-        <w:t>associated</w:t>
-      </w:r>
-      <w:r>
-        <w:rPr>
-          <w:i/>
-          <w:color w:val="000000"/>
-          <w:sz w:val="20"/>
-          <w:szCs w:val="20"/>
-        </w:rPr>
-        <w:t xml:space="preserve"> cancer susceptibility,</w:t>
-      </w:r>
-      <w:r>
-        <w:rPr>
-          <w:color w:val="000000"/>
-          <w:sz w:val="20"/>
-          <w:szCs w:val="20"/>
-        </w:rPr>
-        <w:t xml:space="preserve"> UConn Holster Scholar Symposium, October 2017</w:t>
+          <w:sz w:val="18"/>
+          <w:szCs w:val="18"/>
+        </w:rPr>
+        <w:t>These authors contributed equally to the work</w:t>
       </w:r>
     </w:p>
     <w:p>
@@ -7423,6 +7347,565 @@
           <w:szCs w:val="20"/>
         </w:rPr>
       </w:pPr>
+      <w:r>
+        <w:rPr>
+          <w:rFonts w:ascii="Times New Roman" w:eastAsia="Times New Roman" w:hAnsi="Times New Roman" w:cs="Times New Roman"/>
+          <w:b/>
+          <w:sz w:val="20"/>
+          <w:szCs w:val="20"/>
+        </w:rPr>
+        <w:t>Oral Presentations</w:t>
+      </w:r>
+    </w:p>
+    <w:p>
+      <w:pPr>
+        <w:pStyle w:val="NormalWeb"/>
+        <w:spacing w:before="0" w:beforeAutospacing="0" w:after="120" w:afterAutospacing="0"/>
+        <w:rPr>
+          <w:bCs/>
+          <w:color w:val="000000"/>
+          <w:sz w:val="20"/>
+          <w:szCs w:val="20"/>
+        </w:rPr>
+      </w:pPr>
+      <w:r>
+        <w:rPr>
+          <w:bCs/>
+          <w:i/>
+          <w:iCs/>
+          <w:color w:val="000000"/>
+          <w:sz w:val="20"/>
+          <w:szCs w:val="20"/>
+        </w:rPr>
+        <w:t>Quantifying mechanisms of HIV immunotherapy using models of post-treatment viral rebound</w:t>
+      </w:r>
+      <w:r>
+        <w:rPr>
+          <w:bCs/>
+          <w:i/>
+          <w:iCs/>
+          <w:color w:val="000000"/>
+          <w:sz w:val="20"/>
+          <w:szCs w:val="20"/>
+        </w:rPr>
+        <w:t xml:space="preserve">, </w:t>
+      </w:r>
+      <w:r>
+        <w:rPr>
+          <w:bCs/>
+          <w:color w:val="000000"/>
+          <w:sz w:val="20"/>
+          <w:szCs w:val="20"/>
+        </w:rPr>
+        <w:t>Invited talk for University of Pittsburgh Association for Women in Mathematics Seminar Series, September 11th, 2026</w:t>
+      </w:r>
+    </w:p>
+    <w:p>
+      <w:pPr>
+        <w:pStyle w:val="NormalWeb"/>
+        <w:spacing w:before="0" w:beforeAutospacing="0" w:after="120" w:afterAutospacing="0"/>
+        <w:rPr>
+          <w:bCs/>
+          <w:color w:val="000000"/>
+          <w:sz w:val="20"/>
+          <w:szCs w:val="20"/>
+        </w:rPr>
+      </w:pPr>
+      <w:r>
+        <w:rPr>
+          <w:bCs/>
+          <w:i/>
+          <w:iCs/>
+          <w:color w:val="000000"/>
+          <w:sz w:val="20"/>
+          <w:szCs w:val="20"/>
+        </w:rPr>
+        <w:t>Viral rebound kinetics following single and combination immunotherapy for HIV/SIV</w:t>
+      </w:r>
+      <w:r>
+        <w:rPr>
+          <w:bCs/>
+          <w:color w:val="000000"/>
+          <w:sz w:val="20"/>
+          <w:szCs w:val="20"/>
+        </w:rPr>
+        <w:t>, Epidemics, December 1</w:t>
+      </w:r>
+      <w:r>
+        <w:rPr>
+          <w:bCs/>
+          <w:color w:val="000000"/>
+          <w:sz w:val="20"/>
+          <w:szCs w:val="20"/>
+          <w:vertAlign w:val="superscript"/>
+        </w:rPr>
+        <w:t>st</w:t>
+      </w:r>
+      <w:r>
+        <w:rPr>
+          <w:bCs/>
+          <w:color w:val="000000"/>
+          <w:sz w:val="20"/>
+          <w:szCs w:val="20"/>
+        </w:rPr>
+        <w:t>, 2025</w:t>
+      </w:r>
+    </w:p>
+    <w:p>
+      <w:pPr>
+        <w:pStyle w:val="NormalWeb"/>
+        <w:spacing w:before="0" w:beforeAutospacing="0" w:after="120" w:afterAutospacing="0"/>
+        <w:rPr>
+          <w:bCs/>
+          <w:color w:val="000000"/>
+          <w:sz w:val="20"/>
+          <w:szCs w:val="20"/>
+        </w:rPr>
+      </w:pPr>
+      <w:r>
+        <w:rPr>
+          <w:bCs/>
+          <w:i/>
+          <w:iCs/>
+          <w:color w:val="000000"/>
+          <w:sz w:val="20"/>
+          <w:szCs w:val="20"/>
+        </w:rPr>
+        <w:t>Quantifying the dynamics of Kaposi’s sarcoma-associated herpesvirus persistence</w:t>
+      </w:r>
+      <w:r>
+        <w:rPr>
+          <w:bCs/>
+          <w:color w:val="000000"/>
+          <w:sz w:val="20"/>
+          <w:szCs w:val="20"/>
+        </w:rPr>
+        <w:t>, Society of Mathematical Biology Annual Meeting, July 17</w:t>
+      </w:r>
+      <w:r>
+        <w:rPr>
+          <w:bCs/>
+          <w:color w:val="000000"/>
+          <w:sz w:val="20"/>
+          <w:szCs w:val="20"/>
+          <w:vertAlign w:val="superscript"/>
+        </w:rPr>
+        <w:t>th</w:t>
+      </w:r>
+      <w:r>
+        <w:rPr>
+          <w:bCs/>
+          <w:color w:val="000000"/>
+          <w:sz w:val="20"/>
+          <w:szCs w:val="20"/>
+        </w:rPr>
+        <w:t>, 2025</w:t>
+      </w:r>
+    </w:p>
+    <w:p>
+      <w:pPr>
+        <w:pStyle w:val="NormalWeb"/>
+        <w:spacing w:before="0" w:beforeAutospacing="0" w:after="120" w:afterAutospacing="0"/>
+        <w:rPr>
+          <w:bCs/>
+          <w:color w:val="000000"/>
+          <w:sz w:val="20"/>
+          <w:szCs w:val="20"/>
+        </w:rPr>
+      </w:pPr>
+      <w:r>
+        <w:rPr>
+          <w:bCs/>
+          <w:i/>
+          <w:iCs/>
+          <w:color w:val="000000"/>
+          <w:sz w:val="20"/>
+          <w:szCs w:val="20"/>
+        </w:rPr>
+        <w:t>Using mixed effects models to quantify the effects of single and combination immunotherapy on HIV/SIV rebound kinetics</w:t>
+      </w:r>
+      <w:r>
+        <w:rPr>
+          <w:bCs/>
+          <w:color w:val="000000"/>
+          <w:sz w:val="20"/>
+          <w:szCs w:val="20"/>
+        </w:rPr>
+        <w:t>, Society of Mathematical Biology Annual Meeting, July 15</w:t>
+      </w:r>
+      <w:r>
+        <w:rPr>
+          <w:bCs/>
+          <w:color w:val="000000"/>
+          <w:sz w:val="20"/>
+          <w:szCs w:val="20"/>
+          <w:vertAlign w:val="superscript"/>
+        </w:rPr>
+        <w:t>th</w:t>
+      </w:r>
+      <w:r>
+        <w:rPr>
+          <w:bCs/>
+          <w:color w:val="000000"/>
+          <w:sz w:val="20"/>
+          <w:szCs w:val="20"/>
+        </w:rPr>
+        <w:t>, 2025</w:t>
+      </w:r>
+    </w:p>
+    <w:p>
+      <w:pPr>
+        <w:pStyle w:val="NormalWeb"/>
+        <w:spacing w:before="0" w:beforeAutospacing="0" w:after="120" w:afterAutospacing="0"/>
+        <w:rPr>
+          <w:bCs/>
+          <w:color w:val="000000"/>
+          <w:sz w:val="20"/>
+          <w:szCs w:val="20"/>
+        </w:rPr>
+      </w:pPr>
+      <w:r>
+        <w:rPr>
+          <w:bCs/>
+          <w:i/>
+          <w:iCs/>
+          <w:color w:val="000000"/>
+          <w:sz w:val="20"/>
+          <w:szCs w:val="20"/>
+        </w:rPr>
+        <w:t>Quantifying the dynamics of Kaposi’s sarcoma-associated herpesvirus persistence</w:t>
+      </w:r>
+      <w:r>
+        <w:rPr>
+          <w:bCs/>
+          <w:color w:val="000000"/>
+          <w:sz w:val="20"/>
+          <w:szCs w:val="20"/>
+        </w:rPr>
+        <w:t>, Dynamics &amp; Evolution of Human Viruses, Paris, France, May 9</w:t>
+      </w:r>
+      <w:r>
+        <w:rPr>
+          <w:bCs/>
+          <w:color w:val="000000"/>
+          <w:sz w:val="20"/>
+          <w:szCs w:val="20"/>
+          <w:vertAlign w:val="superscript"/>
+        </w:rPr>
+        <w:t>th</w:t>
+      </w:r>
+      <w:r>
+        <w:rPr>
+          <w:bCs/>
+          <w:color w:val="000000"/>
+          <w:sz w:val="20"/>
+          <w:szCs w:val="20"/>
+        </w:rPr>
+        <w:t>, 2025</w:t>
+      </w:r>
+    </w:p>
+    <w:p>
+      <w:pPr>
+        <w:pStyle w:val="NormalWeb"/>
+        <w:spacing w:before="0" w:beforeAutospacing="0" w:after="120" w:afterAutospacing="0"/>
+        <w:rPr>
+          <w:bCs/>
+          <w:color w:val="000000"/>
+          <w:sz w:val="20"/>
+          <w:szCs w:val="20"/>
+        </w:rPr>
+      </w:pPr>
+      <w:r>
+        <w:rPr>
+          <w:bCs/>
+          <w:i/>
+          <w:iCs/>
+          <w:color w:val="000000"/>
+          <w:sz w:val="20"/>
+          <w:szCs w:val="20"/>
+        </w:rPr>
+        <w:t>Quantifying the dynamics of Kaposi’s sarcoma-associated herpesvirus persistence</w:t>
+      </w:r>
+      <w:r>
+        <w:rPr>
+          <w:bCs/>
+          <w:color w:val="000000"/>
+          <w:sz w:val="20"/>
+          <w:szCs w:val="20"/>
+        </w:rPr>
+        <w:t>, Epidemics, Bologna, Italy, November 27</w:t>
+      </w:r>
+      <w:r>
+        <w:rPr>
+          <w:bCs/>
+          <w:color w:val="000000"/>
+          <w:sz w:val="20"/>
+          <w:szCs w:val="20"/>
+          <w:vertAlign w:val="superscript"/>
+        </w:rPr>
+        <w:t>th</w:t>
+      </w:r>
+      <w:r>
+        <w:rPr>
+          <w:bCs/>
+          <w:color w:val="000000"/>
+          <w:sz w:val="20"/>
+          <w:szCs w:val="20"/>
+        </w:rPr>
+        <w:t>, 2023</w:t>
+      </w:r>
+    </w:p>
+    <w:p>
+      <w:pPr>
+        <w:pStyle w:val="NormalWeb"/>
+        <w:spacing w:before="0" w:beforeAutospacing="0" w:after="120" w:afterAutospacing="0"/>
+        <w:rPr>
+          <w:bCs/>
+          <w:color w:val="000000"/>
+          <w:sz w:val="20"/>
+          <w:szCs w:val="20"/>
+        </w:rPr>
+      </w:pPr>
+      <w:r>
+        <w:rPr>
+          <w:bCs/>
+          <w:i/>
+          <w:iCs/>
+          <w:color w:val="000000"/>
+          <w:sz w:val="20"/>
+          <w:szCs w:val="20"/>
+        </w:rPr>
+        <w:t xml:space="preserve">Predicting imminent conversion to exudative age-related macular degeneration using multimodal data and ensemble machine learning, </w:t>
+      </w:r>
+      <w:r>
+        <w:rPr>
+          <w:bCs/>
+          <w:color w:val="000000"/>
+          <w:sz w:val="20"/>
+          <w:szCs w:val="20"/>
+        </w:rPr>
+        <w:t>Johns Hopkins Engineering Design Day, May 2</w:t>
+      </w:r>
+      <w:r>
+        <w:rPr>
+          <w:bCs/>
+          <w:color w:val="000000"/>
+          <w:sz w:val="20"/>
+          <w:szCs w:val="20"/>
+          <w:vertAlign w:val="superscript"/>
+        </w:rPr>
+        <w:t>nd</w:t>
+      </w:r>
+      <w:r>
+        <w:rPr>
+          <w:bCs/>
+          <w:color w:val="000000"/>
+          <w:sz w:val="20"/>
+          <w:szCs w:val="20"/>
+        </w:rPr>
+        <w:t>, 2023</w:t>
+      </w:r>
+    </w:p>
+    <w:p>
+      <w:pPr>
+        <w:pStyle w:val="NormalWeb"/>
+        <w:spacing w:before="0" w:beforeAutospacing="0" w:after="120" w:afterAutospacing="0"/>
+        <w:rPr>
+          <w:color w:val="000000"/>
+          <w:sz w:val="20"/>
+          <w:szCs w:val="20"/>
+        </w:rPr>
+      </w:pPr>
+      <w:r>
+        <w:rPr>
+          <w:i/>
+          <w:color w:val="000000"/>
+          <w:sz w:val="20"/>
+          <w:szCs w:val="20"/>
+        </w:rPr>
+        <w:t xml:space="preserve">Prediction of maternal-fetal exposures of CYP450-metabolized drugs using physiologic pharmacokinetic modeling implemented in R and </w:t>
+      </w:r>
+      <w:proofErr w:type="spellStart"/>
+      <w:r>
+        <w:rPr>
+          <w:i/>
+          <w:color w:val="000000"/>
+          <w:sz w:val="20"/>
+          <w:szCs w:val="20"/>
+        </w:rPr>
+        <w:t>mrgsolve</w:t>
+      </w:r>
+      <w:proofErr w:type="spellEnd"/>
+      <w:r>
+        <w:rPr>
+          <w:i/>
+          <w:color w:val="000000"/>
+          <w:sz w:val="20"/>
+          <w:szCs w:val="20"/>
+        </w:rPr>
+        <w:t xml:space="preserve">., </w:t>
+      </w:r>
+      <w:r>
+        <w:rPr>
+          <w:color w:val="000000"/>
+          <w:sz w:val="20"/>
+          <w:szCs w:val="20"/>
+        </w:rPr>
+        <w:t>R/Pharma Conference, Cambridge, MA, August 23</w:t>
+      </w:r>
+      <w:r>
+        <w:rPr>
+          <w:color w:val="000000"/>
+          <w:sz w:val="20"/>
+          <w:szCs w:val="20"/>
+          <w:vertAlign w:val="superscript"/>
+        </w:rPr>
+        <w:t>rd</w:t>
+      </w:r>
+      <w:r>
+        <w:rPr>
+          <w:color w:val="000000"/>
+          <w:sz w:val="20"/>
+          <w:szCs w:val="20"/>
+        </w:rPr>
+        <w:t>, 2019</w:t>
+      </w:r>
+    </w:p>
+    <w:p>
+      <w:pPr>
+        <w:pStyle w:val="NormalWeb"/>
+        <w:spacing w:before="0" w:beforeAutospacing="0" w:after="120" w:afterAutospacing="0"/>
+        <w:rPr>
+          <w:color w:val="000000"/>
+          <w:sz w:val="20"/>
+          <w:szCs w:val="20"/>
+        </w:rPr>
+      </w:pPr>
+      <w:r>
+        <w:rPr>
+          <w:i/>
+          <w:color w:val="000000"/>
+          <w:sz w:val="20"/>
+          <w:szCs w:val="20"/>
+        </w:rPr>
+        <w:t>Identification of Combinations of Targets for Claudin-Low Triple Negative Breast Cancer Reversion,</w:t>
+      </w:r>
+      <w:r>
+        <w:rPr>
+          <w:color w:val="000000"/>
+          <w:sz w:val="20"/>
+          <w:szCs w:val="20"/>
+        </w:rPr>
+        <w:t xml:space="preserve"> UConn Center for Cell Analysis and Modeling Summer Seminar, July 26</w:t>
+      </w:r>
+      <w:r>
+        <w:rPr>
+          <w:color w:val="000000"/>
+          <w:sz w:val="20"/>
+          <w:szCs w:val="20"/>
+          <w:vertAlign w:val="superscript"/>
+        </w:rPr>
+        <w:t>th</w:t>
+      </w:r>
+      <w:r>
+        <w:rPr>
+          <w:color w:val="000000"/>
+          <w:sz w:val="20"/>
+          <w:szCs w:val="20"/>
+        </w:rPr>
+        <w:t>, 2019</w:t>
+      </w:r>
+    </w:p>
+    <w:p>
+      <w:pPr>
+        <w:pStyle w:val="NormalWeb"/>
+        <w:spacing w:before="0" w:beforeAutospacing="0" w:after="120" w:afterAutospacing="0"/>
+        <w:rPr>
+          <w:color w:val="000000"/>
+          <w:sz w:val="20"/>
+          <w:szCs w:val="20"/>
+        </w:rPr>
+      </w:pPr>
+      <w:r>
+        <w:rPr>
+          <w:i/>
+          <w:color w:val="000000"/>
+          <w:sz w:val="20"/>
+          <w:szCs w:val="20"/>
+        </w:rPr>
+        <w:t xml:space="preserve">Development of an Open and General Physiologically Based Pharmacokinetic Model to Predict Maternal-Fetal Exposures for Drugs Metabolized by CYP Isoenzymes, </w:t>
+      </w:r>
+      <w:r>
+        <w:rPr>
+          <w:color w:val="000000"/>
+          <w:sz w:val="20"/>
+          <w:szCs w:val="20"/>
+        </w:rPr>
+        <w:t>R/Medicine Conference, New Haven, CT, September 8</w:t>
+      </w:r>
+      <w:r>
+        <w:rPr>
+          <w:color w:val="000000"/>
+          <w:sz w:val="20"/>
+          <w:szCs w:val="20"/>
+          <w:vertAlign w:val="superscript"/>
+        </w:rPr>
+        <w:t>th</w:t>
+      </w:r>
+      <w:r>
+        <w:rPr>
+          <w:color w:val="000000"/>
+          <w:sz w:val="20"/>
+          <w:szCs w:val="20"/>
+        </w:rPr>
+        <w:t>, 2018</w:t>
+      </w:r>
+    </w:p>
+    <w:p>
+      <w:pPr>
+        <w:pStyle w:val="NormalWeb"/>
+        <w:spacing w:before="0" w:beforeAutospacing="0" w:after="0" w:afterAutospacing="0"/>
+        <w:rPr>
+          <w:color w:val="000000"/>
+          <w:sz w:val="20"/>
+          <w:szCs w:val="20"/>
+        </w:rPr>
+      </w:pPr>
+      <w:r>
+        <w:rPr>
+          <w:i/>
+          <w:color w:val="000000"/>
+          <w:sz w:val="20"/>
+          <w:szCs w:val="20"/>
+        </w:rPr>
+        <w:t>The Effect of Host Genetic Variability on Epstein Barr Virus-</w:t>
+      </w:r>
+      <w:r>
+        <w:rPr>
+          <w:i/>
+          <w:color w:val="000000"/>
+          <w:sz w:val="20"/>
+          <w:szCs w:val="20"/>
+        </w:rPr>
+        <w:t>associated</w:t>
+      </w:r>
+      <w:r>
+        <w:rPr>
+          <w:i/>
+          <w:color w:val="000000"/>
+          <w:sz w:val="20"/>
+          <w:szCs w:val="20"/>
+        </w:rPr>
+        <w:t xml:space="preserve"> cancer susceptibility,</w:t>
+      </w:r>
+      <w:r>
+        <w:rPr>
+          <w:color w:val="000000"/>
+          <w:sz w:val="20"/>
+          <w:szCs w:val="20"/>
+        </w:rPr>
+        <w:t xml:space="preserve"> UConn Holster Scholar Symposium, October 2017</w:t>
+      </w:r>
     </w:p>
     <w:p>
       <w:pPr>
@@ -7436,13 +7919,27 @@
           <w:szCs w:val="20"/>
         </w:rPr>
       </w:pPr>
-      <w:r>
+    </w:p>
+    <w:p>
+      <w:pPr>
+        <w:pBdr>
+          <w:bottom w:val="single" w:sz="4" w:space="1" w:color="auto"/>
+        </w:pBdr>
         <w:rPr>
           <w:rFonts w:ascii="Times New Roman" w:eastAsia="Times New Roman" w:hAnsi="Times New Roman" w:cs="Times New Roman"/>
           <w:b/>
           <w:sz w:val="20"/>
           <w:szCs w:val="20"/>
         </w:rPr>
+      </w:pPr>
+      <w:r>
+        <w:rPr>
+          <w:rFonts w:ascii="Times New Roman" w:eastAsia="Times New Roman" w:hAnsi="Times New Roman" w:cs="Times New Roman"/>
+          <w:b/>
+          <w:sz w:val="20"/>
+          <w:szCs w:val="20"/>
+        </w:rPr>
+        <w:lastRenderedPageBreak/>
         <w:t>Poster Presentations</w:t>
       </w:r>
     </w:p>
@@ -10196,7 +10693,6 @@
                 <w:sz w:val="20"/>
                 <w:szCs w:val="20"/>
               </w:rPr>
-              <w:lastRenderedPageBreak/>
               <w:t>Building Tidy R Packages</w:t>
             </w:r>
             <w:r>
@@ -10262,6 +10758,7 @@
                 <w:sz w:val="20"/>
                 <w:szCs w:val="20"/>
               </w:rPr>
+              <w:lastRenderedPageBreak/>
               <w:t>Julia Language for R Programmers,</w:t>
             </w:r>
             <w:r>

--- a/static/media/Gastonguay_Madeleine_CV_post_internship.docx
+++ b/static/media/Gastonguay_Madeleine_CV_post_internship.docx
@@ -1,6 +1,6 @@
 
 <file path=word/document.xml><?xml version="1.0" encoding="utf-8"?>
-<w:document xmlns:wpc="http://schemas.microsoft.com/office/word/2010/wordprocessingCanvas" xmlns:cx="http://schemas.microsoft.com/office/drawing/2014/chartex" xmlns:cx1="http://schemas.microsoft.com/office/drawing/2015/9/8/chartex" xmlns:cx2="http://schemas.microsoft.com/office/drawing/2015/10/21/chartex" xmlns:cx3="http://schemas.microsoft.com/office/drawing/2016/5/9/chartex" xmlns:cx4="http://schemas.microsoft.com/office/drawing/2016/5/10/chartex" xmlns:cx5="http://schemas.microsoft.com/office/drawing/2016/5/11/chartex" xmlns:cx6="http://schemas.microsoft.com/office/drawing/2016/5/12/chartex" xmlns:cx7="http://schemas.microsoft.com/office/drawing/2016/5/13/chartex" xmlns:cx8="http://schemas.microsoft.com/office/drawing/2016/5/14/chartex" xmlns:mc="http://schemas.openxmlformats.org/markup-compatibility/2006" xmlns:aink="http://schemas.microsoft.com/office/drawing/2016/ink" xmlns:am3d="http://schemas.microsoft.com/office/drawing/2017/model3d" xmlns:o="urn:schemas-microsoft-com:office:office" xmlns:oel="http://schemas.microsoft.com/office/2019/extlst" xmlns:r="http://schemas.openxmlformats.org/officeDocument/2006/relationships" xmlns:m="http://schemas.openxmlformats.org/officeDocument/2006/math" xmlns:v="urn:schemas-microsoft-com:vml" xmlns:wp14="http://schemas.microsoft.com/office/word/2010/wordprocessingDrawing" xmlns:wp="http://schemas.openxmlformats.org/drawingml/2006/wordprocessingDrawing" xmlns:w10="urn:schemas-microsoft-com:office:word" xmlns:w="http://schemas.openxmlformats.org/wordprocessingml/2006/main" xmlns:w14="http://schemas.microsoft.com/office/word/2010/wordml" xmlns:w15="http://schemas.microsoft.com/office/word/2012/wordml" xmlns:w16cex="http://schemas.microsoft.com/office/word/2018/wordml/cex" xmlns:w16cid="http://schemas.microsoft.com/office/word/2016/wordml/cid" xmlns:w16="http://schemas.microsoft.com/office/word/2018/wordml" xmlns:w16du="http://schemas.microsoft.com/office/word/2023/wordml/word16du" xmlns:w16sdtdh="http://schemas.microsoft.com/office/word/2020/wordml/sdtdatahash" xmlns:w16se="http://schemas.microsoft.com/office/word/2015/wordml/symex" xmlns:wpg="http://schemas.microsoft.com/office/word/2010/wordprocessingGroup" xmlns:wpi="http://schemas.microsoft.com/office/word/2010/wordprocessingInk" xmlns:wne="http://schemas.microsoft.com/office/word/2006/wordml" xmlns:wps="http://schemas.microsoft.com/office/word/2010/wordprocessingShape" mc:Ignorable="w14 w15 w16se w16cid w16 w16cex w16sdtdh w16du wp14">
+<w:document xmlns:wpc="http://schemas.microsoft.com/office/word/2010/wordprocessingCanvas" xmlns:cx="http://schemas.microsoft.com/office/drawing/2014/chartex" xmlns:cx1="http://schemas.microsoft.com/office/drawing/2015/9/8/chartex" xmlns:cx2="http://schemas.microsoft.com/office/drawing/2015/10/21/chartex" xmlns:cx3="http://schemas.microsoft.com/office/drawing/2016/5/9/chartex" xmlns:cx4="http://schemas.microsoft.com/office/drawing/2016/5/10/chartex" xmlns:cx5="http://schemas.microsoft.com/office/drawing/2016/5/11/chartex" xmlns:cx6="http://schemas.microsoft.com/office/drawing/2016/5/12/chartex" xmlns:cx7="http://schemas.microsoft.com/office/drawing/2016/5/13/chartex" xmlns:cx8="http://schemas.microsoft.com/office/drawing/2016/5/14/chartex" xmlns:mc="http://schemas.openxmlformats.org/markup-compatibility/2006" xmlns:aink="http://schemas.microsoft.com/office/drawing/2016/ink" xmlns:am3d="http://schemas.microsoft.com/office/drawing/2017/model3d" xmlns:o="urn:schemas-microsoft-com:office:office" xmlns:oel="http://schemas.microsoft.com/office/2019/extlst" xmlns:r="http://schemas.openxmlformats.org/officeDocument/2006/relationships" xmlns:m="http://schemas.openxmlformats.org/officeDocument/2006/math" xmlns:v="urn:schemas-microsoft-com:vml" xmlns:wp14="http://schemas.microsoft.com/office/word/2010/wordprocessingDrawing" xmlns:wp="http://schemas.openxmlformats.org/drawingml/2006/wordprocessingDrawing" xmlns:w10="urn:schemas-microsoft-com:office:word" xmlns:w="http://schemas.openxmlformats.org/wordprocessingml/2006/main" xmlns:w14="http://schemas.microsoft.com/office/word/2010/wordml" xmlns:w15="http://schemas.microsoft.com/office/word/2012/wordml" xmlns:w16cex="http://schemas.microsoft.com/office/word/2018/wordml/cex" xmlns:w16cid="http://schemas.microsoft.com/office/word/2016/wordml/cid" xmlns:w16="http://schemas.microsoft.com/office/word/2018/wordml" xmlns:w16du="http://schemas.microsoft.com/office/word/2023/wordml/word16du" xmlns:w16sdtdh="http://schemas.microsoft.com/office/word/2020/wordml/sdtdatahash" xmlns:w16sdtfl="http://schemas.microsoft.com/office/word/2024/wordml/sdtformatlock" xmlns:w16se="http://schemas.microsoft.com/office/word/2015/wordml/symex" xmlns:wpg="http://schemas.microsoft.com/office/word/2010/wordprocessingGroup" xmlns:wpi="http://schemas.microsoft.com/office/word/2010/wordprocessingInk" xmlns:wne="http://schemas.microsoft.com/office/word/2006/wordml" xmlns:wps="http://schemas.microsoft.com/office/word/2010/wordprocessingShape" mc:Ignorable="w14 w15 w16se w16cid w16 w16cex w16sdtdh w16sdtfl w16du wp14">
   <w:body>
     <w:p>
       <w:pPr>
@@ -232,6 +232,7 @@
           <w:szCs w:val="20"/>
         </w:rPr>
       </w:pPr>
+      <w:commentRangeStart w:id="0"/>
       <w:r>
         <w:rPr>
           <w:rFonts w:ascii="Times New Roman" w:eastAsia="Times New Roman" w:hAnsi="Times New Roman" w:cs="Times New Roman"/>
@@ -447,6 +448,13 @@
           <w:szCs w:val="21"/>
         </w:rPr>
         <w:t>.</w:t>
+      </w:r>
+      <w:commentRangeEnd w:id="0"/>
+      <w:r>
+        <w:rPr>
+          <w:rStyle w:val="CommentReference"/>
+        </w:rPr>
+        <w:commentReference w:id="0"/>
       </w:r>
     </w:p>
     <w:p>
@@ -989,6 +997,7 @@
           <w:szCs w:val="20"/>
         </w:rPr>
       </w:pPr>
+      <w:commentRangeStart w:id="1"/>
       <w:r>
         <w:rPr>
           <w:rFonts w:ascii="Times New Roman" w:eastAsia="Times New Roman" w:hAnsi="Times New Roman" w:cs="Times New Roman"/>
@@ -996,7 +1005,23 @@
           <w:sz w:val="20"/>
           <w:szCs w:val="20"/>
         </w:rPr>
-        <w:t>Teaching:</w:t>
+        <w:t>Teaching</w:t>
+      </w:r>
+      <w:commentRangeEnd w:id="1"/>
+      <w:r>
+        <w:rPr>
+          <w:rStyle w:val="CommentReference"/>
+        </w:rPr>
+        <w:commentReference w:id="1"/>
+      </w:r>
+      <w:r>
+        <w:rPr>
+          <w:rFonts w:ascii="Times New Roman" w:eastAsia="Times New Roman" w:hAnsi="Times New Roman" w:cs="Times New Roman"/>
+          <w:b/>
+          <w:sz w:val="20"/>
+          <w:szCs w:val="20"/>
+        </w:rPr>
+        <w:t>:</w:t>
       </w:r>
       <w:r>
         <w:rPr>
@@ -1245,19 +1270,8 @@
                 <w:sz w:val="20"/>
                 <w:szCs w:val="20"/>
               </w:rPr>
-              <w:t xml:space="preserve"> Mac </w:t>
-            </w:r>
-            <w:proofErr w:type="spellStart"/>
-            <w:r>
-              <w:rPr>
-                <w:rFonts w:ascii="Times New Roman" w:eastAsia="Times New Roman" w:hAnsi="Times New Roman" w:cs="Times New Roman"/>
-                <w:color w:val="000000"/>
-                <w:sz w:val="20"/>
-                <w:szCs w:val="20"/>
-              </w:rPr>
-              <w:t>Gabhann</w:t>
-            </w:r>
-            <w:proofErr w:type="spellEnd"/>
+              <w:t xml:space="preserve"> Mac Gabhann</w:t>
+            </w:r>
           </w:p>
         </w:tc>
         <w:tc>
@@ -1758,21 +1772,8 @@
                 <w:sz w:val="20"/>
                 <w:szCs w:val="20"/>
               </w:rPr>
-              <w:t xml:space="preserve"> Mac </w:t>
-            </w:r>
-            <w:proofErr w:type="spellStart"/>
-            <w:r>
-              <w:rPr>
-                <w:rFonts w:ascii="Times New Roman" w:eastAsia="Times New Roman" w:hAnsi="Times New Roman" w:cs="Times New Roman"/>
-                <w:i/>
-                <w:iCs/>
-                <w:color w:val="000000"/>
-                <w:sz w:val="20"/>
-                <w:szCs w:val="20"/>
-              </w:rPr>
-              <w:t>Gabhann</w:t>
-            </w:r>
-            <w:proofErr w:type="spellEnd"/>
+              <w:t xml:space="preserve"> Mac Gabhann</w:t>
+            </w:r>
           </w:p>
         </w:tc>
         <w:tc>
@@ -2154,6 +2155,7 @@
           <w:szCs w:val="20"/>
         </w:rPr>
       </w:pPr>
+      <w:commentRangeStart w:id="2"/>
       <w:r>
         <w:rPr>
           <w:rFonts w:ascii="Times New Roman" w:eastAsia="Times New Roman" w:hAnsi="Times New Roman" w:cs="Times New Roman"/>
@@ -2209,6 +2211,13 @@
           <w:szCs w:val="20"/>
         </w:rPr>
         <w:t xml:space="preserve"> interpretation</w:t>
+      </w:r>
+      <w:commentRangeEnd w:id="2"/>
+      <w:r>
+        <w:rPr>
+          <w:rStyle w:val="CommentReference"/>
+        </w:rPr>
+        <w:commentReference w:id="2"/>
       </w:r>
     </w:p>
     <w:p>
@@ -4595,21 +4604,8 @@
                 <w:sz w:val="20"/>
                 <w:szCs w:val="20"/>
               </w:rPr>
-              <w:t xml:space="preserve">, Advisor: Dr. Ahmed </w:t>
-            </w:r>
-            <w:proofErr w:type="spellStart"/>
-            <w:r>
-              <w:rPr>
-                <w:rFonts w:ascii="Times New Roman" w:eastAsia="Times New Roman" w:hAnsi="Times New Roman" w:cs="Times New Roman"/>
-                <w:i/>
-                <w:iCs/>
-                <w:color w:val="000000"/>
-                <w:sz w:val="20"/>
-                <w:szCs w:val="20"/>
-              </w:rPr>
-              <w:t>Elmokadem</w:t>
-            </w:r>
-            <w:proofErr w:type="spellEnd"/>
+              <w:t>, Advisor: Dr. Ahmed Elmokadem</w:t>
+            </w:r>
           </w:p>
         </w:tc>
         <w:tc>
@@ -5746,6 +5742,11 @@
           <w:szCs w:val="20"/>
         </w:rPr>
       </w:pPr>
+      <w:commentRangeStart w:id="3"/>
+      <w:commentRangeStart w:id="4"/>
+      <w:commentRangeStart w:id="5"/>
+      <w:commentRangeStart w:id="6"/>
+      <w:commentRangeStart w:id="7"/>
       <w:r>
         <w:rPr>
           <w:rFonts w:ascii="Times New Roman" w:eastAsia="Times New Roman" w:hAnsi="Times New Roman" w:cs="Times New Roman"/>
@@ -5756,6 +5757,41 @@
         <w:lastRenderedPageBreak/>
         <w:t>Manuscripts in Preparation</w:t>
       </w:r>
+      <w:commentRangeEnd w:id="3"/>
+      <w:r>
+        <w:rPr>
+          <w:rStyle w:val="CommentReference"/>
+        </w:rPr>
+        <w:commentReference w:id="3"/>
+      </w:r>
+      <w:commentRangeEnd w:id="4"/>
+      <w:r>
+        <w:rPr>
+          <w:rStyle w:val="CommentReference"/>
+        </w:rPr>
+        <w:commentReference w:id="4"/>
+      </w:r>
+      <w:commentRangeEnd w:id="5"/>
+      <w:r>
+        <w:rPr>
+          <w:rStyle w:val="CommentReference"/>
+        </w:rPr>
+        <w:commentReference w:id="5"/>
+      </w:r>
+      <w:commentRangeEnd w:id="6"/>
+      <w:r>
+        <w:rPr>
+          <w:rStyle w:val="CommentReference"/>
+        </w:rPr>
+        <w:commentReference w:id="6"/>
+      </w:r>
+      <w:commentRangeEnd w:id="7"/>
+      <w:r>
+        <w:rPr>
+          <w:rStyle w:val="CommentReference"/>
+        </w:rPr>
+        <w:commentReference w:id="7"/>
+      </w:r>
     </w:p>
     <w:p>
       <w:pPr>
@@ -5820,23 +5856,13 @@
         </w:rPr>
         <w:t xml:space="preserve">, </w:t>
       </w:r>
-      <w:proofErr w:type="spellStart"/>
-      <w:r>
-        <w:rPr>
-          <w:color w:val="000000"/>
-          <w:sz w:val="20"/>
-          <w:szCs w:val="20"/>
-        </w:rPr>
-        <w:t>Gerold</w:t>
-      </w:r>
-      <w:proofErr w:type="spellEnd"/>
-      <w:r>
-        <w:rPr>
-          <w:color w:val="000000"/>
-          <w:sz w:val="20"/>
-          <w:szCs w:val="20"/>
-        </w:rPr>
-        <w:t xml:space="preserve"> J</w:t>
+      <w:r>
+        <w:rPr>
+          <w:color w:val="000000"/>
+          <w:sz w:val="20"/>
+          <w:szCs w:val="20"/>
+        </w:rPr>
+        <w:t>Gerold J</w:t>
       </w:r>
       <w:r>
         <w:rPr>
@@ -5870,25 +5896,7 @@
           <w:sz w:val="20"/>
           <w:szCs w:val="20"/>
         </w:rPr>
-        <w:t xml:space="preserve">, </w:t>
-      </w:r>
-      <w:proofErr w:type="spellStart"/>
-      <w:r>
-        <w:rPr>
-          <w:color w:val="000000"/>
-          <w:sz w:val="20"/>
-          <w:szCs w:val="20"/>
-        </w:rPr>
-        <w:t>Balelli</w:t>
-      </w:r>
-      <w:proofErr w:type="spellEnd"/>
-      <w:r>
-        <w:rPr>
-          <w:color w:val="000000"/>
-          <w:sz w:val="20"/>
-          <w:szCs w:val="20"/>
-        </w:rPr>
-        <w:t xml:space="preserve"> I</w:t>
+        <w:t>, Balelli I</w:t>
       </w:r>
       <w:r>
         <w:rPr>
@@ -6283,23 +6291,13 @@
         </w:rPr>
         <w:t xml:space="preserve">, </w:t>
       </w:r>
-      <w:proofErr w:type="spellStart"/>
-      <w:r>
-        <w:rPr>
-          <w:color w:val="000000"/>
-          <w:sz w:val="20"/>
-          <w:szCs w:val="20"/>
-        </w:rPr>
-        <w:t>Szymula</w:t>
-      </w:r>
-      <w:proofErr w:type="spellEnd"/>
-      <w:r>
-        <w:rPr>
-          <w:color w:val="000000"/>
-          <w:sz w:val="20"/>
-          <w:szCs w:val="20"/>
-        </w:rPr>
-        <w:t xml:space="preserve"> A</w:t>
+      <w:r>
+        <w:rPr>
+          <w:color w:val="000000"/>
+          <w:sz w:val="20"/>
+          <w:szCs w:val="20"/>
+        </w:rPr>
+        <w:t>Szymula A</w:t>
       </w:r>
       <w:r>
         <w:rPr>
@@ -6356,25 +6354,7 @@
           <w:sz w:val="20"/>
           <w:szCs w:val="20"/>
         </w:rPr>
-        <w:t xml:space="preserve">, </w:t>
-      </w:r>
-      <w:proofErr w:type="spellStart"/>
-      <w:r>
-        <w:rPr>
-          <w:color w:val="000000"/>
-          <w:sz w:val="20"/>
-          <w:szCs w:val="20"/>
-        </w:rPr>
-        <w:t>Gerold</w:t>
-      </w:r>
-      <w:proofErr w:type="spellEnd"/>
-      <w:r>
-        <w:rPr>
-          <w:color w:val="000000"/>
-          <w:sz w:val="20"/>
-          <w:szCs w:val="20"/>
-        </w:rPr>
-        <w:t xml:space="preserve"> J</w:t>
+        <w:t>, Gerold J</w:t>
       </w:r>
       <w:r>
         <w:rPr>
@@ -6390,25 +6370,7 @@
           <w:sz w:val="20"/>
           <w:szCs w:val="20"/>
         </w:rPr>
-        <w:t xml:space="preserve">, Li S, </w:t>
-      </w:r>
-      <w:proofErr w:type="spellStart"/>
-      <w:r>
-        <w:rPr>
-          <w:color w:val="000000"/>
-          <w:sz w:val="20"/>
-          <w:szCs w:val="20"/>
-        </w:rPr>
-        <w:t>Lomonte</w:t>
-      </w:r>
-      <w:proofErr w:type="spellEnd"/>
-      <w:r>
-        <w:rPr>
-          <w:color w:val="000000"/>
-          <w:sz w:val="20"/>
-          <w:szCs w:val="20"/>
-        </w:rPr>
-        <w:t xml:space="preserve"> P</w:t>
+        <w:t>, Li S, Lomonte P</w:t>
       </w:r>
       <w:r>
         <w:rPr>
@@ -7347,6 +7309,7 @@
           <w:szCs w:val="20"/>
         </w:rPr>
       </w:pPr>
+      <w:commentRangeStart w:id="8"/>
       <w:r>
         <w:rPr>
           <w:rFonts w:ascii="Times New Roman" w:eastAsia="Times New Roman" w:hAnsi="Times New Roman" w:cs="Times New Roman"/>
@@ -7355,6 +7318,13 @@
           <w:szCs w:val="20"/>
         </w:rPr>
         <w:t>Oral Presentations</w:t>
+      </w:r>
+      <w:commentRangeEnd w:id="8"/>
+      <w:r>
+        <w:rPr>
+          <w:rStyle w:val="CommentReference"/>
+        </w:rPr>
+        <w:commentReference w:id="8"/>
       </w:r>
     </w:p>
     <w:p>
@@ -8564,6 +8534,7 @@
           <w:szCs w:val="20"/>
         </w:rPr>
       </w:pPr>
+      <w:commentRangeStart w:id="9"/>
       <w:r>
         <w:rPr>
           <w:rFonts w:ascii="Times New Roman" w:eastAsia="Times New Roman" w:hAnsi="Times New Roman" w:cs="Times New Roman"/>
@@ -8574,6 +8545,13 @@
           <w:szCs w:val="20"/>
         </w:rPr>
         <w:t>Open-Source Contributions</w:t>
+      </w:r>
+      <w:commentRangeEnd w:id="9"/>
+      <w:r>
+        <w:rPr>
+          <w:rStyle w:val="CommentReference"/>
+        </w:rPr>
+        <w:commentReference w:id="9"/>
       </w:r>
     </w:p>
     <w:tbl>
@@ -11579,6 +11557,8 @@
           <w:szCs w:val="20"/>
         </w:rPr>
       </w:pPr>
+      <w:commentRangeStart w:id="10"/>
+      <w:commentRangeStart w:id="11"/>
       <w:r>
         <w:rPr>
           <w:rFonts w:ascii="Times New Roman" w:eastAsia="Times New Roman" w:hAnsi="Times New Roman" w:cs="Times New Roman"/>
@@ -11600,6 +11580,20 @@
           <w:szCs w:val="20"/>
         </w:rPr>
         <w:t xml:space="preserve"> &amp; Involvement</w:t>
+      </w:r>
+      <w:commentRangeEnd w:id="10"/>
+      <w:r>
+        <w:rPr>
+          <w:rStyle w:val="CommentReference"/>
+        </w:rPr>
+        <w:commentReference w:id="10"/>
+      </w:r>
+      <w:commentRangeEnd w:id="11"/>
+      <w:r>
+        <w:rPr>
+          <w:rStyle w:val="CommentReference"/>
+        </w:rPr>
+        <w:commentReference w:id="11"/>
       </w:r>
     </w:p>
     <w:tbl>
@@ -12148,8 +12142,8 @@
       </w:pPr>
     </w:p>
     <w:sectPr>
-      <w:footerReference w:type="even" r:id="rId12"/>
-      <w:footerReference w:type="default" r:id="rId13"/>
+      <w:footerReference w:type="even" r:id="rId16"/>
+      <w:footerReference w:type="default" r:id="rId17"/>
       <w:pgSz w:w="12240" w:h="15840"/>
       <w:pgMar w:top="720" w:right="720" w:bottom="720" w:left="720" w:header="720" w:footer="720" w:gutter="0"/>
       <w:cols w:space="720"/>
@@ -12159,8 +12153,268 @@
 </w:document>
 </file>
 
+<file path=word/comments.xml><?xml version="1.0" encoding="utf-8"?>
+<w:comments xmlns:wpc="http://schemas.microsoft.com/office/word/2010/wordprocessingCanvas" xmlns:cx="http://schemas.microsoft.com/office/drawing/2014/chartex" xmlns:cx1="http://schemas.microsoft.com/office/drawing/2015/9/8/chartex" xmlns:cx2="http://schemas.microsoft.com/office/drawing/2015/10/21/chartex" xmlns:cx3="http://schemas.microsoft.com/office/drawing/2016/5/9/chartex" xmlns:cx4="http://schemas.microsoft.com/office/drawing/2016/5/10/chartex" xmlns:cx5="http://schemas.microsoft.com/office/drawing/2016/5/11/chartex" xmlns:cx6="http://schemas.microsoft.com/office/drawing/2016/5/12/chartex" xmlns:cx7="http://schemas.microsoft.com/office/drawing/2016/5/13/chartex" xmlns:cx8="http://schemas.microsoft.com/office/drawing/2016/5/14/chartex" xmlns:mc="http://schemas.openxmlformats.org/markup-compatibility/2006" xmlns:aink="http://schemas.microsoft.com/office/drawing/2016/ink" xmlns:am3d="http://schemas.microsoft.com/office/drawing/2017/model3d" xmlns:o="urn:schemas-microsoft-com:office:office" xmlns:oel="http://schemas.microsoft.com/office/2019/extlst" xmlns:r="http://schemas.openxmlformats.org/officeDocument/2006/relationships" xmlns:m="http://schemas.openxmlformats.org/officeDocument/2006/math" xmlns:v="urn:schemas-microsoft-com:vml" xmlns:wp14="http://schemas.microsoft.com/office/word/2010/wordprocessingDrawing" xmlns:wp="http://schemas.openxmlformats.org/drawingml/2006/wordprocessingDrawing" xmlns:w10="urn:schemas-microsoft-com:office:word" xmlns:w="http://schemas.openxmlformats.org/wordprocessingml/2006/main" xmlns:w14="http://schemas.microsoft.com/office/word/2010/wordml" xmlns:w15="http://schemas.microsoft.com/office/word/2012/wordml" xmlns:w16cex="http://schemas.microsoft.com/office/word/2018/wordml/cex" xmlns:w16cid="http://schemas.microsoft.com/office/word/2016/wordml/cid" xmlns:w16="http://schemas.microsoft.com/office/word/2018/wordml" xmlns:w16du="http://schemas.microsoft.com/office/word/2023/wordml/word16du" xmlns:w16sdtdh="http://schemas.microsoft.com/office/word/2020/wordml/sdtdatahash" xmlns:w16sdtfl="http://schemas.microsoft.com/office/word/2024/wordml/sdtformatlock" xmlns:w16se="http://schemas.microsoft.com/office/word/2015/wordml/symex" xmlns:wpg="http://schemas.microsoft.com/office/word/2010/wordprocessingGroup" xmlns:wpi="http://schemas.microsoft.com/office/word/2010/wordprocessingInk" xmlns:wne="http://schemas.microsoft.com/office/word/2006/wordml" xmlns:wps="http://schemas.microsoft.com/office/word/2010/wordprocessingShape" mc:Ignorable="w14 w15 w16se w16cid w16 w16cex w16sdtdh w16sdtfl w16du wp14">
+  <w:comment w:id="0" w:author="Madeleine Gastonguay" w:date="2026-10-13T09:04:00Z" w:initials="MGR">
+    <w:p>
+      <w:r>
+        <w:rPr>
+          <w:rStyle w:val="CommentReference"/>
+        </w:rPr>
+        <w:annotationRef/>
+      </w:r>
+      <w:r>
+        <w:rPr>
+          <w:sz w:val="20"/>
+          <w:szCs w:val="20"/>
+        </w:rPr>
+        <w:t xml:space="preserve">Make sure the key words for the job are clear, and prepare answers for each of them in the interview. Make sure to have questions that are not standard! What can you give me to develop? Ask questions that show you would be really considering relocating to move there … ask about commuting and housing. </w:t>
+      </w:r>
+    </w:p>
+  </w:comment>
+  <w:comment w:id="1" w:author="Madeleine Gastonguay" w:date="2026-10-13T08:58:00Z" w:initials="MGR">
+    <w:p>
+      <w:r>
+        <w:rPr>
+          <w:rStyle w:val="CommentReference"/>
+        </w:rPr>
+        <w:annotationRef/>
+      </w:r>
+      <w:r>
+        <w:rPr>
+          <w:sz w:val="20"/>
+          <w:szCs w:val="20"/>
+        </w:rPr>
+        <w:t xml:space="preserve">This is also communication </w:t>
+      </w:r>
+    </w:p>
+  </w:comment>
+  <w:comment w:id="2" w:author="Madeleine Gastonguay" w:date="2026-10-13T08:35:00Z" w:initials="MGR">
+    <w:p>
+      <w:r>
+        <w:rPr>
+          <w:rStyle w:val="CommentReference"/>
+        </w:rPr>
+        <w:annotationRef/>
+      </w:r>
+      <w:r>
+        <w:rPr>
+          <w:sz w:val="20"/>
+          <w:szCs w:val="20"/>
+        </w:rPr>
+        <w:t>Too wordy</w:t>
+      </w:r>
+    </w:p>
+  </w:comment>
+  <w:comment w:id="3" w:author="Madeleine Gastonguay" w:date="2026-10-13T08:49:00Z" w:initials="MGR">
+    <w:p>
+      <w:r>
+        <w:rPr>
+          <w:rStyle w:val="CommentReference"/>
+        </w:rPr>
+        <w:annotationRef/>
+      </w:r>
+      <w:r>
+        <w:rPr>
+          <w:sz w:val="20"/>
+          <w:szCs w:val="20"/>
+        </w:rPr>
+        <w:t>Add ORCID here</w:t>
+      </w:r>
+    </w:p>
+  </w:comment>
+  <w:comment w:id="4" w:author="Madeleine Gastonguay" w:date="2026-10-13T08:50:00Z" w:initials="MGR">
+    <w:p>
+      <w:r>
+        <w:rPr>
+          <w:rStyle w:val="CommentReference"/>
+        </w:rPr>
+        <w:annotationRef/>
+      </w:r>
+      <w:r>
+        <w:rPr>
+          <w:sz w:val="20"/>
+          <w:szCs w:val="20"/>
+        </w:rPr>
+        <w:t>Make sure that posters are on ORCID, and that all manuscripts are there as well</w:t>
+      </w:r>
+    </w:p>
+  </w:comment>
+  <w:comment w:id="5" w:author="Madeleine Gastonguay" w:date="2026-10-13T08:51:00Z" w:initials="MGR">
+    <w:p>
+      <w:r>
+        <w:rPr>
+          <w:rStyle w:val="CommentReference"/>
+        </w:rPr>
+        <w:annotationRef/>
+      </w:r>
+      <w:r>
+        <w:rPr>
+          <w:sz w:val="20"/>
+          <w:szCs w:val="20"/>
+        </w:rPr>
+        <w:t>I can highlight papers if they are directly related to the job</w:t>
+      </w:r>
+    </w:p>
+  </w:comment>
+  <w:comment w:id="6" w:author="Madeleine Gastonguay" w:date="2026-10-13T08:52:00Z" w:initials="MGR">
+    <w:p>
+      <w:r>
+        <w:rPr>
+          <w:rStyle w:val="CommentReference"/>
+        </w:rPr>
+        <w:annotationRef/>
+      </w:r>
+      <w:r>
+        <w:rPr>
+          <w:sz w:val="20"/>
+          <w:szCs w:val="20"/>
+        </w:rPr>
+        <w:t xml:space="preserve">Have the GitHub repos connected … make sure bmediatR is connected! </w:t>
+      </w:r>
+    </w:p>
+  </w:comment>
+  <w:comment w:id="7" w:author="Madeleine Gastonguay" w:date="2026-10-13T08:52:00Z" w:initials="MGR">
+    <w:p>
+      <w:r>
+        <w:rPr>
+          <w:rStyle w:val="CommentReference"/>
+        </w:rPr>
+        <w:annotationRef/>
+      </w:r>
+      <w:r>
+        <w:rPr>
+          <w:sz w:val="20"/>
+          <w:szCs w:val="20"/>
+        </w:rPr>
+        <w:t>Summaries the number of presentations, posters, and oral presentations all on ORCID.</w:t>
+      </w:r>
+    </w:p>
+  </w:comment>
+  <w:comment w:id="8" w:author="Madeleine Gastonguay" w:date="2026-10-13T10:14:00Z" w:initials="MGR">
+    <w:p>
+      <w:r>
+        <w:rPr>
+          <w:rStyle w:val="CommentReference"/>
+        </w:rPr>
+        <w:annotationRef/>
+      </w:r>
+      <w:r>
+        <w:rPr>
+          <w:sz w:val="20"/>
+          <w:szCs w:val="20"/>
+        </w:rPr>
+        <w:t xml:space="preserve">Write “Conference” or “annual meeting on”… and spell out acronyms </w:t>
+      </w:r>
+    </w:p>
+  </w:comment>
+  <w:comment w:id="9" w:author="Madeleine Gastonguay" w:date="2026-10-13T08:53:00Z" w:initials="MGR">
+    <w:p>
+      <w:r>
+        <w:rPr>
+          <w:rStyle w:val="CommentReference"/>
+        </w:rPr>
+        <w:annotationRef/>
+      </w:r>
+      <w:r>
+        <w:rPr>
+          <w:sz w:val="20"/>
+          <w:szCs w:val="20"/>
+        </w:rPr>
+        <w:t xml:space="preserve">Move this into the timeline with when I did it … it is a skill! </w:t>
+      </w:r>
+    </w:p>
+  </w:comment>
+  <w:comment w:id="10" w:author="Madeleine Gastonguay" w:date="2026-10-13T08:59:00Z" w:initials="MGR">
+    <w:p>
+      <w:r>
+        <w:rPr>
+          <w:rStyle w:val="CommentReference"/>
+        </w:rPr>
+        <w:annotationRef/>
+      </w:r>
+      <w:r>
+        <w:rPr>
+          <w:sz w:val="20"/>
+          <w:szCs w:val="20"/>
+        </w:rPr>
+        <w:t>Update heading</w:t>
+      </w:r>
+    </w:p>
+  </w:comment>
+  <w:comment w:id="11" w:author="Madeleine Gastonguay" w:date="2026-10-13T09:00:00Z" w:initials="MGR">
+    <w:p>
+      <w:r>
+        <w:rPr>
+          <w:rStyle w:val="CommentReference"/>
+        </w:rPr>
+        <w:annotationRef/>
+      </w:r>
+      <w:r>
+        <w:rPr>
+          <w:sz w:val="20"/>
+          <w:szCs w:val="20"/>
+        </w:rPr>
+        <w:t>You can add hobbies</w:t>
+      </w:r>
+    </w:p>
+  </w:comment>
+</w:comments>
+</file>
+
+<file path=word/commentsExtended.xml><?xml version="1.0" encoding="utf-8"?>
+<w15:commentsEx xmlns:wpc="http://schemas.microsoft.com/office/word/2010/wordprocessingCanvas" xmlns:cx="http://schemas.microsoft.com/office/drawing/2014/chartex" xmlns:cx1="http://schemas.microsoft.com/office/drawing/2015/9/8/chartex" xmlns:cx2="http://schemas.microsoft.com/office/drawing/2015/10/21/chartex" xmlns:cx3="http://schemas.microsoft.com/office/drawing/2016/5/9/chartex" xmlns:cx4="http://schemas.microsoft.com/office/drawing/2016/5/10/chartex" xmlns:cx5="http://schemas.microsoft.com/office/drawing/2016/5/11/chartex" xmlns:cx6="http://schemas.microsoft.com/office/drawing/2016/5/12/chartex" xmlns:cx7="http://schemas.microsoft.com/office/drawing/2016/5/13/chartex" xmlns:cx8="http://schemas.microsoft.com/office/drawing/2016/5/14/chartex" xmlns:mc="http://schemas.openxmlformats.org/markup-compatibility/2006" xmlns:aink="http://schemas.microsoft.com/office/drawing/2016/ink" xmlns:am3d="http://schemas.microsoft.com/office/drawing/2017/model3d" xmlns:o="urn:schemas-microsoft-com:office:office" xmlns:oel="http://schemas.microsoft.com/office/2019/extlst" xmlns:r="http://schemas.openxmlformats.org/officeDocument/2006/relationships" xmlns:m="http://schemas.openxmlformats.org/officeDocument/2006/math" xmlns:v="urn:schemas-microsoft-com:vml" xmlns:wp14="http://schemas.microsoft.com/office/word/2010/wordprocessingDrawing" xmlns:wp="http://schemas.openxmlformats.org/drawingml/2006/wordprocessingDrawing" xmlns:w10="urn:schemas-microsoft-com:office:word" xmlns:w="http://schemas.openxmlformats.org/wordprocessingml/2006/main" xmlns:w14="http://schemas.microsoft.com/office/word/2010/wordml" xmlns:w15="http://schemas.microsoft.com/office/word/2012/wordml" xmlns:w16cex="http://schemas.microsoft.com/office/word/2018/wordml/cex" xmlns:w16cid="http://schemas.microsoft.com/office/word/2016/wordml/cid" xmlns:w16="http://schemas.microsoft.com/office/word/2018/wordml" xmlns:w16du="http://schemas.microsoft.com/office/word/2023/wordml/word16du" xmlns:w16sdtdh="http://schemas.microsoft.com/office/word/2020/wordml/sdtdatahash" xmlns:w16sdtfl="http://schemas.microsoft.com/office/word/2024/wordml/sdtformatlock" xmlns:w16se="http://schemas.microsoft.com/office/word/2015/wordml/symex" xmlns:wpg="http://schemas.microsoft.com/office/word/2010/wordprocessingGroup" xmlns:wpi="http://schemas.microsoft.com/office/word/2010/wordprocessingInk" xmlns:wne="http://schemas.microsoft.com/office/word/2006/wordml" xmlns:wps="http://schemas.microsoft.com/office/word/2010/wordprocessingShape" mc:Ignorable="w14 w15 w16se w16cid w16 w16cex w16sdtdh w16sdtfl w16du wp14">
+  <w15:commentEx w15:paraId="149A1FBF" w15:done="0"/>
+  <w15:commentEx w15:paraId="5CE01D06" w15:done="0"/>
+  <w15:commentEx w15:paraId="74DF1638" w15:done="0"/>
+  <w15:commentEx w15:paraId="1C8EB268" w15:done="0"/>
+  <w15:commentEx w15:paraId="52BBEEFF" w15:paraIdParent="1C8EB268" w15:done="0"/>
+  <w15:commentEx w15:paraId="03030236" w15:paraIdParent="1C8EB268" w15:done="0"/>
+  <w15:commentEx w15:paraId="6E010D95" w15:paraIdParent="1C8EB268" w15:done="0"/>
+  <w15:commentEx w15:paraId="71ACC29B" w15:paraIdParent="1C8EB268" w15:done="0"/>
+  <w15:commentEx w15:paraId="5D8295D2" w15:done="0"/>
+  <w15:commentEx w15:paraId="1682DEBF" w15:done="0"/>
+  <w15:commentEx w15:paraId="3679DBCC" w15:done="0"/>
+  <w15:commentEx w15:paraId="10DB50E0" w15:paraIdParent="3679DBCC" w15:done="0"/>
+</w15:commentsEx>
+</file>
+
+<file path=word/commentsExtensible.xml><?xml version="1.0" encoding="utf-8"?>
+<w16cex:commentsExtensible xmlns:wpc="http://schemas.microsoft.com/office/word/2010/wordprocessingCanvas" xmlns:cx="http://schemas.microsoft.com/office/drawing/2014/chartex" xmlns:cx1="http://schemas.microsoft.com/office/drawing/2015/9/8/chartex" xmlns:cx2="http://schemas.microsoft.com/office/drawing/2015/10/21/chartex" xmlns:cx3="http://schemas.microsoft.com/office/drawing/2016/5/9/chartex" xmlns:cx4="http://schemas.microsoft.com/office/drawing/2016/5/10/chartex" xmlns:cx5="http://schemas.microsoft.com/office/drawing/2016/5/11/chartex" xmlns:cx6="http://schemas.microsoft.com/office/drawing/2016/5/12/chartex" xmlns:cx7="http://schemas.microsoft.com/office/drawing/2016/5/13/chartex" xmlns:cx8="http://schemas.microsoft.com/office/drawing/2016/5/14/chartex" xmlns:cr="http://schemas.microsoft.com/office/comments/2020/reactions" xmlns:mc="http://schemas.openxmlformats.org/markup-compatibility/2006" xmlns:aink="http://schemas.microsoft.com/office/drawing/2016/ink" xmlns:am3d="http://schemas.microsoft.com/office/drawing/2017/model3d" xmlns:o="urn:schemas-microsoft-com:office:office" xmlns:oel="http://schemas.microsoft.com/office/2019/extlst" xmlns:r="http://schemas.openxmlformats.org/officeDocument/2006/relationships" xmlns:m="http://schemas.openxmlformats.org/officeDocument/2006/math" xmlns:v="urn:schemas-microsoft-com:vml" xmlns:wp14="http://schemas.microsoft.com/office/word/2010/wordprocessingDrawing" xmlns:wp="http://schemas.openxmlformats.org/drawingml/2006/wordprocessingDrawing" xmlns:w10="urn:schemas-microsoft-com:office:word" xmlns:w="http://schemas.openxmlformats.org/wordprocessingml/2006/main" xmlns:w14="http://schemas.microsoft.com/office/word/2010/wordml" xmlns:w15="http://schemas.microsoft.com/office/word/2012/wordml" xmlns:w16cex="http://schemas.microsoft.com/office/word/2018/wordml/cex" xmlns:w16cid="http://schemas.microsoft.com/office/word/2016/wordml/cid" xmlns:w16="http://schemas.microsoft.com/office/word/2018/wordml" xmlns:w16du="http://schemas.microsoft.com/office/word/2023/wordml/word16du" xmlns:w16sdtdh="http://schemas.microsoft.com/office/word/2020/wordml/sdtdatahash" xmlns:w16sdtfl="http://schemas.microsoft.com/office/word/2024/wordml/sdtformatlock" xmlns:w16se="http://schemas.microsoft.com/office/word/2015/wordml/symex" xmlns:wpg="http://schemas.microsoft.com/office/word/2010/wordprocessingGroup" xmlns:wpi="http://schemas.microsoft.com/office/word/2010/wordprocessingInk" xmlns:wne="http://schemas.microsoft.com/office/word/2006/wordml" xmlns:wps="http://schemas.microsoft.com/office/word/2010/wordprocessingShape" mc:Ignorable="w14 w15 w16se w16cid w16 w16cex w16sdtdh w16sdtfl cr w16du wp14">
+  <w16cex:commentExtensible w16cex:durableId="45F28AC0" w16cex:dateUtc="2026-10-13T13:04:00Z"/>
+  <w16cex:commentExtensible w16cex:durableId="6B6EDE6B" w16cex:dateUtc="2026-10-13T12:58:00Z"/>
+  <w16cex:commentExtensible w16cex:durableId="1ED0D168" w16cex:dateUtc="2026-10-13T12:35:00Z"/>
+  <w16cex:commentExtensible w16cex:durableId="1CA6A644" w16cex:dateUtc="2026-10-13T12:49:00Z"/>
+  <w16cex:commentExtensible w16cex:durableId="45A53F15" w16cex:dateUtc="2026-10-13T12:50:00Z"/>
+  <w16cex:commentExtensible w16cex:durableId="06104C95" w16cex:dateUtc="2026-10-13T12:51:00Z"/>
+  <w16cex:commentExtensible w16cex:durableId="540AF29A" w16cex:dateUtc="2026-10-13T12:52:00Z"/>
+  <w16cex:commentExtensible w16cex:durableId="6E7A1530" w16cex:dateUtc="2026-10-13T12:52:00Z"/>
+  <w16cex:commentExtensible w16cex:durableId="6703D44E" w16cex:dateUtc="2026-10-13T14:14:00Z"/>
+  <w16cex:commentExtensible w16cex:durableId="51AC4A89" w16cex:dateUtc="2026-10-13T12:53:00Z"/>
+  <w16cex:commentExtensible w16cex:durableId="232692A4" w16cex:dateUtc="2026-10-13T12:59:00Z"/>
+  <w16cex:commentExtensible w16cex:durableId="4B45339A" w16cex:dateUtc="2026-10-13T13:00:00Z"/>
+</w16cex:commentsExtensible>
+</file>
+
+<file path=word/commentsIds.xml><?xml version="1.0" encoding="utf-8"?>
+<w16cid:commentsIds xmlns:wpc="http://schemas.microsoft.com/office/word/2010/wordprocessingCanvas" xmlns:cx="http://schemas.microsoft.com/office/drawing/2014/chartex" xmlns:cx1="http://schemas.microsoft.com/office/drawing/2015/9/8/chartex" xmlns:cx2="http://schemas.microsoft.com/office/drawing/2015/10/21/chartex" xmlns:cx3="http://schemas.microsoft.com/office/drawing/2016/5/9/chartex" xmlns:cx4="http://schemas.microsoft.com/office/drawing/2016/5/10/chartex" xmlns:cx5="http://schemas.microsoft.com/office/drawing/2016/5/11/chartex" xmlns:cx6="http://schemas.microsoft.com/office/drawing/2016/5/12/chartex" xmlns:cx7="http://schemas.microsoft.com/office/drawing/2016/5/13/chartex" xmlns:cx8="http://schemas.microsoft.com/office/drawing/2016/5/14/chartex" xmlns:mc="http://schemas.openxmlformats.org/markup-compatibility/2006" xmlns:aink="http://schemas.microsoft.com/office/drawing/2016/ink" xmlns:am3d="http://schemas.microsoft.com/office/drawing/2017/model3d" xmlns:o="urn:schemas-microsoft-com:office:office" xmlns:oel="http://schemas.microsoft.com/office/2019/extlst" xmlns:r="http://schemas.openxmlformats.org/officeDocument/2006/relationships" xmlns:m="http://schemas.openxmlformats.org/officeDocument/2006/math" xmlns:v="urn:schemas-microsoft-com:vml" xmlns:wp14="http://schemas.microsoft.com/office/word/2010/wordprocessingDrawing" xmlns:wp="http://schemas.openxmlformats.org/drawingml/2006/wordprocessingDrawing" xmlns:w10="urn:schemas-microsoft-com:office:word" xmlns:w="http://schemas.openxmlformats.org/wordprocessingml/2006/main" xmlns:w14="http://schemas.microsoft.com/office/word/2010/wordml" xmlns:w15="http://schemas.microsoft.com/office/word/2012/wordml" xmlns:w16cex="http://schemas.microsoft.com/office/word/2018/wordml/cex" xmlns:w16cid="http://schemas.microsoft.com/office/word/2016/wordml/cid" xmlns:w16="http://schemas.microsoft.com/office/word/2018/wordml" xmlns:w16du="http://schemas.microsoft.com/office/word/2023/wordml/word16du" xmlns:w16sdtdh="http://schemas.microsoft.com/office/word/2020/wordml/sdtdatahash" xmlns:w16sdtfl="http://schemas.microsoft.com/office/word/2024/wordml/sdtformatlock" xmlns:w16se="http://schemas.microsoft.com/office/word/2015/wordml/symex" xmlns:wpg="http://schemas.microsoft.com/office/word/2010/wordprocessingGroup" xmlns:wpi="http://schemas.microsoft.com/office/word/2010/wordprocessingInk" xmlns:wne="http://schemas.microsoft.com/office/word/2006/wordml" xmlns:wps="http://schemas.microsoft.com/office/word/2010/wordprocessingShape" mc:Ignorable="w14 w15 w16se w16cid w16 w16cex w16sdtdh w16sdtfl w16du wp14">
+  <w16cid:commentId w16cid:paraId="149A1FBF" w16cid:durableId="45F28AC0"/>
+  <w16cid:commentId w16cid:paraId="5CE01D06" w16cid:durableId="6B6EDE6B"/>
+  <w16cid:commentId w16cid:paraId="74DF1638" w16cid:durableId="1ED0D168"/>
+  <w16cid:commentId w16cid:paraId="1C8EB268" w16cid:durableId="1CA6A644"/>
+  <w16cid:commentId w16cid:paraId="52BBEEFF" w16cid:durableId="45A53F15"/>
+  <w16cid:commentId w16cid:paraId="03030236" w16cid:durableId="06104C95"/>
+  <w16cid:commentId w16cid:paraId="6E010D95" w16cid:durableId="540AF29A"/>
+  <w16cid:commentId w16cid:paraId="71ACC29B" w16cid:durableId="6E7A1530"/>
+  <w16cid:commentId w16cid:paraId="5D8295D2" w16cid:durableId="6703D44E"/>
+  <w16cid:commentId w16cid:paraId="1682DEBF" w16cid:durableId="51AC4A89"/>
+  <w16cid:commentId w16cid:paraId="3679DBCC" w16cid:durableId="232692A4"/>
+  <w16cid:commentId w16cid:paraId="10DB50E0" w16cid:durableId="4B45339A"/>
+</w16cid:commentsIds>
+</file>
+
 <file path=word/endnotes.xml><?xml version="1.0" encoding="utf-8"?>
-<w:endnotes xmlns:wpc="http://schemas.microsoft.com/office/word/2010/wordprocessingCanvas" xmlns:cx="http://schemas.microsoft.com/office/drawing/2014/chartex" xmlns:cx1="http://schemas.microsoft.com/office/drawing/2015/9/8/chartex" xmlns:cx2="http://schemas.microsoft.com/office/drawing/2015/10/21/chartex" xmlns:cx3="http://schemas.microsoft.com/office/drawing/2016/5/9/chartex" xmlns:cx4="http://schemas.microsoft.com/office/drawing/2016/5/10/chartex" xmlns:cx5="http://schemas.microsoft.com/office/drawing/2016/5/11/chartex" xmlns:cx6="http://schemas.microsoft.com/office/drawing/2016/5/12/chartex" xmlns:cx7="http://schemas.microsoft.com/office/drawing/2016/5/13/chartex" xmlns:cx8="http://schemas.microsoft.com/office/drawing/2016/5/14/chartex" xmlns:mc="http://schemas.openxmlformats.org/markup-compatibility/2006" xmlns:aink="http://schemas.microsoft.com/office/drawing/2016/ink" xmlns:am3d="http://schemas.microsoft.com/office/drawing/2017/model3d" xmlns:o="urn:schemas-microsoft-com:office:office" xmlns:oel="http://schemas.microsoft.com/office/2019/extlst" xmlns:r="http://schemas.openxmlformats.org/officeDocument/2006/relationships" xmlns:m="http://schemas.openxmlformats.org/officeDocument/2006/math" xmlns:v="urn:schemas-microsoft-com:vml" xmlns:wp14="http://schemas.microsoft.com/office/word/2010/wordprocessingDrawing" xmlns:wp="http://schemas.openxmlformats.org/drawingml/2006/wordprocessingDrawing" xmlns:w10="urn:schemas-microsoft-com:office:word" xmlns:w="http://schemas.openxmlformats.org/wordprocessingml/2006/main" xmlns:w14="http://schemas.microsoft.com/office/word/2010/wordml" xmlns:w15="http://schemas.microsoft.com/office/word/2012/wordml" xmlns:w16cex="http://schemas.microsoft.com/office/word/2018/wordml/cex" xmlns:w16cid="http://schemas.microsoft.com/office/word/2016/wordml/cid" xmlns:w16="http://schemas.microsoft.com/office/word/2018/wordml" xmlns:w16du="http://schemas.microsoft.com/office/word/2023/wordml/word16du" xmlns:w16sdtdh="http://schemas.microsoft.com/office/word/2020/wordml/sdtdatahash" xmlns:w16se="http://schemas.microsoft.com/office/word/2015/wordml/symex" xmlns:wpg="http://schemas.microsoft.com/office/word/2010/wordprocessingGroup" xmlns:wpi="http://schemas.microsoft.com/office/word/2010/wordprocessingInk" xmlns:wne="http://schemas.microsoft.com/office/word/2006/wordml" xmlns:wps="http://schemas.microsoft.com/office/word/2010/wordprocessingShape" mc:Ignorable="w14 w15 w16se w16cid w16 w16cex w16sdtdh w16du wp14">
+<w:endnotes xmlns:wpc="http://schemas.microsoft.com/office/word/2010/wordprocessingCanvas" xmlns:cx="http://schemas.microsoft.com/office/drawing/2014/chartex" xmlns:cx1="http://schemas.microsoft.com/office/drawing/2015/9/8/chartex" xmlns:cx2="http://schemas.microsoft.com/office/drawing/2015/10/21/chartex" xmlns:cx3="http://schemas.microsoft.com/office/drawing/2016/5/9/chartex" xmlns:cx4="http://schemas.microsoft.com/office/drawing/2016/5/10/chartex" xmlns:cx5="http://schemas.microsoft.com/office/drawing/2016/5/11/chartex" xmlns:cx6="http://schemas.microsoft.com/office/drawing/2016/5/12/chartex" xmlns:cx7="http://schemas.microsoft.com/office/drawing/2016/5/13/chartex" xmlns:cx8="http://schemas.microsoft.com/office/drawing/2016/5/14/chartex" xmlns:mc="http://schemas.openxmlformats.org/markup-compatibility/2006" xmlns:aink="http://schemas.microsoft.com/office/drawing/2016/ink" xmlns:am3d="http://schemas.microsoft.com/office/drawing/2017/model3d" xmlns:o="urn:schemas-microsoft-com:office:office" xmlns:oel="http://schemas.microsoft.com/office/2019/extlst" xmlns:r="http://schemas.openxmlformats.org/officeDocument/2006/relationships" xmlns:m="http://schemas.openxmlformats.org/officeDocument/2006/math" xmlns:v="urn:schemas-microsoft-com:vml" xmlns:wp14="http://schemas.microsoft.com/office/word/2010/wordprocessingDrawing" xmlns:wp="http://schemas.openxmlformats.org/drawingml/2006/wordprocessingDrawing" xmlns:w10="urn:schemas-microsoft-com:office:word" xmlns:w="http://schemas.openxmlformats.org/wordprocessingml/2006/main" xmlns:w14="http://schemas.microsoft.com/office/word/2010/wordml" xmlns:w15="http://schemas.microsoft.com/office/word/2012/wordml" xmlns:w16cex="http://schemas.microsoft.com/office/word/2018/wordml/cex" xmlns:w16cid="http://schemas.microsoft.com/office/word/2016/wordml/cid" xmlns:w16="http://schemas.microsoft.com/office/word/2018/wordml" xmlns:w16du="http://schemas.microsoft.com/office/word/2023/wordml/word16du" xmlns:w16sdtdh="http://schemas.microsoft.com/office/word/2020/wordml/sdtdatahash" xmlns:w16sdtfl="http://schemas.microsoft.com/office/word/2024/wordml/sdtformatlock" xmlns:w16se="http://schemas.microsoft.com/office/word/2015/wordml/symex" xmlns:wpg="http://schemas.microsoft.com/office/word/2010/wordprocessingGroup" xmlns:wpi="http://schemas.microsoft.com/office/word/2010/wordprocessingInk" xmlns:wne="http://schemas.microsoft.com/office/word/2006/wordml" xmlns:wps="http://schemas.microsoft.com/office/word/2010/wordprocessingShape" mc:Ignorable="w14 w15 w16se w16cid w16 w16cex w16sdtdh w16sdtfl w16du wp14">
   <w:endnote w:type="separator" w:id="-1">
     <w:p>
       <w:r>
@@ -12179,7 +12433,7 @@
 </file>
 
 <file path=word/footer1.xml><?xml version="1.0" encoding="utf-8"?>
-<w:ftr xmlns:wpc="http://schemas.microsoft.com/office/word/2010/wordprocessingCanvas" xmlns:cx="http://schemas.microsoft.com/office/drawing/2014/chartex" xmlns:cx1="http://schemas.microsoft.com/office/drawing/2015/9/8/chartex" xmlns:cx2="http://schemas.microsoft.com/office/drawing/2015/10/21/chartex" xmlns:cx3="http://schemas.microsoft.com/office/drawing/2016/5/9/chartex" xmlns:cx4="http://schemas.microsoft.com/office/drawing/2016/5/10/chartex" xmlns:cx5="http://schemas.microsoft.com/office/drawing/2016/5/11/chartex" xmlns:cx6="http://schemas.microsoft.com/office/drawing/2016/5/12/chartex" xmlns:cx7="http://schemas.microsoft.com/office/drawing/2016/5/13/chartex" xmlns:cx8="http://schemas.microsoft.com/office/drawing/2016/5/14/chartex" xmlns:mc="http://schemas.openxmlformats.org/markup-compatibility/2006" xmlns:aink="http://schemas.microsoft.com/office/drawing/2016/ink" xmlns:am3d="http://schemas.microsoft.com/office/drawing/2017/model3d" xmlns:o="urn:schemas-microsoft-com:office:office" xmlns:oel="http://schemas.microsoft.com/office/2019/extlst" xmlns:r="http://schemas.openxmlformats.org/officeDocument/2006/relationships" xmlns:m="http://schemas.openxmlformats.org/officeDocument/2006/math" xmlns:v="urn:schemas-microsoft-com:vml" xmlns:wp14="http://schemas.microsoft.com/office/word/2010/wordprocessingDrawing" xmlns:wp="http://schemas.openxmlformats.org/drawingml/2006/wordprocessingDrawing" xmlns:w10="urn:schemas-microsoft-com:office:word" xmlns:w="http://schemas.openxmlformats.org/wordprocessingml/2006/main" xmlns:w14="http://schemas.microsoft.com/office/word/2010/wordml" xmlns:w15="http://schemas.microsoft.com/office/word/2012/wordml" xmlns:w16cex="http://schemas.microsoft.com/office/word/2018/wordml/cex" xmlns:w16cid="http://schemas.microsoft.com/office/word/2016/wordml/cid" xmlns:w16="http://schemas.microsoft.com/office/word/2018/wordml" xmlns:w16du="http://schemas.microsoft.com/office/word/2023/wordml/word16du" xmlns:w16sdtdh="http://schemas.microsoft.com/office/word/2020/wordml/sdtdatahash" xmlns:w16se="http://schemas.microsoft.com/office/word/2015/wordml/symex" xmlns:wpg="http://schemas.microsoft.com/office/word/2010/wordprocessingGroup" xmlns:wpi="http://schemas.microsoft.com/office/word/2010/wordprocessingInk" xmlns:wne="http://schemas.microsoft.com/office/word/2006/wordml" xmlns:wps="http://schemas.microsoft.com/office/word/2010/wordprocessingShape" mc:Ignorable="w14 w15 w16se w16cid w16 w16cex w16sdtdh w16du wp14">
+<w:ftr xmlns:wpc="http://schemas.microsoft.com/office/word/2010/wordprocessingCanvas" xmlns:cx="http://schemas.microsoft.com/office/drawing/2014/chartex" xmlns:cx1="http://schemas.microsoft.com/office/drawing/2015/9/8/chartex" xmlns:cx2="http://schemas.microsoft.com/office/drawing/2015/10/21/chartex" xmlns:cx3="http://schemas.microsoft.com/office/drawing/2016/5/9/chartex" xmlns:cx4="http://schemas.microsoft.com/office/drawing/2016/5/10/chartex" xmlns:cx5="http://schemas.microsoft.com/office/drawing/2016/5/11/chartex" xmlns:cx6="http://schemas.microsoft.com/office/drawing/2016/5/12/chartex" xmlns:cx7="http://schemas.microsoft.com/office/drawing/2016/5/13/chartex" xmlns:cx8="http://schemas.microsoft.com/office/drawing/2016/5/14/chartex" xmlns:mc="http://schemas.openxmlformats.org/markup-compatibility/2006" xmlns:aink="http://schemas.microsoft.com/office/drawing/2016/ink" xmlns:am3d="http://schemas.microsoft.com/office/drawing/2017/model3d" xmlns:o="urn:schemas-microsoft-com:office:office" xmlns:oel="http://schemas.microsoft.com/office/2019/extlst" xmlns:r="http://schemas.openxmlformats.org/officeDocument/2006/relationships" xmlns:m="http://schemas.openxmlformats.org/officeDocument/2006/math" xmlns:v="urn:schemas-microsoft-com:vml" xmlns:wp14="http://schemas.microsoft.com/office/word/2010/wordprocessingDrawing" xmlns:wp="http://schemas.openxmlformats.org/drawingml/2006/wordprocessingDrawing" xmlns:w10="urn:schemas-microsoft-com:office:word" xmlns:w="http://schemas.openxmlformats.org/wordprocessingml/2006/main" xmlns:w14="http://schemas.microsoft.com/office/word/2010/wordml" xmlns:w15="http://schemas.microsoft.com/office/word/2012/wordml" xmlns:w16cex="http://schemas.microsoft.com/office/word/2018/wordml/cex" xmlns:w16cid="http://schemas.microsoft.com/office/word/2016/wordml/cid" xmlns:w16="http://schemas.microsoft.com/office/word/2018/wordml" xmlns:w16du="http://schemas.microsoft.com/office/word/2023/wordml/word16du" xmlns:w16sdtdh="http://schemas.microsoft.com/office/word/2020/wordml/sdtdatahash" xmlns:w16sdtfl="http://schemas.microsoft.com/office/word/2024/wordml/sdtformatlock" xmlns:w16se="http://schemas.microsoft.com/office/word/2015/wordml/symex" xmlns:wpg="http://schemas.microsoft.com/office/word/2010/wordprocessingGroup" xmlns:wpi="http://schemas.microsoft.com/office/word/2010/wordprocessingInk" xmlns:wne="http://schemas.microsoft.com/office/word/2006/wordml" xmlns:wps="http://schemas.microsoft.com/office/word/2010/wordprocessingShape" mc:Ignorable="w14 w15 w16se w16cid w16 w16cex w16sdtdh w16sdtfl w16du wp14">
   <w:sdt>
     <w:sdtPr>
       <w:rPr>
@@ -12231,7 +12485,7 @@
 </file>
 
 <file path=word/footer2.xml><?xml version="1.0" encoding="utf-8"?>
-<w:ftr xmlns:wpc="http://schemas.microsoft.com/office/word/2010/wordprocessingCanvas" xmlns:cx="http://schemas.microsoft.com/office/drawing/2014/chartex" xmlns:cx1="http://schemas.microsoft.com/office/drawing/2015/9/8/chartex" xmlns:cx2="http://schemas.microsoft.com/office/drawing/2015/10/21/chartex" xmlns:cx3="http://schemas.microsoft.com/office/drawing/2016/5/9/chartex" xmlns:cx4="http://schemas.microsoft.com/office/drawing/2016/5/10/chartex" xmlns:cx5="http://schemas.microsoft.com/office/drawing/2016/5/11/chartex" xmlns:cx6="http://schemas.microsoft.com/office/drawing/2016/5/12/chartex" xmlns:cx7="http://schemas.microsoft.com/office/drawing/2016/5/13/chartex" xmlns:cx8="http://schemas.microsoft.com/office/drawing/2016/5/14/chartex" xmlns:mc="http://schemas.openxmlformats.org/markup-compatibility/2006" xmlns:aink="http://schemas.microsoft.com/office/drawing/2016/ink" xmlns:am3d="http://schemas.microsoft.com/office/drawing/2017/model3d" xmlns:o="urn:schemas-microsoft-com:office:office" xmlns:oel="http://schemas.microsoft.com/office/2019/extlst" xmlns:r="http://schemas.openxmlformats.org/officeDocument/2006/relationships" xmlns:m="http://schemas.openxmlformats.org/officeDocument/2006/math" xmlns:v="urn:schemas-microsoft-com:vml" xmlns:wp14="http://schemas.microsoft.com/office/word/2010/wordprocessingDrawing" xmlns:wp="http://schemas.openxmlformats.org/drawingml/2006/wordprocessingDrawing" xmlns:w10="urn:schemas-microsoft-com:office:word" xmlns:w="http://schemas.openxmlformats.org/wordprocessingml/2006/main" xmlns:w14="http://schemas.microsoft.com/office/word/2010/wordml" xmlns:w15="http://schemas.microsoft.com/office/word/2012/wordml" xmlns:w16cex="http://schemas.microsoft.com/office/word/2018/wordml/cex" xmlns:w16cid="http://schemas.microsoft.com/office/word/2016/wordml/cid" xmlns:w16="http://schemas.microsoft.com/office/word/2018/wordml" xmlns:w16du="http://schemas.microsoft.com/office/word/2023/wordml/word16du" xmlns:w16sdtdh="http://schemas.microsoft.com/office/word/2020/wordml/sdtdatahash" xmlns:w16se="http://schemas.microsoft.com/office/word/2015/wordml/symex" xmlns:wpg="http://schemas.microsoft.com/office/word/2010/wordprocessingGroup" xmlns:wpi="http://schemas.microsoft.com/office/word/2010/wordprocessingInk" xmlns:wne="http://schemas.microsoft.com/office/word/2006/wordml" xmlns:wps="http://schemas.microsoft.com/office/word/2010/wordprocessingShape" mc:Ignorable="w14 w15 w16se w16cid w16 w16cex w16sdtdh w16du wp14">
+<w:ftr xmlns:wpc="http://schemas.microsoft.com/office/word/2010/wordprocessingCanvas" xmlns:cx="http://schemas.microsoft.com/office/drawing/2014/chartex" xmlns:cx1="http://schemas.microsoft.com/office/drawing/2015/9/8/chartex" xmlns:cx2="http://schemas.microsoft.com/office/drawing/2015/10/21/chartex" xmlns:cx3="http://schemas.microsoft.com/office/drawing/2016/5/9/chartex" xmlns:cx4="http://schemas.microsoft.com/office/drawing/2016/5/10/chartex" xmlns:cx5="http://schemas.microsoft.com/office/drawing/2016/5/11/chartex" xmlns:cx6="http://schemas.microsoft.com/office/drawing/2016/5/12/chartex" xmlns:cx7="http://schemas.microsoft.com/office/drawing/2016/5/13/chartex" xmlns:cx8="http://schemas.microsoft.com/office/drawing/2016/5/14/chartex" xmlns:mc="http://schemas.openxmlformats.org/markup-compatibility/2006" xmlns:aink="http://schemas.microsoft.com/office/drawing/2016/ink" xmlns:am3d="http://schemas.microsoft.com/office/drawing/2017/model3d" xmlns:o="urn:schemas-microsoft-com:office:office" xmlns:oel="http://schemas.microsoft.com/office/2019/extlst" xmlns:r="http://schemas.openxmlformats.org/officeDocument/2006/relationships" xmlns:m="http://schemas.openxmlformats.org/officeDocument/2006/math" xmlns:v="urn:schemas-microsoft-com:vml" xmlns:wp14="http://schemas.microsoft.com/office/word/2010/wordprocessingDrawing" xmlns:wp="http://schemas.openxmlformats.org/drawingml/2006/wordprocessingDrawing" xmlns:w10="urn:schemas-microsoft-com:office:word" xmlns:w="http://schemas.openxmlformats.org/wordprocessingml/2006/main" xmlns:w14="http://schemas.microsoft.com/office/word/2010/wordml" xmlns:w15="http://schemas.microsoft.com/office/word/2012/wordml" xmlns:w16cex="http://schemas.microsoft.com/office/word/2018/wordml/cex" xmlns:w16cid="http://schemas.microsoft.com/office/word/2016/wordml/cid" xmlns:w16="http://schemas.microsoft.com/office/word/2018/wordml" xmlns:w16du="http://schemas.microsoft.com/office/word/2023/wordml/word16du" xmlns:w16sdtdh="http://schemas.microsoft.com/office/word/2020/wordml/sdtdatahash" xmlns:w16sdtfl="http://schemas.microsoft.com/office/word/2024/wordml/sdtformatlock" xmlns:w16se="http://schemas.microsoft.com/office/word/2015/wordml/symex" xmlns:wpg="http://schemas.microsoft.com/office/word/2010/wordprocessingGroup" xmlns:wpi="http://schemas.microsoft.com/office/word/2010/wordprocessingInk" xmlns:wne="http://schemas.microsoft.com/office/word/2006/wordml" xmlns:wps="http://schemas.microsoft.com/office/word/2010/wordprocessingShape" mc:Ignorable="w14 w15 w16se w16cid w16 w16cex w16sdtdh w16sdtfl w16du wp14">
   <w:p>
     <w:pPr>
       <w:pStyle w:val="Footer"/>
@@ -12342,7 +12596,7 @@
 </file>
 
 <file path=word/footnotes.xml><?xml version="1.0" encoding="utf-8"?>
-<w:footnotes xmlns:wpc="http://schemas.microsoft.com/office/word/2010/wordprocessingCanvas" xmlns:cx="http://schemas.microsoft.com/office/drawing/2014/chartex" xmlns:cx1="http://schemas.microsoft.com/office/drawing/2015/9/8/chartex" xmlns:cx2="http://schemas.microsoft.com/office/drawing/2015/10/21/chartex" xmlns:cx3="http://schemas.microsoft.com/office/drawing/2016/5/9/chartex" xmlns:cx4="http://schemas.microsoft.com/office/drawing/2016/5/10/chartex" xmlns:cx5="http://schemas.microsoft.com/office/drawing/2016/5/11/chartex" xmlns:cx6="http://schemas.microsoft.com/office/drawing/2016/5/12/chartex" xmlns:cx7="http://schemas.microsoft.com/office/drawing/2016/5/13/chartex" xmlns:cx8="http://schemas.microsoft.com/office/drawing/2016/5/14/chartex" xmlns:mc="http://schemas.openxmlformats.org/markup-compatibility/2006" xmlns:aink="http://schemas.microsoft.com/office/drawing/2016/ink" xmlns:am3d="http://schemas.microsoft.com/office/drawing/2017/model3d" xmlns:o="urn:schemas-microsoft-com:office:office" xmlns:oel="http://schemas.microsoft.com/office/2019/extlst" xmlns:r="http://schemas.openxmlformats.org/officeDocument/2006/relationships" xmlns:m="http://schemas.openxmlformats.org/officeDocument/2006/math" xmlns:v="urn:schemas-microsoft-com:vml" xmlns:wp14="http://schemas.microsoft.com/office/word/2010/wordprocessingDrawing" xmlns:wp="http://schemas.openxmlformats.org/drawingml/2006/wordprocessingDrawing" xmlns:w10="urn:schemas-microsoft-com:office:word" xmlns:w="http://schemas.openxmlformats.org/wordprocessingml/2006/main" xmlns:w14="http://schemas.microsoft.com/office/word/2010/wordml" xmlns:w15="http://schemas.microsoft.com/office/word/2012/wordml" xmlns:w16cex="http://schemas.microsoft.com/office/word/2018/wordml/cex" xmlns:w16cid="http://schemas.microsoft.com/office/word/2016/wordml/cid" xmlns:w16="http://schemas.microsoft.com/office/word/2018/wordml" xmlns:w16du="http://schemas.microsoft.com/office/word/2023/wordml/word16du" xmlns:w16sdtdh="http://schemas.microsoft.com/office/word/2020/wordml/sdtdatahash" xmlns:w16se="http://schemas.microsoft.com/office/word/2015/wordml/symex" xmlns:wpg="http://schemas.microsoft.com/office/word/2010/wordprocessingGroup" xmlns:wpi="http://schemas.microsoft.com/office/word/2010/wordprocessingInk" xmlns:wne="http://schemas.microsoft.com/office/word/2006/wordml" xmlns:wps="http://schemas.microsoft.com/office/word/2010/wordprocessingShape" mc:Ignorable="w14 w15 w16se w16cid w16 w16cex w16sdtdh w16du wp14">
+<w:footnotes xmlns:wpc="http://schemas.microsoft.com/office/word/2010/wordprocessingCanvas" xmlns:cx="http://schemas.microsoft.com/office/drawing/2014/chartex" xmlns:cx1="http://schemas.microsoft.com/office/drawing/2015/9/8/chartex" xmlns:cx2="http://schemas.microsoft.com/office/drawing/2015/10/21/chartex" xmlns:cx3="http://schemas.microsoft.com/office/drawing/2016/5/9/chartex" xmlns:cx4="http://schemas.microsoft.com/office/drawing/2016/5/10/chartex" xmlns:cx5="http://schemas.microsoft.com/office/drawing/2016/5/11/chartex" xmlns:cx6="http://schemas.microsoft.com/office/drawing/2016/5/12/chartex" xmlns:cx7="http://schemas.microsoft.com/office/drawing/2016/5/13/chartex" xmlns:cx8="http://schemas.microsoft.com/office/drawing/2016/5/14/chartex" xmlns:mc="http://schemas.openxmlformats.org/markup-compatibility/2006" xmlns:aink="http://schemas.microsoft.com/office/drawing/2016/ink" xmlns:am3d="http://schemas.microsoft.com/office/drawing/2017/model3d" xmlns:o="urn:schemas-microsoft-com:office:office" xmlns:oel="http://schemas.microsoft.com/office/2019/extlst" xmlns:r="http://schemas.openxmlformats.org/officeDocument/2006/relationships" xmlns:m="http://schemas.openxmlformats.org/officeDocument/2006/math" xmlns:v="urn:schemas-microsoft-com:vml" xmlns:wp14="http://schemas.microsoft.com/office/word/2010/wordprocessingDrawing" xmlns:wp="http://schemas.openxmlformats.org/drawingml/2006/wordprocessingDrawing" xmlns:w10="urn:schemas-microsoft-com:office:word" xmlns:w="http://schemas.openxmlformats.org/wordprocessingml/2006/main" xmlns:w14="http://schemas.microsoft.com/office/word/2010/wordml" xmlns:w15="http://schemas.microsoft.com/office/word/2012/wordml" xmlns:w16cex="http://schemas.microsoft.com/office/word/2018/wordml/cex" xmlns:w16cid="http://schemas.microsoft.com/office/word/2016/wordml/cid" xmlns:w16="http://schemas.microsoft.com/office/word/2018/wordml" xmlns:w16du="http://schemas.microsoft.com/office/word/2023/wordml/word16du" xmlns:w16sdtdh="http://schemas.microsoft.com/office/word/2020/wordml/sdtdatahash" xmlns:w16sdtfl="http://schemas.microsoft.com/office/word/2024/wordml/sdtformatlock" xmlns:w16se="http://schemas.microsoft.com/office/word/2015/wordml/symex" xmlns:wpg="http://schemas.microsoft.com/office/word/2010/wordprocessingGroup" xmlns:wpi="http://schemas.microsoft.com/office/word/2010/wordprocessingInk" xmlns:wne="http://schemas.microsoft.com/office/word/2006/wordml" xmlns:wps="http://schemas.microsoft.com/office/word/2010/wordprocessingShape" mc:Ignorable="w14 w15 w16se w16cid w16 w16cex w16sdtdh w16sdtfl w16du wp14">
   <w:footnote w:type="separator" w:id="-1">
     <w:p>
       <w:r>
@@ -12361,7 +12615,7 @@
 </file>
 
 <file path=word/numbering.xml><?xml version="1.0" encoding="utf-8"?>
-<w:numbering xmlns:wpc="http://schemas.microsoft.com/office/word/2010/wordprocessingCanvas" xmlns:cx="http://schemas.microsoft.com/office/drawing/2014/chartex" xmlns:cx1="http://schemas.microsoft.com/office/drawing/2015/9/8/chartex" xmlns:cx2="http://schemas.microsoft.com/office/drawing/2015/10/21/chartex" xmlns:cx3="http://schemas.microsoft.com/office/drawing/2016/5/9/chartex" xmlns:cx4="http://schemas.microsoft.com/office/drawing/2016/5/10/chartex" xmlns:cx5="http://schemas.microsoft.com/office/drawing/2016/5/11/chartex" xmlns:cx6="http://schemas.microsoft.com/office/drawing/2016/5/12/chartex" xmlns:cx7="http://schemas.microsoft.com/office/drawing/2016/5/13/chartex" xmlns:cx8="http://schemas.microsoft.com/office/drawing/2016/5/14/chartex" xmlns:mc="http://schemas.openxmlformats.org/markup-compatibility/2006" xmlns:aink="http://schemas.microsoft.com/office/drawing/2016/ink" xmlns:am3d="http://schemas.microsoft.com/office/drawing/2017/model3d" xmlns:o="urn:schemas-microsoft-com:office:office" xmlns:oel="http://schemas.microsoft.com/office/2019/extlst" xmlns:r="http://schemas.openxmlformats.org/officeDocument/2006/relationships" xmlns:m="http://schemas.openxmlformats.org/officeDocument/2006/math" xmlns:v="urn:schemas-microsoft-com:vml" xmlns:wp14="http://schemas.microsoft.com/office/word/2010/wordprocessingDrawing" xmlns:wp="http://schemas.openxmlformats.org/drawingml/2006/wordprocessingDrawing" xmlns:w10="urn:schemas-microsoft-com:office:word" xmlns:w="http://schemas.openxmlformats.org/wordprocessingml/2006/main" xmlns:w14="http://schemas.microsoft.com/office/word/2010/wordml" xmlns:w15="http://schemas.microsoft.com/office/word/2012/wordml" xmlns:w16cex="http://schemas.microsoft.com/office/word/2018/wordml/cex" xmlns:w16cid="http://schemas.microsoft.com/office/word/2016/wordml/cid" xmlns:w16="http://schemas.microsoft.com/office/word/2018/wordml" xmlns:w16du="http://schemas.microsoft.com/office/word/2023/wordml/word16du" xmlns:w16sdtdh="http://schemas.microsoft.com/office/word/2020/wordml/sdtdatahash" xmlns:w16se="http://schemas.microsoft.com/office/word/2015/wordml/symex" xmlns:wpg="http://schemas.microsoft.com/office/word/2010/wordprocessingGroup" xmlns:wpi="http://schemas.microsoft.com/office/word/2010/wordprocessingInk" xmlns:wne="http://schemas.microsoft.com/office/word/2006/wordml" xmlns:wps="http://schemas.microsoft.com/office/word/2010/wordprocessingShape" mc:Ignorable="w14 w15 w16se w16cid w16 w16cex w16sdtdh w16du wp14">
+<w:numbering xmlns:wpc="http://schemas.microsoft.com/office/word/2010/wordprocessingCanvas" xmlns:cx="http://schemas.microsoft.com/office/drawing/2014/chartex" xmlns:cx1="http://schemas.microsoft.com/office/drawing/2015/9/8/chartex" xmlns:cx2="http://schemas.microsoft.com/office/drawing/2015/10/21/chartex" xmlns:cx3="http://schemas.microsoft.com/office/drawing/2016/5/9/chartex" xmlns:cx4="http://schemas.microsoft.com/office/drawing/2016/5/10/chartex" xmlns:cx5="http://schemas.microsoft.com/office/drawing/2016/5/11/chartex" xmlns:cx6="http://schemas.microsoft.com/office/drawing/2016/5/12/chartex" xmlns:cx7="http://schemas.microsoft.com/office/drawing/2016/5/13/chartex" xmlns:cx8="http://schemas.microsoft.com/office/drawing/2016/5/14/chartex" xmlns:mc="http://schemas.openxmlformats.org/markup-compatibility/2006" xmlns:aink="http://schemas.microsoft.com/office/drawing/2016/ink" xmlns:am3d="http://schemas.microsoft.com/office/drawing/2017/model3d" xmlns:o="urn:schemas-microsoft-com:office:office" xmlns:oel="http://schemas.microsoft.com/office/2019/extlst" xmlns:r="http://schemas.openxmlformats.org/officeDocument/2006/relationships" xmlns:m="http://schemas.openxmlformats.org/officeDocument/2006/math" xmlns:v="urn:schemas-microsoft-com:vml" xmlns:wp14="http://schemas.microsoft.com/office/word/2010/wordprocessingDrawing" xmlns:wp="http://schemas.openxmlformats.org/drawingml/2006/wordprocessingDrawing" xmlns:w10="urn:schemas-microsoft-com:office:word" xmlns:w="http://schemas.openxmlformats.org/wordprocessingml/2006/main" xmlns:w14="http://schemas.microsoft.com/office/word/2010/wordml" xmlns:w15="http://schemas.microsoft.com/office/word/2012/wordml" xmlns:w16cex="http://schemas.microsoft.com/office/word/2018/wordml/cex" xmlns:w16cid="http://schemas.microsoft.com/office/word/2016/wordml/cid" xmlns:w16="http://schemas.microsoft.com/office/word/2018/wordml" xmlns:w16du="http://schemas.microsoft.com/office/word/2023/wordml/word16du" xmlns:w16sdtdh="http://schemas.microsoft.com/office/word/2020/wordml/sdtdatahash" xmlns:w16sdtfl="http://schemas.microsoft.com/office/word/2024/wordml/sdtformatlock" xmlns:w16se="http://schemas.microsoft.com/office/word/2015/wordml/symex" xmlns:wpg="http://schemas.microsoft.com/office/word/2010/wordprocessingGroup" xmlns:wpi="http://schemas.microsoft.com/office/word/2010/wordprocessingInk" xmlns:wne="http://schemas.microsoft.com/office/word/2006/wordml" xmlns:wps="http://schemas.microsoft.com/office/word/2010/wordprocessingShape" mc:Ignorable="w14 w15 w16se w16cid w16 w16cex w16sdtdh w16sdtfl w16du wp14">
   <w:abstractNum w:abstractNumId="0" w15:restartNumberingAfterBreak="0">
     <w:nsid w:val="05537A28"/>
     <w:multiLevelType w:val="hybridMultilevel"/>
@@ -15900,8 +16154,16 @@
 </w:numbering>
 </file>
 
+<file path=word/people.xml><?xml version="1.0" encoding="utf-8"?>
+<w15:people xmlns:wpc="http://schemas.microsoft.com/office/word/2010/wordprocessingCanvas" xmlns:cx="http://schemas.microsoft.com/office/drawing/2014/chartex" xmlns:cx1="http://schemas.microsoft.com/office/drawing/2015/9/8/chartex" xmlns:cx2="http://schemas.microsoft.com/office/drawing/2015/10/21/chartex" xmlns:cx3="http://schemas.microsoft.com/office/drawing/2016/5/9/chartex" xmlns:cx4="http://schemas.microsoft.com/office/drawing/2016/5/10/chartex" xmlns:cx5="http://schemas.microsoft.com/office/drawing/2016/5/11/chartex" xmlns:cx6="http://schemas.microsoft.com/office/drawing/2016/5/12/chartex" xmlns:cx7="http://schemas.microsoft.com/office/drawing/2016/5/13/chartex" xmlns:cx8="http://schemas.microsoft.com/office/drawing/2016/5/14/chartex" xmlns:mc="http://schemas.openxmlformats.org/markup-compatibility/2006" xmlns:aink="http://schemas.microsoft.com/office/drawing/2016/ink" xmlns:am3d="http://schemas.microsoft.com/office/drawing/2017/model3d" xmlns:o="urn:schemas-microsoft-com:office:office" xmlns:oel="http://schemas.microsoft.com/office/2019/extlst" xmlns:r="http://schemas.openxmlformats.org/officeDocument/2006/relationships" xmlns:m="http://schemas.openxmlformats.org/officeDocument/2006/math" xmlns:v="urn:schemas-microsoft-com:vml" xmlns:wp14="http://schemas.microsoft.com/office/word/2010/wordprocessingDrawing" xmlns:wp="http://schemas.openxmlformats.org/drawingml/2006/wordprocessingDrawing" xmlns:w10="urn:schemas-microsoft-com:office:word" xmlns:w="http://schemas.openxmlformats.org/wordprocessingml/2006/main" xmlns:w14="http://schemas.microsoft.com/office/word/2010/wordml" xmlns:w15="http://schemas.microsoft.com/office/word/2012/wordml" xmlns:w16cex="http://schemas.microsoft.com/office/word/2018/wordml/cex" xmlns:w16cid="http://schemas.microsoft.com/office/word/2016/wordml/cid" xmlns:w16="http://schemas.microsoft.com/office/word/2018/wordml" xmlns:w16du="http://schemas.microsoft.com/office/word/2023/wordml/word16du" xmlns:w16sdtdh="http://schemas.microsoft.com/office/word/2020/wordml/sdtdatahash" xmlns:w16sdtfl="http://schemas.microsoft.com/office/word/2024/wordml/sdtformatlock" xmlns:w16se="http://schemas.microsoft.com/office/word/2015/wordml/symex" xmlns:wpg="http://schemas.microsoft.com/office/word/2010/wordprocessingGroup" xmlns:wpi="http://schemas.microsoft.com/office/word/2010/wordprocessingInk" xmlns:wne="http://schemas.microsoft.com/office/word/2006/wordml" xmlns:wps="http://schemas.microsoft.com/office/word/2010/wordprocessingShape" mc:Ignorable="w14 w15 w16se w16cid w16 w16cex w16sdtdh w16sdtfl w16du wp14">
+  <w15:person w15:author="Madeleine Gastonguay">
+    <w15:presenceInfo w15:providerId="AD" w15:userId="S::mgaston1@jh.edu::27723733-3cca-48c0-8d9e-d1ecf9394648"/>
+  </w15:person>
+</w15:people>
+</file>
+
 <file path=word/styles.xml><?xml version="1.0" encoding="utf-8"?>
-<w:styles xmlns:mc="http://schemas.openxmlformats.org/markup-compatibility/2006" xmlns:r="http://schemas.openxmlformats.org/officeDocument/2006/relationships" xmlns:w="http://schemas.openxmlformats.org/wordprocessingml/2006/main" xmlns:w14="http://schemas.microsoft.com/office/word/2010/wordml" xmlns:w15="http://schemas.microsoft.com/office/word/2012/wordml" xmlns:w16cex="http://schemas.microsoft.com/office/word/2018/wordml/cex" xmlns:w16cid="http://schemas.microsoft.com/office/word/2016/wordml/cid" xmlns:w16="http://schemas.microsoft.com/office/word/2018/wordml" xmlns:w16du="http://schemas.microsoft.com/office/word/2023/wordml/word16du" xmlns:w16sdtdh="http://schemas.microsoft.com/office/word/2020/wordml/sdtdatahash" xmlns:w16se="http://schemas.microsoft.com/office/word/2015/wordml/symex" mc:Ignorable="w14 w15 w16se w16cid w16 w16cex w16sdtdh w16du">
+<w:styles xmlns:mc="http://schemas.openxmlformats.org/markup-compatibility/2006" xmlns:r="http://schemas.openxmlformats.org/officeDocument/2006/relationships" xmlns:w="http://schemas.openxmlformats.org/wordprocessingml/2006/main" xmlns:w14="http://schemas.microsoft.com/office/word/2010/wordml" xmlns:w15="http://schemas.microsoft.com/office/word/2012/wordml" xmlns:w16cex="http://schemas.microsoft.com/office/word/2018/wordml/cex" xmlns:w16cid="http://schemas.microsoft.com/office/word/2016/wordml/cid" xmlns:w16="http://schemas.microsoft.com/office/word/2018/wordml" xmlns:w16du="http://schemas.microsoft.com/office/word/2023/wordml/word16du" xmlns:w16sdtdh="http://schemas.microsoft.com/office/word/2020/wordml/sdtdatahash" xmlns:w16sdtfl="http://schemas.microsoft.com/office/word/2024/wordml/sdtformatlock" xmlns:w16se="http://schemas.microsoft.com/office/word/2015/wordml/symex" mc:Ignorable="w14 w15 w16se w16cid w16 w16cex w16sdtdh w16sdtfl w16du">
   <w:docDefaults>
     <w:rPrDefault>
       <w:rPr>
